--- a/Knowledge/3-Work knowledge/1-Software Engineering/1-Software Engineering Fundamentals/5-My Source/3-Network Topologies/4-Star Topology.docx
+++ b/Knowledge/3-Work knowledge/1-Software Engineering/1-Software Engineering Fundamentals/5-My Source/3-Network Topologies/4-Star Topology.docx
@@ -4,356 +4,711 @@
   <w:body>
     <w:p>
       <w:pPr>
-        <w:pStyle w:val="Heading1"/>
+        <w:keepNext/>
+        <w:keepLines/>
+        <w:spacing w:before="360" w:after="80" w:line="276" w:lineRule="auto"/>
+        <w:outlineLvl w:val="0"/>
+        <w:rPr>
+          <w:rFonts w:asciiTheme="majorHAnsi" w:eastAsiaTheme="majorEastAsia" w:hAnsiTheme="majorHAnsi" w:cstheme="majorBidi"/>
+          <w:color w:val="2F5496" w:themeColor="accent1" w:themeShade="BF"/>
+          <w:kern w:val="0"/>
+          <w:sz w:val="40"/>
+          <w:szCs w:val="40"/>
+          <w:lang w:val="en"/>
+          <w14:ligatures w14:val="none"/>
+        </w:rPr>
       </w:pPr>
       <w:bookmarkStart w:id="0" w:name="_5b2n37qj33ua" w:colFirst="0" w:colLast="0"/>
       <w:bookmarkEnd w:id="0"/>
       <w:r>
+        <w:rPr>
+          <w:rFonts w:asciiTheme="majorHAnsi" w:eastAsiaTheme="majorEastAsia" w:hAnsiTheme="majorHAnsi" w:cstheme="majorBidi"/>
+          <w:color w:val="2F5496" w:themeColor="accent1" w:themeShade="BF"/>
+          <w:kern w:val="0"/>
+          <w:sz w:val="40"/>
+          <w:szCs w:val="40"/>
+          <w:lang w:val="en"/>
+          <w14:ligatures w14:val="none"/>
+        </w:rPr>
         <w:t>Star Topology</w:t>
       </w:r>
     </w:p>
     <w:p>
       <w:pPr>
-        <w:pStyle w:val="Heading2"/>
-      </w:pPr>
-      <w:r>
-        <w:t xml:space="preserve">What Is </w:t>
-      </w:r>
-      <w:r>
-        <w:t>Star Topology</w:t>
-      </w:r>
-      <w:r>
-        <w:t>?</w:t>
+        <w:keepNext/>
+        <w:keepLines/>
+        <w:spacing w:before="160" w:after="80" w:line="276" w:lineRule="auto"/>
+        <w:outlineLvl w:val="1"/>
+        <w:rPr>
+          <w:rFonts w:asciiTheme="majorHAnsi" w:eastAsiaTheme="majorEastAsia" w:hAnsiTheme="majorHAnsi" w:cstheme="majorBidi"/>
+          <w:color w:val="2F5496" w:themeColor="accent1" w:themeShade="BF"/>
+          <w:kern w:val="0"/>
+          <w:sz w:val="32"/>
+          <w:szCs w:val="32"/>
+          <w:lang w:val="en"/>
+          <w14:ligatures w14:val="none"/>
+        </w:rPr>
+      </w:pPr>
+      <w:r>
+        <w:rPr>
+          <w:rFonts w:asciiTheme="majorHAnsi" w:eastAsiaTheme="majorEastAsia" w:hAnsiTheme="majorHAnsi" w:cstheme="majorBidi"/>
+          <w:color w:val="2F5496" w:themeColor="accent1" w:themeShade="BF"/>
+          <w:kern w:val="0"/>
+          <w:sz w:val="32"/>
+          <w:szCs w:val="32"/>
+          <w:lang w:val="en"/>
+          <w14:ligatures w14:val="none"/>
+        </w:rPr>
+        <w:t>What Is Star Topology?</w:t>
       </w:r>
     </w:p>
     <w:p>
       <w:pPr>
-        <w:spacing w:before="240" w:after="240"/>
-      </w:pPr>
-      <w:r>
-        <w:rPr>
-          <w:b/>
+        <w:spacing w:before="240" w:after="240" w:line="276" w:lineRule="auto"/>
+        <w:rPr>
+          <w:rFonts w:ascii="Arial" w:eastAsia="Arial" w:hAnsi="Arial" w:cs="Arial"/>
+          <w:kern w:val="0"/>
+          <w:sz w:val="22"/>
+          <w:szCs w:val="22"/>
+          <w:lang w:val="en"/>
+          <w14:ligatures w14:val="none"/>
+        </w:rPr>
+      </w:pPr>
+      <w:r>
+        <w:rPr>
+          <w:rFonts w:ascii="Arial" w:eastAsia="Arial" w:hAnsi="Arial" w:cs="Arial"/>
+          <w:b/>
+          <w:kern w:val="0"/>
+          <w:sz w:val="22"/>
+          <w:szCs w:val="22"/>
           <w:highlight w:val="darkGray"/>
+          <w:lang w:val="en"/>
+          <w14:ligatures w14:val="none"/>
         </w:rPr>
         <w:t># Source</w:t>
       </w:r>
       <w:r>
         <w:rPr>
+          <w:rFonts w:ascii="Arial" w:eastAsia="Arial" w:hAnsi="Arial" w:cs="Arial"/>
+          <w:kern w:val="0"/>
+          <w:sz w:val="22"/>
+          <w:szCs w:val="22"/>
           <w:highlight w:val="darkGray"/>
+          <w:lang w:val="en"/>
+          <w14:ligatures w14:val="none"/>
         </w:rPr>
         <w:t xml:space="preserve">: </w:t>
       </w:r>
       <w:r>
         <w:rPr>
-          <w:b/>
+          <w:rFonts w:ascii="Arial" w:eastAsia="Arial" w:hAnsi="Arial" w:cs="Arial"/>
+          <w:b/>
+          <w:kern w:val="0"/>
+          <w:sz w:val="22"/>
+          <w:szCs w:val="22"/>
           <w:highlight w:val="darkGray"/>
-        </w:rPr>
-        <w:t>Chatgpt (GPT‑5 Mini) at [12/18/2025]</w:t>
+          <w:lang w:val="en"/>
+          <w14:ligatures w14:val="none"/>
+        </w:rPr>
+        <w:t>Chatgpt (GPT</w:t>
+      </w:r>
+      <w:r>
+        <w:rPr>
+          <w:rFonts w:ascii="Cambria Math" w:eastAsia="Arial" w:hAnsi="Cambria Math" w:cs="Cambria Math"/>
+          <w:b/>
+          <w:kern w:val="0"/>
+          <w:sz w:val="22"/>
+          <w:szCs w:val="22"/>
+          <w:highlight w:val="darkGray"/>
+          <w:lang w:val="en"/>
+          <w14:ligatures w14:val="none"/>
+        </w:rPr>
+        <w:t>‑</w:t>
+      </w:r>
+      <w:r>
+        <w:rPr>
+          <w:rFonts w:ascii="Arial" w:eastAsia="Arial" w:hAnsi="Arial" w:cs="Arial"/>
+          <w:b/>
+          <w:kern w:val="0"/>
+          <w:sz w:val="22"/>
+          <w:szCs w:val="22"/>
+          <w:highlight w:val="darkGray"/>
+          <w:lang w:val="en"/>
+          <w14:ligatures w14:val="none"/>
+        </w:rPr>
+        <w:t>5 Mini) at [12/18/2025]</w:t>
       </w:r>
     </w:p>
     <w:p>
       <w:pPr>
-        <w:spacing w:before="240" w:after="240"/>
-      </w:pPr>
-      <w:r>
-        <w:rPr>
-          <w:rFonts w:ascii="Roboto Mono" w:eastAsia="Roboto Mono" w:hAnsi="Roboto Mono"/>
-          <w:sz w:val="24"/>
+        <w:spacing w:before="240" w:after="240" w:line="276" w:lineRule="auto"/>
+        <w:rPr>
+          <w:rFonts w:ascii="Arial" w:eastAsia="Arial" w:hAnsi="Arial" w:cs="Arial"/>
+          <w:kern w:val="0"/>
+          <w:sz w:val="22"/>
+          <w:szCs w:val="22"/>
+          <w:lang w:val="en"/>
+          <w14:ligatures w14:val="none"/>
+        </w:rPr>
+      </w:pPr>
+      <w:r>
+        <w:rPr>
+          <w:rFonts w:ascii="Roboto Mono" w:eastAsia="Roboto Mono" w:hAnsi="Roboto Mono" w:cs="Arial"/>
+          <w:kern w:val="0"/>
+          <w:szCs w:val="22"/>
+          <w:lang w:val="en"/>
+          <w14:ligatures w14:val="none"/>
         </w:rPr>
         <w:t xml:space="preserve">A </w:t>
       </w:r>
       <w:r>
         <w:rPr>
-          <w:rFonts w:ascii="Roboto Mono" w:eastAsia="Roboto Mono" w:hAnsi="Roboto Mono"/>
+          <w:rFonts w:ascii="Roboto Mono" w:eastAsia="Roboto Mono" w:hAnsi="Roboto Mono" w:cs="Arial"/>
           <w:b/>
           <w:bCs/>
-          <w:sz w:val="24"/>
+          <w:kern w:val="0"/>
+          <w:szCs w:val="22"/>
+          <w:lang w:val="en"/>
+          <w14:ligatures w14:val="none"/>
         </w:rPr>
         <w:t>star topology</w:t>
       </w:r>
       <w:r>
         <w:rPr>
-          <w:rFonts w:ascii="Roboto Mono" w:eastAsia="Roboto Mono" w:hAnsi="Roboto Mono"/>
-          <w:sz w:val="24"/>
+          <w:rFonts w:ascii="Roboto Mono" w:eastAsia="Roboto Mono" w:hAnsi="Roboto Mono" w:cs="Arial"/>
+          <w:kern w:val="0"/>
+          <w:szCs w:val="22"/>
+          <w:lang w:val="en"/>
+          <w14:ligatures w14:val="none"/>
         </w:rPr>
         <w:t xml:space="preserve"> is a network layout where </w:t>
       </w:r>
       <w:r>
         <w:rPr>
-          <w:rFonts w:ascii="Roboto Mono" w:eastAsia="Roboto Mono" w:hAnsi="Roboto Mono"/>
+          <w:rFonts w:ascii="Roboto Mono" w:eastAsia="Roboto Mono" w:hAnsi="Roboto Mono" w:cs="Arial"/>
           <w:b/>
           <w:bCs/>
-          <w:sz w:val="24"/>
+          <w:kern w:val="0"/>
+          <w:szCs w:val="22"/>
+          <w:lang w:val="en"/>
+          <w14:ligatures w14:val="none"/>
         </w:rPr>
         <w:t>all devices are connected to a central device</w:t>
       </w:r>
       <w:r>
         <w:rPr>
-          <w:rFonts w:ascii="Roboto Mono" w:eastAsia="Roboto Mono" w:hAnsi="Roboto Mono"/>
-          <w:sz w:val="24"/>
+          <w:rFonts w:ascii="Roboto Mono" w:eastAsia="Roboto Mono" w:hAnsi="Roboto Mono" w:cs="Arial"/>
+          <w:kern w:val="0"/>
+          <w:szCs w:val="22"/>
+          <w:lang w:val="en"/>
+          <w14:ligatures w14:val="none"/>
         </w:rPr>
         <w:t xml:space="preserve"> such as a </w:t>
       </w:r>
       <w:r>
         <w:rPr>
-          <w:rFonts w:ascii="Roboto Mono" w:eastAsia="Roboto Mono" w:hAnsi="Roboto Mono"/>
+          <w:rFonts w:ascii="Roboto Mono" w:eastAsia="Roboto Mono" w:hAnsi="Roboto Mono" w:cs="Arial"/>
           <w:b/>
           <w:bCs/>
-          <w:sz w:val="24"/>
+          <w:kern w:val="0"/>
+          <w:szCs w:val="22"/>
+          <w:lang w:val="en"/>
+          <w14:ligatures w14:val="none"/>
         </w:rPr>
         <w:t>switch</w:t>
       </w:r>
       <w:r>
         <w:rPr>
-          <w:rFonts w:ascii="Roboto Mono" w:eastAsia="Roboto Mono" w:hAnsi="Roboto Mono"/>
-          <w:sz w:val="24"/>
+          <w:rFonts w:ascii="Roboto Mono" w:eastAsia="Roboto Mono" w:hAnsi="Roboto Mono" w:cs="Arial"/>
+          <w:kern w:val="0"/>
+          <w:szCs w:val="22"/>
+          <w:lang w:val="en"/>
+          <w14:ligatures w14:val="none"/>
         </w:rPr>
         <w:t xml:space="preserve">, </w:t>
       </w:r>
       <w:r>
         <w:rPr>
-          <w:rFonts w:ascii="Roboto Mono" w:eastAsia="Roboto Mono" w:hAnsi="Roboto Mono"/>
+          <w:rFonts w:ascii="Roboto Mono" w:eastAsia="Roboto Mono" w:hAnsi="Roboto Mono" w:cs="Arial"/>
           <w:b/>
           <w:bCs/>
-          <w:sz w:val="24"/>
+          <w:kern w:val="0"/>
+          <w:szCs w:val="22"/>
+          <w:lang w:val="en"/>
+          <w14:ligatures w14:val="none"/>
         </w:rPr>
         <w:t>hub</w:t>
       </w:r>
       <w:r>
         <w:rPr>
-          <w:rFonts w:ascii="Roboto Mono" w:eastAsia="Roboto Mono" w:hAnsi="Roboto Mono"/>
-          <w:sz w:val="24"/>
+          <w:rFonts w:ascii="Roboto Mono" w:eastAsia="Roboto Mono" w:hAnsi="Roboto Mono" w:cs="Arial"/>
+          <w:kern w:val="0"/>
+          <w:szCs w:val="22"/>
+          <w:lang w:val="en"/>
+          <w14:ligatures w14:val="none"/>
         </w:rPr>
         <w:t xml:space="preserve">, or </w:t>
       </w:r>
       <w:r>
         <w:rPr>
-          <w:rFonts w:ascii="Roboto Mono" w:eastAsia="Roboto Mono" w:hAnsi="Roboto Mono"/>
+          <w:rFonts w:ascii="Roboto Mono" w:eastAsia="Roboto Mono" w:hAnsi="Roboto Mono" w:cs="Arial"/>
           <w:b/>
           <w:bCs/>
-          <w:sz w:val="24"/>
+          <w:kern w:val="0"/>
+          <w:szCs w:val="22"/>
+          <w:lang w:val="en"/>
+          <w14:ligatures w14:val="none"/>
         </w:rPr>
         <w:t>router</w:t>
       </w:r>
       <w:r>
         <w:rPr>
-          <w:rFonts w:ascii="Roboto Mono" w:eastAsia="Roboto Mono" w:hAnsi="Roboto Mono"/>
-          <w:sz w:val="24"/>
+          <w:rFonts w:ascii="Roboto Mono" w:eastAsia="Roboto Mono" w:hAnsi="Roboto Mono" w:cs="Arial"/>
+          <w:kern w:val="0"/>
+          <w:szCs w:val="22"/>
+          <w:lang w:val="en"/>
+          <w14:ligatures w14:val="none"/>
         </w:rPr>
         <w:t xml:space="preserve">. It is the most commonly used topology in modern </w:t>
       </w:r>
       <w:r>
         <w:rPr>
-          <w:rFonts w:ascii="Roboto Mono" w:eastAsia="Roboto Mono" w:hAnsi="Roboto Mono"/>
+          <w:rFonts w:ascii="Roboto Mono" w:eastAsia="Roboto Mono" w:hAnsi="Roboto Mono" w:cs="Arial"/>
           <w:b/>
           <w:bCs/>
-          <w:sz w:val="24"/>
+          <w:kern w:val="0"/>
+          <w:szCs w:val="22"/>
+          <w:lang w:val="en"/>
+          <w14:ligatures w14:val="none"/>
         </w:rPr>
         <w:t>LANs (Local Area Networks)</w:t>
       </w:r>
       <w:r>
         <w:rPr>
-          <w:rFonts w:ascii="Roboto Mono" w:eastAsia="Roboto Mono" w:hAnsi="Roboto Mono"/>
-          <w:sz w:val="24"/>
+          <w:rFonts w:ascii="Roboto Mono" w:eastAsia="Roboto Mono" w:hAnsi="Roboto Mono" w:cs="Arial"/>
+          <w:kern w:val="0"/>
+          <w:szCs w:val="22"/>
+          <w:lang w:val="en"/>
+          <w14:ligatures w14:val="none"/>
         </w:rPr>
         <w:t>.</w:t>
       </w:r>
     </w:p>
     <w:p>
-      <w:r>
-        <w:rPr>
-          <w:rFonts w:ascii="Roboto Mono" w:eastAsia="Roboto Mono" w:hAnsi="Roboto Mono"/>
-          <w:sz w:val="24"/>
-        </w:rPr>
-        <w:pict w14:anchorId="17EEAC56">
+      <w:pPr>
+        <w:spacing w:after="0" w:line="276" w:lineRule="auto"/>
+        <w:rPr>
+          <w:rFonts w:ascii="Arial" w:eastAsia="Arial" w:hAnsi="Arial" w:cs="Arial"/>
+          <w:kern w:val="0"/>
+          <w:sz w:val="22"/>
+          <w:szCs w:val="22"/>
+          <w:lang w:val="en"/>
+          <w14:ligatures w14:val="none"/>
+        </w:rPr>
+      </w:pPr>
+      <w:r>
+        <w:rPr>
+          <w:rFonts w:ascii="Roboto Mono" w:eastAsia="Roboto Mono" w:hAnsi="Roboto Mono" w:cs="Arial"/>
+          <w:kern w:val="0"/>
+          <w:szCs w:val="22"/>
+          <w:lang w:val="en"/>
+          <w14:ligatures w14:val="none"/>
+        </w:rPr>
+        <w:pict w14:anchorId="72ABDC84">
           <v:rect id="_x0000_i1025" style="width:0;height:1.5pt" o:hralign="center" o:hrstd="t" o:hr="t" fillcolor="#a0a0a0" stroked="f"/>
         </w:pict>
       </w:r>
     </w:p>
     <w:p>
       <w:pPr>
-        <w:pStyle w:val="Heading2"/>
-        <w:keepNext w:val="0"/>
-        <w:keepLines w:val="0"/>
-        <w:rPr>
+        <w:spacing w:before="160" w:after="80" w:line="276" w:lineRule="auto"/>
+        <w:outlineLvl w:val="1"/>
+        <w:rPr>
+          <w:rFonts w:asciiTheme="majorHAnsi" w:eastAsiaTheme="majorEastAsia" w:hAnsiTheme="majorHAnsi" w:cstheme="majorBidi"/>
           <w:b/>
           <w:bCs/>
+          <w:color w:val="2F5496" w:themeColor="accent1" w:themeShade="BF"/>
+          <w:kern w:val="0"/>
           <w:sz w:val="34"/>
           <w:szCs w:val="34"/>
+          <w:lang w:val="en"/>
+          <w14:ligatures w14:val="none"/>
         </w:rPr>
       </w:pPr>
       <w:bookmarkStart w:id="1" w:name="_2c7froc7gr1a" w:colFirst="0" w:colLast="0"/>
       <w:bookmarkEnd w:id="1"/>
       <w:r>
         <w:rPr>
+          <w:rFonts w:ascii="Segoe UI Emoji" w:eastAsiaTheme="majorEastAsia" w:hAnsi="Segoe UI Emoji" w:cs="Segoe UI Emoji"/>
           <w:b/>
           <w:bCs/>
+          <w:color w:val="2F5496" w:themeColor="accent1" w:themeShade="BF"/>
+          <w:kern w:val="0"/>
           <w:sz w:val="34"/>
           <w:szCs w:val="34"/>
-        </w:rPr>
-        <w:t>🧠 Simple Definition:</w:t>
+          <w:lang w:val="en"/>
+          <w14:ligatures w14:val="none"/>
+        </w:rPr>
+        <w:t>🧠</w:t>
+      </w:r>
+      <w:r>
+        <w:rPr>
+          <w:rFonts w:asciiTheme="majorHAnsi" w:eastAsiaTheme="majorEastAsia" w:hAnsiTheme="majorHAnsi" w:cstheme="majorBidi"/>
+          <w:b/>
+          <w:bCs/>
+          <w:color w:val="2F5496" w:themeColor="accent1" w:themeShade="BF"/>
+          <w:kern w:val="0"/>
+          <w:sz w:val="34"/>
+          <w:szCs w:val="34"/>
+          <w:lang w:val="en"/>
+          <w14:ligatures w14:val="none"/>
+        </w:rPr>
+        <w:t xml:space="preserve"> Simple Definition:</w:t>
       </w:r>
     </w:p>
     <w:p>
       <w:pPr>
-        <w:spacing w:before="240" w:after="240"/>
-      </w:pPr>
-      <w:r>
-        <w:rPr>
-          <w:b/>
+        <w:spacing w:before="240" w:after="240" w:line="276" w:lineRule="auto"/>
+        <w:rPr>
+          <w:rFonts w:ascii="Arial" w:eastAsia="Arial" w:hAnsi="Arial" w:cs="Arial"/>
+          <w:kern w:val="0"/>
+          <w:sz w:val="22"/>
+          <w:szCs w:val="22"/>
+          <w:lang w:val="en"/>
+          <w14:ligatures w14:val="none"/>
+        </w:rPr>
+      </w:pPr>
+      <w:r>
+        <w:rPr>
+          <w:rFonts w:ascii="Arial" w:eastAsia="Arial" w:hAnsi="Arial" w:cs="Arial"/>
+          <w:b/>
+          <w:kern w:val="0"/>
+          <w:sz w:val="22"/>
+          <w:szCs w:val="22"/>
           <w:highlight w:val="darkGray"/>
+          <w:lang w:val="en"/>
+          <w14:ligatures w14:val="none"/>
         </w:rPr>
         <w:t># Source</w:t>
       </w:r>
       <w:r>
         <w:rPr>
+          <w:rFonts w:ascii="Arial" w:eastAsia="Arial" w:hAnsi="Arial" w:cs="Arial"/>
+          <w:kern w:val="0"/>
+          <w:sz w:val="22"/>
+          <w:szCs w:val="22"/>
           <w:highlight w:val="darkGray"/>
+          <w:lang w:val="en"/>
+          <w14:ligatures w14:val="none"/>
         </w:rPr>
         <w:t xml:space="preserve">: </w:t>
       </w:r>
       <w:r>
         <w:rPr>
-          <w:b/>
+          <w:rFonts w:ascii="Arial" w:eastAsia="Arial" w:hAnsi="Arial" w:cs="Arial"/>
+          <w:b/>
+          <w:kern w:val="0"/>
+          <w:sz w:val="22"/>
+          <w:szCs w:val="22"/>
           <w:highlight w:val="darkGray"/>
-        </w:rPr>
-        <w:t>Chatgpt (GPT‑5 Mini) at [12/18/2025]</w:t>
+          <w:lang w:val="en"/>
+          <w14:ligatures w14:val="none"/>
+        </w:rPr>
+        <w:t>Chatgpt (GPT</w:t>
+      </w:r>
+      <w:r>
+        <w:rPr>
+          <w:rFonts w:ascii="Cambria Math" w:eastAsia="Arial" w:hAnsi="Cambria Math" w:cs="Cambria Math"/>
+          <w:b/>
+          <w:kern w:val="0"/>
+          <w:sz w:val="22"/>
+          <w:szCs w:val="22"/>
+          <w:highlight w:val="darkGray"/>
+          <w:lang w:val="en"/>
+          <w14:ligatures w14:val="none"/>
+        </w:rPr>
+        <w:t>‑</w:t>
+      </w:r>
+      <w:r>
+        <w:rPr>
+          <w:rFonts w:ascii="Arial" w:eastAsia="Arial" w:hAnsi="Arial" w:cs="Arial"/>
+          <w:b/>
+          <w:kern w:val="0"/>
+          <w:sz w:val="22"/>
+          <w:szCs w:val="22"/>
+          <w:highlight w:val="darkGray"/>
+          <w:lang w:val="en"/>
+          <w14:ligatures w14:val="none"/>
+        </w:rPr>
+        <w:t>5 Mini) at [12/18/2025]</w:t>
       </w:r>
     </w:p>
     <w:p>
       <w:pPr>
-        <w:spacing w:before="240" w:after="240"/>
+        <w:spacing w:before="240" w:after="240" w:line="276" w:lineRule="auto"/>
         <w:ind w:left="600" w:right="600"/>
-      </w:pPr>
-      <w:r>
-        <w:rPr>
-          <w:rFonts w:ascii="Roboto Mono" w:eastAsia="Roboto Mono" w:hAnsi="Roboto Mono"/>
-          <w:sz w:val="24"/>
+        <w:rPr>
+          <w:rFonts w:ascii="Arial" w:eastAsia="Arial" w:hAnsi="Arial" w:cs="Arial"/>
+          <w:kern w:val="0"/>
+          <w:sz w:val="22"/>
+          <w:szCs w:val="22"/>
+          <w:lang w:val="en"/>
+          <w14:ligatures w14:val="none"/>
+        </w:rPr>
+      </w:pPr>
+      <w:r>
+        <w:rPr>
+          <w:rFonts w:ascii="Roboto Mono" w:eastAsia="Roboto Mono" w:hAnsi="Roboto Mono" w:cs="Arial"/>
+          <w:kern w:val="0"/>
+          <w:szCs w:val="22"/>
+          <w:lang w:val="en"/>
+          <w14:ligatures w14:val="none"/>
         </w:rPr>
         <w:t xml:space="preserve">In a </w:t>
       </w:r>
       <w:r>
         <w:rPr>
-          <w:rFonts w:ascii="Roboto Mono" w:eastAsia="Roboto Mono" w:hAnsi="Roboto Mono"/>
+          <w:rFonts w:ascii="Roboto Mono" w:eastAsia="Roboto Mono" w:hAnsi="Roboto Mono" w:cs="Arial"/>
           <w:b/>
           <w:bCs/>
-          <w:sz w:val="24"/>
+          <w:kern w:val="0"/>
+          <w:szCs w:val="22"/>
+          <w:lang w:val="en"/>
+          <w14:ligatures w14:val="none"/>
         </w:rPr>
         <w:t>star topology</w:t>
       </w:r>
       <w:r>
         <w:rPr>
-          <w:rFonts w:ascii="Roboto Mono" w:eastAsia="Roboto Mono" w:hAnsi="Roboto Mono"/>
-          <w:sz w:val="24"/>
+          <w:rFonts w:ascii="Roboto Mono" w:eastAsia="Roboto Mono" w:hAnsi="Roboto Mono" w:cs="Arial"/>
+          <w:kern w:val="0"/>
+          <w:szCs w:val="22"/>
+          <w:lang w:val="en"/>
+          <w14:ligatures w14:val="none"/>
         </w:rPr>
         <w:t xml:space="preserve">, each device (node) has a </w:t>
       </w:r>
       <w:r>
         <w:rPr>
-          <w:rFonts w:ascii="Roboto Mono" w:eastAsia="Roboto Mono" w:hAnsi="Roboto Mono"/>
+          <w:rFonts w:ascii="Roboto Mono" w:eastAsia="Roboto Mono" w:hAnsi="Roboto Mono" w:cs="Arial"/>
           <w:b/>
           <w:bCs/>
-          <w:sz w:val="24"/>
+          <w:kern w:val="0"/>
+          <w:szCs w:val="22"/>
+          <w:lang w:val="en"/>
+          <w14:ligatures w14:val="none"/>
         </w:rPr>
         <w:t>dedicated point-to-point connection</w:t>
       </w:r>
       <w:r>
         <w:rPr>
-          <w:rFonts w:ascii="Roboto Mono" w:eastAsia="Roboto Mono" w:hAnsi="Roboto Mono"/>
-          <w:sz w:val="24"/>
+          <w:rFonts w:ascii="Roboto Mono" w:eastAsia="Roboto Mono" w:hAnsi="Roboto Mono" w:cs="Arial"/>
+          <w:kern w:val="0"/>
+          <w:szCs w:val="22"/>
+          <w:lang w:val="en"/>
+          <w14:ligatures w14:val="none"/>
         </w:rPr>
         <w:t xml:space="preserve"> to a </w:t>
       </w:r>
       <w:r>
         <w:rPr>
-          <w:rFonts w:ascii="Roboto Mono" w:eastAsia="Roboto Mono" w:hAnsi="Roboto Mono"/>
+          <w:rFonts w:ascii="Roboto Mono" w:eastAsia="Roboto Mono" w:hAnsi="Roboto Mono" w:cs="Arial"/>
           <w:b/>
           <w:bCs/>
-          <w:sz w:val="24"/>
+          <w:kern w:val="0"/>
+          <w:szCs w:val="22"/>
+          <w:lang w:val="en"/>
+          <w14:ligatures w14:val="none"/>
         </w:rPr>
         <w:t>central device</w:t>
       </w:r>
       <w:r>
         <w:rPr>
-          <w:rFonts w:ascii="Roboto Mono" w:eastAsia="Roboto Mono" w:hAnsi="Roboto Mono"/>
-          <w:sz w:val="24"/>
+          <w:rFonts w:ascii="Roboto Mono" w:eastAsia="Roboto Mono" w:hAnsi="Roboto Mono" w:cs="Arial"/>
+          <w:kern w:val="0"/>
+          <w:szCs w:val="22"/>
+          <w:lang w:val="en"/>
+          <w14:ligatures w14:val="none"/>
         </w:rPr>
         <w:t>, which controls communication.</w:t>
       </w:r>
     </w:p>
     <w:p>
-      <w:r>
-        <w:rPr>
-          <w:rFonts w:ascii="Roboto Mono" w:eastAsia="Roboto Mono" w:hAnsi="Roboto Mono"/>
-          <w:sz w:val="24"/>
-        </w:rPr>
-        <w:pict w14:anchorId="3A5618DD">
+      <w:pPr>
+        <w:spacing w:after="0" w:line="276" w:lineRule="auto"/>
+        <w:rPr>
+          <w:rFonts w:ascii="Arial" w:eastAsia="Arial" w:hAnsi="Arial" w:cs="Arial"/>
+          <w:kern w:val="0"/>
+          <w:sz w:val="22"/>
+          <w:szCs w:val="22"/>
+          <w:lang w:val="en"/>
+          <w14:ligatures w14:val="none"/>
+        </w:rPr>
+      </w:pPr>
+      <w:r>
+        <w:rPr>
+          <w:rFonts w:ascii="Roboto Mono" w:eastAsia="Roboto Mono" w:hAnsi="Roboto Mono" w:cs="Arial"/>
+          <w:kern w:val="0"/>
+          <w:szCs w:val="22"/>
+          <w:lang w:val="en"/>
+          <w14:ligatures w14:val="none"/>
+        </w:rPr>
+        <w:pict w14:anchorId="4637BB20">
           <v:rect id="_x0000_i1026" style="width:0;height:1.5pt" o:hralign="center" o:hrstd="t" o:hr="t" fillcolor="#a0a0a0" stroked="f"/>
         </w:pict>
       </w:r>
     </w:p>
     <w:p>
       <w:pPr>
-        <w:pStyle w:val="Heading2"/>
-        <w:keepNext w:val="0"/>
-        <w:keepLines w:val="0"/>
-        <w:rPr>
+        <w:spacing w:before="160" w:after="80" w:line="276" w:lineRule="auto"/>
+        <w:outlineLvl w:val="1"/>
+        <w:rPr>
+          <w:rFonts w:asciiTheme="majorHAnsi" w:eastAsiaTheme="majorEastAsia" w:hAnsiTheme="majorHAnsi" w:cstheme="majorBidi"/>
           <w:b/>
           <w:bCs/>
+          <w:color w:val="2F5496" w:themeColor="accent1" w:themeShade="BF"/>
+          <w:kern w:val="0"/>
           <w:sz w:val="34"/>
           <w:szCs w:val="34"/>
+          <w:lang w:val="en"/>
+          <w14:ligatures w14:val="none"/>
         </w:rPr>
       </w:pPr>
       <w:bookmarkStart w:id="2" w:name="_pufyree2qdk7" w:colFirst="0" w:colLast="0"/>
       <w:bookmarkEnd w:id="2"/>
       <w:r>
         <w:rPr>
+          <w:rFonts w:ascii="Segoe UI Emoji" w:eastAsiaTheme="majorEastAsia" w:hAnsi="Segoe UI Emoji" w:cs="Segoe UI Emoji"/>
           <w:b/>
           <w:bCs/>
+          <w:color w:val="2F5496" w:themeColor="accent1" w:themeShade="BF"/>
+          <w:kern w:val="0"/>
           <w:sz w:val="34"/>
           <w:szCs w:val="34"/>
-        </w:rPr>
-        <w:t>📷 Visual Representation:</w:t>
+          <w:lang w:val="en"/>
+          <w14:ligatures w14:val="none"/>
+        </w:rPr>
+        <w:t>📷</w:t>
+      </w:r>
+      <w:r>
+        <w:rPr>
+          <w:rFonts w:asciiTheme="majorHAnsi" w:eastAsiaTheme="majorEastAsia" w:hAnsiTheme="majorHAnsi" w:cstheme="majorBidi"/>
+          <w:b/>
+          <w:bCs/>
+          <w:color w:val="2F5496" w:themeColor="accent1" w:themeShade="BF"/>
+          <w:kern w:val="0"/>
+          <w:sz w:val="34"/>
+          <w:szCs w:val="34"/>
+          <w:lang w:val="en"/>
+          <w14:ligatures w14:val="none"/>
+        </w:rPr>
+        <w:t xml:space="preserve"> Visual Representation:</w:t>
       </w:r>
     </w:p>
     <w:p>
       <w:pPr>
-        <w:spacing w:before="240" w:after="240"/>
-        <w:rPr>
+        <w:spacing w:before="240" w:after="240" w:line="276" w:lineRule="auto"/>
+        <w:rPr>
+          <w:rFonts w:ascii="Arial" w:eastAsia="Arial" w:hAnsi="Arial" w:cs="Arial"/>
           <w:b/>
           <w:bCs/>
+          <w:kern w:val="0"/>
           <w:sz w:val="14"/>
           <w:szCs w:val="14"/>
           <w:shd w:val="clear" w:color="auto" w:fill="B7B7B7"/>
-        </w:rPr>
-      </w:pPr>
-      <w:r>
-        <w:rPr>
-          <w:b/>
+          <w:lang w:val="en"/>
+          <w14:ligatures w14:val="none"/>
+        </w:rPr>
+      </w:pPr>
+      <w:r>
+        <w:rPr>
+          <w:rFonts w:ascii="Arial" w:eastAsia="Arial" w:hAnsi="Arial" w:cs="Arial"/>
+          <w:b/>
+          <w:kern w:val="0"/>
+          <w:sz w:val="22"/>
+          <w:szCs w:val="22"/>
           <w:highlight w:val="darkGray"/>
+          <w:lang w:val="en"/>
+          <w14:ligatures w14:val="none"/>
         </w:rPr>
         <w:t># Source</w:t>
       </w:r>
       <w:r>
         <w:rPr>
+          <w:rFonts w:ascii="Arial" w:eastAsia="Arial" w:hAnsi="Arial" w:cs="Arial"/>
+          <w:kern w:val="0"/>
+          <w:sz w:val="22"/>
+          <w:szCs w:val="22"/>
           <w:highlight w:val="darkGray"/>
+          <w:lang w:val="en"/>
+          <w14:ligatures w14:val="none"/>
         </w:rPr>
         <w:t xml:space="preserve">: </w:t>
       </w:r>
       <w:r>
         <w:rPr>
-          <w:b/>
+          <w:rFonts w:ascii="Arial" w:eastAsia="Arial" w:hAnsi="Arial" w:cs="Arial"/>
+          <w:b/>
+          <w:kern w:val="0"/>
+          <w:sz w:val="22"/>
+          <w:szCs w:val="22"/>
           <w:highlight w:val="darkGray"/>
-        </w:rPr>
-        <w:t>Chatgpt (GPT‑5 Mini) at [12/18/2025]</w:t>
+          <w:lang w:val="en"/>
+          <w14:ligatures w14:val="none"/>
+        </w:rPr>
+        <w:t>Chatgpt (GPT</w:t>
+      </w:r>
+      <w:r>
+        <w:rPr>
+          <w:rFonts w:ascii="Cambria Math" w:eastAsia="Arial" w:hAnsi="Cambria Math" w:cs="Cambria Math"/>
+          <w:b/>
+          <w:kern w:val="0"/>
+          <w:sz w:val="22"/>
+          <w:szCs w:val="22"/>
+          <w:highlight w:val="darkGray"/>
+          <w:lang w:val="en"/>
+          <w14:ligatures w14:val="none"/>
+        </w:rPr>
+        <w:t>‑</w:t>
+      </w:r>
+      <w:r>
+        <w:rPr>
+          <w:rFonts w:ascii="Arial" w:eastAsia="Arial" w:hAnsi="Arial" w:cs="Arial"/>
+          <w:b/>
+          <w:kern w:val="0"/>
+          <w:sz w:val="22"/>
+          <w:szCs w:val="22"/>
+          <w:highlight w:val="darkGray"/>
+          <w:lang w:val="en"/>
+          <w14:ligatures w14:val="none"/>
+        </w:rPr>
+        <w:t>5 Mini) at [12/18/2025]</w:t>
       </w:r>
     </w:p>
     <w:p>
-      <w:r>
-        <w:rPr>
+      <w:pPr>
+        <w:spacing w:after="0" w:line="276" w:lineRule="auto"/>
+        <w:rPr>
+          <w:rFonts w:ascii="Arial" w:eastAsia="Arial" w:hAnsi="Arial" w:cs="Arial"/>
+          <w:kern w:val="0"/>
+          <w:sz w:val="22"/>
+          <w:szCs w:val="22"/>
+          <w:lang w:val="en"/>
+          <w14:ligatures w14:val="none"/>
+        </w:rPr>
+      </w:pPr>
+      <w:r>
+        <w:rPr>
+          <w:rFonts w:ascii="Arial" w:eastAsia="Arial" w:hAnsi="Arial" w:cs="Arial"/>
           <w:noProof/>
+          <w:kern w:val="0"/>
+          <w:sz w:val="22"/>
+          <w:szCs w:val="22"/>
+          <w:lang w:val="en"/>
+          <w14:ligatures w14:val="none"/>
         </w:rPr>
         <w:drawing>
-          <wp:inline distT="114300" distB="114300" distL="114300" distR="114300" wp14:anchorId="6726A435" wp14:editId="5076646A">
+          <wp:inline distT="114300" distB="114300" distL="114300" distR="114300" wp14:anchorId="3C813112" wp14:editId="434449CB">
             <wp:extent cx="5943600" cy="1498600"/>
             <wp:effectExtent l="0" t="0" r="0" b="0"/>
             <wp:docPr id="6" name="image5.png"/>
@@ -390,138 +745,335 @@
       </w:r>
     </w:p>
     <w:p>
-      <w:r>
-        <w:rPr>
-          <w:rFonts w:ascii="Roboto Mono" w:eastAsia="Roboto Mono" w:hAnsi="Roboto Mono"/>
-          <w:sz w:val="24"/>
+      <w:pPr>
+        <w:spacing w:after="0" w:line="276" w:lineRule="auto"/>
+        <w:rPr>
+          <w:rFonts w:ascii="Arial" w:eastAsia="Arial" w:hAnsi="Arial" w:cs="Arial"/>
+          <w:kern w:val="0"/>
+          <w:sz w:val="22"/>
+          <w:szCs w:val="22"/>
+          <w:lang w:val="en"/>
+          <w14:ligatures w14:val="none"/>
+        </w:rPr>
+      </w:pPr>
+      <w:r>
+        <w:rPr>
+          <w:rFonts w:ascii="Roboto Mono" w:eastAsia="Roboto Mono" w:hAnsi="Roboto Mono" w:cs="Arial"/>
+          <w:kern w:val="0"/>
+          <w:szCs w:val="22"/>
+          <w:lang w:val="en"/>
+          <w14:ligatures w14:val="none"/>
         </w:rPr>
         <w:t xml:space="preserve">            [PC1]</w:t>
       </w:r>
     </w:p>
     <w:p>
-      <w:r>
-        <w:rPr>
-          <w:rFonts w:ascii="Roboto Mono" w:eastAsia="Roboto Mono" w:hAnsi="Roboto Mono"/>
-          <w:sz w:val="24"/>
-        </w:rPr>
-        <w:t xml:space="preserve">               │</w:t>
+      <w:pPr>
+        <w:spacing w:after="0" w:line="276" w:lineRule="auto"/>
+        <w:rPr>
+          <w:rFonts w:ascii="Arial" w:eastAsia="Arial" w:hAnsi="Arial" w:cs="Arial"/>
+          <w:kern w:val="0"/>
+          <w:sz w:val="22"/>
+          <w:szCs w:val="22"/>
+          <w:lang w:val="en"/>
+          <w14:ligatures w14:val="none"/>
+        </w:rPr>
+      </w:pPr>
+      <w:r>
+        <w:rPr>
+          <w:rFonts w:ascii="Roboto Mono" w:eastAsia="Roboto Mono" w:hAnsi="Roboto Mono" w:cs="Arial"/>
+          <w:kern w:val="0"/>
+          <w:szCs w:val="22"/>
+          <w:lang w:val="en"/>
+          <w14:ligatures w14:val="none"/>
+        </w:rPr>
+        <w:t xml:space="preserve">               </w:t>
+      </w:r>
+      <w:r>
+        <w:rPr>
+          <w:rFonts w:ascii="MS Gothic" w:eastAsia="MS Gothic" w:hAnsi="MS Gothic" w:cs="MS Gothic" w:hint="eastAsia"/>
+          <w:kern w:val="0"/>
+          <w:szCs w:val="22"/>
+          <w:lang w:val="en"/>
+          <w14:ligatures w14:val="none"/>
+        </w:rPr>
+        <w:t>│</w:t>
       </w:r>
     </w:p>
     <w:p>
-      <w:r>
-        <w:rPr>
-          <w:rFonts w:ascii="Roboto Mono" w:eastAsia="Roboto Mono" w:hAnsi="Roboto Mono"/>
-          <w:sz w:val="24"/>
+      <w:pPr>
+        <w:spacing w:after="0" w:line="276" w:lineRule="auto"/>
+        <w:rPr>
+          <w:rFonts w:ascii="Arial" w:eastAsia="Arial" w:hAnsi="Arial" w:cs="Arial"/>
+          <w:kern w:val="0"/>
+          <w:sz w:val="22"/>
+          <w:szCs w:val="22"/>
+          <w:lang w:val="en"/>
+          <w14:ligatures w14:val="none"/>
+        </w:rPr>
+      </w:pPr>
+      <w:r>
+        <w:rPr>
+          <w:rFonts w:ascii="Roboto Mono" w:eastAsia="Roboto Mono" w:hAnsi="Roboto Mono" w:cs="Arial"/>
+          <w:kern w:val="0"/>
+          <w:szCs w:val="22"/>
+          <w:lang w:val="en"/>
+          <w14:ligatures w14:val="none"/>
         </w:rPr>
         <w:t xml:space="preserve">             [Switch]</w:t>
       </w:r>
     </w:p>
     <w:p>
-      <w:r>
-        <w:rPr>
-          <w:rFonts w:ascii="Roboto Mono" w:eastAsia="Roboto Mono" w:hAnsi="Roboto Mono"/>
-          <w:sz w:val="24"/>
+      <w:pPr>
+        <w:spacing w:after="0" w:line="276" w:lineRule="auto"/>
+        <w:rPr>
+          <w:rFonts w:ascii="Arial" w:eastAsia="Arial" w:hAnsi="Arial" w:cs="Arial"/>
+          <w:kern w:val="0"/>
+          <w:sz w:val="22"/>
+          <w:szCs w:val="22"/>
+          <w:lang w:val="en"/>
+          <w14:ligatures w14:val="none"/>
+        </w:rPr>
+      </w:pPr>
+      <w:r>
+        <w:rPr>
+          <w:rFonts w:ascii="Roboto Mono" w:eastAsia="Roboto Mono" w:hAnsi="Roboto Mono" w:cs="Arial"/>
+          <w:kern w:val="0"/>
+          <w:szCs w:val="22"/>
+          <w:lang w:val="en"/>
+          <w14:ligatures w14:val="none"/>
         </w:rPr>
         <w:t xml:space="preserve">           /    |     \</w:t>
       </w:r>
     </w:p>
     <w:p>
-      <w:r>
-        <w:rPr>
-          <w:rFonts w:ascii="Roboto Mono" w:eastAsia="Roboto Mono" w:hAnsi="Roboto Mono"/>
-          <w:sz w:val="24"/>
-        </w:rPr>
-        <w:lastRenderedPageBreak/>
+      <w:pPr>
+        <w:spacing w:after="0" w:line="276" w:lineRule="auto"/>
+        <w:rPr>
+          <w:rFonts w:ascii="Arial" w:eastAsia="Arial" w:hAnsi="Arial" w:cs="Arial"/>
+          <w:kern w:val="0"/>
+          <w:sz w:val="22"/>
+          <w:szCs w:val="22"/>
+          <w:lang w:val="en"/>
+          <w14:ligatures w14:val="none"/>
+        </w:rPr>
+      </w:pPr>
+      <w:r>
+        <w:rPr>
+          <w:rFonts w:ascii="Roboto Mono" w:eastAsia="Roboto Mono" w:hAnsi="Roboto Mono" w:cs="Arial"/>
+          <w:kern w:val="0"/>
+          <w:szCs w:val="22"/>
+          <w:lang w:val="en"/>
+          <w14:ligatures w14:val="none"/>
+        </w:rPr>
         <w:t xml:space="preserve">       [PC2]  [PC3]  [Printer]</w:t>
-      </w:r>
-    </w:p>
-    <w:p/>
-    <w:p>
-      <w:pPr>
-        <w:spacing w:before="240" w:after="240"/>
-      </w:pPr>
-      <w:r>
-        <w:rPr>
-          <w:rFonts w:ascii="Roboto Mono" w:eastAsia="Roboto Mono" w:hAnsi="Roboto Mono"/>
-          <w:sz w:val="24"/>
-        </w:rPr>
-        <w:t xml:space="preserve">Each device connects </w:t>
-      </w:r>
-      <w:r>
-        <w:rPr>
-          <w:rFonts w:ascii="Roboto Mono" w:eastAsia="Roboto Mono" w:hAnsi="Roboto Mono"/>
-          <w:b/>
-          <w:bCs/>
-          <w:sz w:val="24"/>
-        </w:rPr>
-        <w:t>only to the central switch</w:t>
-      </w:r>
-      <w:r>
-        <w:rPr>
-          <w:rFonts w:ascii="Roboto Mono" w:eastAsia="Roboto Mono" w:hAnsi="Roboto Mono"/>
-          <w:sz w:val="24"/>
-        </w:rPr>
-        <w:t>, not directly to each other.</w:t>
       </w:r>
     </w:p>
     <w:p>
-      <w:r>
-        <w:rPr>
-          <w:rFonts w:ascii="Roboto Mono" w:eastAsia="Roboto Mono" w:hAnsi="Roboto Mono"/>
-          <w:sz w:val="24"/>
-        </w:rPr>
-        <w:pict w14:anchorId="1404A3EA">
+      <w:pPr>
+        <w:spacing w:after="0" w:line="276" w:lineRule="auto"/>
+        <w:rPr>
+          <w:rFonts w:ascii="Arial" w:eastAsia="Arial" w:hAnsi="Arial" w:cs="Arial"/>
+          <w:kern w:val="0"/>
+          <w:sz w:val="22"/>
+          <w:szCs w:val="22"/>
+          <w:lang w:val="en"/>
+          <w14:ligatures w14:val="none"/>
+        </w:rPr>
+      </w:pPr>
+    </w:p>
+    <w:p>
+      <w:pPr>
+        <w:spacing w:before="240" w:after="240" w:line="276" w:lineRule="auto"/>
+        <w:rPr>
+          <w:rFonts w:ascii="Arial" w:eastAsia="Arial" w:hAnsi="Arial" w:cs="Arial"/>
+          <w:kern w:val="0"/>
+          <w:sz w:val="22"/>
+          <w:szCs w:val="22"/>
+          <w:lang w:val="en"/>
+          <w14:ligatures w14:val="none"/>
+        </w:rPr>
+      </w:pPr>
+      <w:r>
+        <w:rPr>
+          <w:rFonts w:ascii="Roboto Mono" w:eastAsia="Roboto Mono" w:hAnsi="Roboto Mono" w:cs="Arial"/>
+          <w:kern w:val="0"/>
+          <w:szCs w:val="22"/>
+          <w:lang w:val="en"/>
+          <w14:ligatures w14:val="none"/>
+        </w:rPr>
+        <w:t xml:space="preserve">Each device connects </w:t>
+      </w:r>
+      <w:r>
+        <w:rPr>
+          <w:rFonts w:ascii="Roboto Mono" w:eastAsia="Roboto Mono" w:hAnsi="Roboto Mono" w:cs="Arial"/>
+          <w:b/>
+          <w:bCs/>
+          <w:kern w:val="0"/>
+          <w:szCs w:val="22"/>
+          <w:lang w:val="en"/>
+          <w14:ligatures w14:val="none"/>
+        </w:rPr>
+        <w:t>only to the central switch</w:t>
+      </w:r>
+      <w:r>
+        <w:rPr>
+          <w:rFonts w:ascii="Roboto Mono" w:eastAsia="Roboto Mono" w:hAnsi="Roboto Mono" w:cs="Arial"/>
+          <w:kern w:val="0"/>
+          <w:szCs w:val="22"/>
+          <w:lang w:val="en"/>
+          <w14:ligatures w14:val="none"/>
+        </w:rPr>
+        <w:t>, not directly to each other.</w:t>
+      </w:r>
+    </w:p>
+    <w:p>
+      <w:pPr>
+        <w:spacing w:after="0" w:line="276" w:lineRule="auto"/>
+        <w:rPr>
+          <w:rFonts w:ascii="Arial" w:eastAsia="Arial" w:hAnsi="Arial" w:cs="Arial"/>
+          <w:kern w:val="0"/>
+          <w:sz w:val="22"/>
+          <w:szCs w:val="22"/>
+          <w:lang w:val="en"/>
+          <w14:ligatures w14:val="none"/>
+        </w:rPr>
+      </w:pPr>
+      <w:r>
+        <w:rPr>
+          <w:rFonts w:ascii="Roboto Mono" w:eastAsia="Roboto Mono" w:hAnsi="Roboto Mono" w:cs="Arial"/>
+          <w:kern w:val="0"/>
+          <w:szCs w:val="22"/>
+          <w:lang w:val="en"/>
+          <w14:ligatures w14:val="none"/>
+        </w:rPr>
+        <w:pict w14:anchorId="6312882D">
           <v:rect id="_x0000_i1027" style="width:0;height:1.5pt" o:hralign="center" o:hrstd="t" o:hr="t" fillcolor="#a0a0a0" stroked="f"/>
         </w:pict>
       </w:r>
     </w:p>
     <w:p>
       <w:pPr>
-        <w:pStyle w:val="Heading2"/>
-        <w:keepNext w:val="0"/>
-        <w:keepLines w:val="0"/>
-        <w:rPr>
+        <w:spacing w:before="160" w:after="80" w:line="276" w:lineRule="auto"/>
+        <w:outlineLvl w:val="1"/>
+        <w:rPr>
+          <w:rFonts w:asciiTheme="majorHAnsi" w:eastAsiaTheme="majorEastAsia" w:hAnsiTheme="majorHAnsi" w:cstheme="majorBidi"/>
           <w:b/>
           <w:bCs/>
+          <w:color w:val="2F5496" w:themeColor="accent1" w:themeShade="BF"/>
+          <w:kern w:val="0"/>
           <w:sz w:val="34"/>
           <w:szCs w:val="34"/>
+          <w:lang w:val="en"/>
+          <w14:ligatures w14:val="none"/>
         </w:rPr>
       </w:pPr>
       <w:bookmarkStart w:id="3" w:name="_5nieuor6m5no" w:colFirst="0" w:colLast="0"/>
       <w:bookmarkEnd w:id="3"/>
       <w:r>
         <w:rPr>
+          <w:rFonts w:ascii="Segoe UI Emoji" w:eastAsiaTheme="majorEastAsia" w:hAnsi="Segoe UI Emoji" w:cs="Segoe UI Emoji"/>
           <w:b/>
           <w:bCs/>
+          <w:color w:val="2F5496" w:themeColor="accent1" w:themeShade="BF"/>
+          <w:kern w:val="0"/>
           <w:sz w:val="34"/>
           <w:szCs w:val="34"/>
-        </w:rPr>
-        <w:t>🔁 How It Works</w:t>
+          <w:lang w:val="en"/>
+          <w14:ligatures w14:val="none"/>
+        </w:rPr>
+        <w:t>🔁</w:t>
+      </w:r>
+      <w:r>
+        <w:rPr>
+          <w:rFonts w:asciiTheme="majorHAnsi" w:eastAsiaTheme="majorEastAsia" w:hAnsiTheme="majorHAnsi" w:cstheme="majorBidi"/>
+          <w:b/>
+          <w:bCs/>
+          <w:color w:val="2F5496" w:themeColor="accent1" w:themeShade="BF"/>
+          <w:kern w:val="0"/>
+          <w:sz w:val="34"/>
+          <w:szCs w:val="34"/>
+          <w:lang w:val="en"/>
+          <w14:ligatures w14:val="none"/>
+        </w:rPr>
+        <w:t xml:space="preserve"> How It Works</w:t>
       </w:r>
     </w:p>
     <w:p>
       <w:pPr>
-        <w:spacing w:before="240" w:after="240"/>
-      </w:pPr>
-      <w:r>
-        <w:rPr>
-          <w:b/>
+        <w:spacing w:before="240" w:after="240" w:line="276" w:lineRule="auto"/>
+        <w:rPr>
+          <w:rFonts w:ascii="Arial" w:eastAsia="Arial" w:hAnsi="Arial" w:cs="Arial"/>
+          <w:kern w:val="0"/>
+          <w:sz w:val="22"/>
+          <w:szCs w:val="22"/>
+          <w:lang w:val="en"/>
+          <w14:ligatures w14:val="none"/>
+        </w:rPr>
+      </w:pPr>
+      <w:r>
+        <w:rPr>
+          <w:rFonts w:ascii="Arial" w:eastAsia="Arial" w:hAnsi="Arial" w:cs="Arial"/>
+          <w:b/>
+          <w:kern w:val="0"/>
+          <w:sz w:val="22"/>
+          <w:szCs w:val="22"/>
           <w:highlight w:val="darkGray"/>
+          <w:lang w:val="en"/>
+          <w14:ligatures w14:val="none"/>
         </w:rPr>
         <w:t># Source</w:t>
       </w:r>
       <w:r>
         <w:rPr>
+          <w:rFonts w:ascii="Arial" w:eastAsia="Arial" w:hAnsi="Arial" w:cs="Arial"/>
+          <w:kern w:val="0"/>
+          <w:sz w:val="22"/>
+          <w:szCs w:val="22"/>
           <w:highlight w:val="darkGray"/>
+          <w:lang w:val="en"/>
+          <w14:ligatures w14:val="none"/>
         </w:rPr>
         <w:t xml:space="preserve">: </w:t>
       </w:r>
       <w:r>
         <w:rPr>
-          <w:b/>
+          <w:rFonts w:ascii="Arial" w:eastAsia="Arial" w:hAnsi="Arial" w:cs="Arial"/>
+          <w:b/>
+          <w:kern w:val="0"/>
+          <w:sz w:val="22"/>
+          <w:szCs w:val="22"/>
           <w:highlight w:val="darkGray"/>
-        </w:rPr>
-        <w:t>Chatgpt (GPT‑5 Mini) at [12/18/2025]</w:t>
+          <w:lang w:val="en"/>
+          <w14:ligatures w14:val="none"/>
+        </w:rPr>
+        <w:t>Chatgpt (GPT</w:t>
+      </w:r>
+      <w:r>
+        <w:rPr>
+          <w:rFonts w:ascii="Cambria Math" w:eastAsia="Arial" w:hAnsi="Cambria Math" w:cs="Cambria Math"/>
+          <w:b/>
+          <w:kern w:val="0"/>
+          <w:sz w:val="22"/>
+          <w:szCs w:val="22"/>
+          <w:highlight w:val="darkGray"/>
+          <w:lang w:val="en"/>
+          <w14:ligatures w14:val="none"/>
+        </w:rPr>
+        <w:t>‑</w:t>
+      </w:r>
+      <w:r>
+        <w:rPr>
+          <w:rFonts w:ascii="Arial" w:eastAsia="Arial" w:hAnsi="Arial" w:cs="Arial"/>
+          <w:b/>
+          <w:kern w:val="0"/>
+          <w:sz w:val="22"/>
+          <w:szCs w:val="22"/>
+          <w:highlight w:val="darkGray"/>
+          <w:lang w:val="en"/>
+          <w14:ligatures w14:val="none"/>
+        </w:rPr>
+        <w:t>5 Mini) at [12/18/2025]</w:t>
       </w:r>
     </w:p>
     <w:p>
@@ -530,19 +1082,33 @@
           <w:ilvl w:val="0"/>
           <w:numId w:val="2"/>
         </w:numPr>
-        <w:spacing w:before="240"/>
-      </w:pPr>
-      <w:r>
-        <w:rPr>
-          <w:rFonts w:ascii="Roboto Mono" w:eastAsia="Roboto Mono" w:hAnsi="Roboto Mono"/>
-          <w:sz w:val="24"/>
+        <w:spacing w:before="240" w:after="0" w:line="276" w:lineRule="auto"/>
+        <w:rPr>
+          <w:rFonts w:ascii="Arial" w:eastAsia="Arial" w:hAnsi="Arial" w:cs="Arial"/>
+          <w:kern w:val="0"/>
+          <w:sz w:val="22"/>
+          <w:szCs w:val="22"/>
+          <w:lang w:val="en"/>
+          <w14:ligatures w14:val="none"/>
+        </w:rPr>
+      </w:pPr>
+      <w:r>
+        <w:rPr>
+          <w:rFonts w:ascii="Roboto Mono" w:eastAsia="Roboto Mono" w:hAnsi="Roboto Mono" w:cs="Arial"/>
+          <w:kern w:val="0"/>
+          <w:szCs w:val="22"/>
+          <w:lang w:val="en"/>
+          <w14:ligatures w14:val="none"/>
         </w:rPr>
         <w:t>When a device (e.g., PC1) sends data:</w:t>
       </w:r>
       <w:r>
         <w:rPr>
-          <w:rFonts w:ascii="Roboto Mono" w:eastAsia="Roboto Mono" w:hAnsi="Roboto Mono"/>
-          <w:sz w:val="24"/>
+          <w:rFonts w:ascii="Roboto Mono" w:eastAsia="Roboto Mono" w:hAnsi="Roboto Mono" w:cs="Arial"/>
+          <w:kern w:val="0"/>
+          <w:szCs w:val="22"/>
+          <w:lang w:val="en"/>
+          <w14:ligatures w14:val="none"/>
         </w:rPr>
         <w:br/>
       </w:r>
@@ -553,34 +1119,55 @@
           <w:ilvl w:val="1"/>
           <w:numId w:val="2"/>
         </w:numPr>
-      </w:pPr>
-      <w:r>
-        <w:rPr>
-          <w:rFonts w:ascii="Roboto Mono" w:eastAsia="Roboto Mono" w:hAnsi="Roboto Mono"/>
-          <w:sz w:val="24"/>
+        <w:spacing w:after="0" w:line="276" w:lineRule="auto"/>
+        <w:rPr>
+          <w:rFonts w:ascii="Arial" w:eastAsia="Arial" w:hAnsi="Arial" w:cs="Arial"/>
+          <w:kern w:val="0"/>
+          <w:sz w:val="22"/>
+          <w:szCs w:val="22"/>
+          <w:lang w:val="en"/>
+          <w14:ligatures w14:val="none"/>
+        </w:rPr>
+      </w:pPr>
+      <w:r>
+        <w:rPr>
+          <w:rFonts w:ascii="Roboto Mono" w:eastAsia="Roboto Mono" w:hAnsi="Roboto Mono" w:cs="Arial"/>
+          <w:kern w:val="0"/>
+          <w:szCs w:val="22"/>
+          <w:lang w:val="en"/>
+          <w14:ligatures w14:val="none"/>
         </w:rPr>
         <w:t xml:space="preserve">It goes to the </w:t>
       </w:r>
       <w:r>
         <w:rPr>
-          <w:rFonts w:ascii="Roboto Mono" w:eastAsia="Roboto Mono" w:hAnsi="Roboto Mono"/>
+          <w:rFonts w:ascii="Roboto Mono" w:eastAsia="Roboto Mono" w:hAnsi="Roboto Mono" w:cs="Arial"/>
           <w:b/>
           <w:bCs/>
-          <w:sz w:val="24"/>
+          <w:kern w:val="0"/>
+          <w:szCs w:val="22"/>
+          <w:lang w:val="en"/>
+          <w14:ligatures w14:val="none"/>
         </w:rPr>
         <w:t>central switch</w:t>
       </w:r>
       <w:r>
         <w:rPr>
-          <w:rFonts w:ascii="Roboto Mono" w:eastAsia="Roboto Mono" w:hAnsi="Roboto Mono"/>
-          <w:sz w:val="24"/>
+          <w:rFonts w:ascii="Roboto Mono" w:eastAsia="Roboto Mono" w:hAnsi="Roboto Mono" w:cs="Arial"/>
+          <w:kern w:val="0"/>
+          <w:szCs w:val="22"/>
+          <w:lang w:val="en"/>
+          <w14:ligatures w14:val="none"/>
         </w:rPr>
         <w:t>.</w:t>
       </w:r>
       <w:r>
         <w:rPr>
-          <w:rFonts w:ascii="Roboto Mono" w:eastAsia="Roboto Mono" w:hAnsi="Roboto Mono"/>
-          <w:sz w:val="24"/>
+          <w:rFonts w:ascii="Roboto Mono" w:eastAsia="Roboto Mono" w:hAnsi="Roboto Mono" w:cs="Arial"/>
+          <w:kern w:val="0"/>
+          <w:szCs w:val="22"/>
+          <w:lang w:val="en"/>
+          <w14:ligatures w14:val="none"/>
         </w:rPr>
         <w:br/>
       </w:r>
@@ -591,34 +1178,55 @@
           <w:ilvl w:val="1"/>
           <w:numId w:val="2"/>
         </w:numPr>
-      </w:pPr>
-      <w:r>
-        <w:rPr>
-          <w:rFonts w:ascii="Roboto Mono" w:eastAsia="Roboto Mono" w:hAnsi="Roboto Mono"/>
-          <w:sz w:val="24"/>
+        <w:spacing w:after="0" w:line="276" w:lineRule="auto"/>
+        <w:rPr>
+          <w:rFonts w:ascii="Arial" w:eastAsia="Arial" w:hAnsi="Arial" w:cs="Arial"/>
+          <w:kern w:val="0"/>
+          <w:sz w:val="22"/>
+          <w:szCs w:val="22"/>
+          <w:lang w:val="en"/>
+          <w14:ligatures w14:val="none"/>
+        </w:rPr>
+      </w:pPr>
+      <w:r>
+        <w:rPr>
+          <w:rFonts w:ascii="Roboto Mono" w:eastAsia="Roboto Mono" w:hAnsi="Roboto Mono" w:cs="Arial"/>
+          <w:kern w:val="0"/>
+          <w:szCs w:val="22"/>
+          <w:lang w:val="en"/>
+          <w14:ligatures w14:val="none"/>
         </w:rPr>
         <w:t xml:space="preserve">The switch then </w:t>
       </w:r>
       <w:r>
         <w:rPr>
-          <w:rFonts w:ascii="Roboto Mono" w:eastAsia="Roboto Mono" w:hAnsi="Roboto Mono"/>
+          <w:rFonts w:ascii="Roboto Mono" w:eastAsia="Roboto Mono" w:hAnsi="Roboto Mono" w:cs="Arial"/>
           <w:b/>
           <w:bCs/>
-          <w:sz w:val="24"/>
+          <w:kern w:val="0"/>
+          <w:szCs w:val="22"/>
+          <w:lang w:val="en"/>
+          <w14:ligatures w14:val="none"/>
         </w:rPr>
         <w:t>forwards it</w:t>
       </w:r>
       <w:r>
         <w:rPr>
-          <w:rFonts w:ascii="Roboto Mono" w:eastAsia="Roboto Mono" w:hAnsi="Roboto Mono"/>
-          <w:sz w:val="24"/>
+          <w:rFonts w:ascii="Roboto Mono" w:eastAsia="Roboto Mono" w:hAnsi="Roboto Mono" w:cs="Arial"/>
+          <w:kern w:val="0"/>
+          <w:szCs w:val="22"/>
+          <w:lang w:val="en"/>
+          <w14:ligatures w14:val="none"/>
         </w:rPr>
         <w:t xml:space="preserve"> to the correct destination (e.g., PC3).</w:t>
       </w:r>
       <w:r>
         <w:rPr>
-          <w:rFonts w:ascii="Roboto Mono" w:eastAsia="Roboto Mono" w:hAnsi="Roboto Mono"/>
-          <w:sz w:val="24"/>
+          <w:rFonts w:ascii="Roboto Mono" w:eastAsia="Roboto Mono" w:hAnsi="Roboto Mono" w:cs="Arial"/>
+          <w:kern w:val="0"/>
+          <w:szCs w:val="22"/>
+          <w:lang w:val="en"/>
+          <w14:ligatures w14:val="none"/>
         </w:rPr>
         <w:br/>
       </w:r>
@@ -629,114 +1237,235 @@
           <w:ilvl w:val="0"/>
           <w:numId w:val="2"/>
         </w:numPr>
-        <w:spacing w:after="240"/>
-      </w:pPr>
-      <w:r>
-        <w:rPr>
-          <w:rFonts w:ascii="Roboto Mono" w:eastAsia="Roboto Mono" w:hAnsi="Roboto Mono"/>
-          <w:sz w:val="24"/>
+        <w:spacing w:after="240" w:line="276" w:lineRule="auto"/>
+        <w:rPr>
+          <w:rFonts w:ascii="Arial" w:eastAsia="Arial" w:hAnsi="Arial" w:cs="Arial"/>
+          <w:kern w:val="0"/>
+          <w:sz w:val="22"/>
+          <w:szCs w:val="22"/>
+          <w:lang w:val="en"/>
+          <w14:ligatures w14:val="none"/>
+        </w:rPr>
+      </w:pPr>
+      <w:r>
+        <w:rPr>
+          <w:rFonts w:ascii="Roboto Mono" w:eastAsia="Roboto Mono" w:hAnsi="Roboto Mono" w:cs="Arial"/>
+          <w:kern w:val="0"/>
+          <w:szCs w:val="22"/>
+          <w:lang w:val="en"/>
+          <w14:ligatures w14:val="none"/>
         </w:rPr>
         <w:t xml:space="preserve">The switch uses </w:t>
       </w:r>
       <w:r>
         <w:rPr>
-          <w:rFonts w:ascii="Roboto Mono" w:eastAsia="Roboto Mono" w:hAnsi="Roboto Mono"/>
+          <w:rFonts w:ascii="Roboto Mono" w:eastAsia="Roboto Mono" w:hAnsi="Roboto Mono" w:cs="Arial"/>
           <w:b/>
           <w:bCs/>
-          <w:sz w:val="24"/>
+          <w:kern w:val="0"/>
+          <w:szCs w:val="22"/>
+          <w:lang w:val="en"/>
+          <w14:ligatures w14:val="none"/>
         </w:rPr>
         <w:t>MAC addresses</w:t>
       </w:r>
       <w:r>
         <w:rPr>
-          <w:rFonts w:ascii="Roboto Mono" w:eastAsia="Roboto Mono" w:hAnsi="Roboto Mono"/>
-          <w:sz w:val="24"/>
+          <w:rFonts w:ascii="Roboto Mono" w:eastAsia="Roboto Mono" w:hAnsi="Roboto Mono" w:cs="Arial"/>
+          <w:kern w:val="0"/>
+          <w:szCs w:val="22"/>
+          <w:lang w:val="en"/>
+          <w14:ligatures w14:val="none"/>
         </w:rPr>
         <w:t xml:space="preserve"> to direct traffic (in Layer 2 networks).</w:t>
       </w:r>
       <w:r>
         <w:rPr>
-          <w:rFonts w:ascii="Roboto Mono" w:eastAsia="Roboto Mono" w:hAnsi="Roboto Mono"/>
-          <w:sz w:val="24"/>
+          <w:rFonts w:ascii="Roboto Mono" w:eastAsia="Roboto Mono" w:hAnsi="Roboto Mono" w:cs="Arial"/>
+          <w:kern w:val="0"/>
+          <w:szCs w:val="22"/>
+          <w:lang w:val="en"/>
+          <w14:ligatures w14:val="none"/>
         </w:rPr>
         <w:br/>
       </w:r>
     </w:p>
     <w:p>
-      <w:r>
-        <w:rPr>
-          <w:rFonts w:ascii="Roboto Mono" w:eastAsia="Roboto Mono" w:hAnsi="Roboto Mono"/>
-          <w:sz w:val="24"/>
-        </w:rPr>
-        <w:pict w14:anchorId="11110261">
+      <w:pPr>
+        <w:spacing w:after="0" w:line="276" w:lineRule="auto"/>
+        <w:rPr>
+          <w:rFonts w:ascii="Arial" w:eastAsia="Arial" w:hAnsi="Arial" w:cs="Arial"/>
+          <w:kern w:val="0"/>
+          <w:sz w:val="22"/>
+          <w:szCs w:val="22"/>
+          <w:lang w:val="en"/>
+          <w14:ligatures w14:val="none"/>
+        </w:rPr>
+      </w:pPr>
+      <w:r>
+        <w:rPr>
+          <w:rFonts w:ascii="Roboto Mono" w:eastAsia="Roboto Mono" w:hAnsi="Roboto Mono" w:cs="Arial"/>
+          <w:kern w:val="0"/>
+          <w:szCs w:val="22"/>
+          <w:lang w:val="en"/>
+          <w14:ligatures w14:val="none"/>
+        </w:rPr>
+        <w:pict w14:anchorId="58FF001C">
           <v:rect id="_x0000_i1028" style="width:0;height:1.5pt" o:hralign="center" o:hrstd="t" o:hr="t" fillcolor="#a0a0a0" stroked="f"/>
         </w:pict>
       </w:r>
     </w:p>
     <w:p>
       <w:pPr>
-        <w:pStyle w:val="Heading2"/>
-        <w:keepNext w:val="0"/>
-        <w:keepLines w:val="0"/>
-        <w:rPr>
+        <w:spacing w:before="160" w:after="80" w:line="276" w:lineRule="auto"/>
+        <w:outlineLvl w:val="1"/>
+        <w:rPr>
+          <w:rFonts w:asciiTheme="majorHAnsi" w:eastAsiaTheme="majorEastAsia" w:hAnsiTheme="majorHAnsi" w:cstheme="majorBidi"/>
           <w:b/>
           <w:bCs/>
+          <w:color w:val="2F5496" w:themeColor="accent1" w:themeShade="BF"/>
+          <w:kern w:val="0"/>
           <w:sz w:val="34"/>
           <w:szCs w:val="34"/>
+          <w:lang w:val="en"/>
+          <w14:ligatures w14:val="none"/>
         </w:rPr>
       </w:pPr>
       <w:bookmarkStart w:id="4" w:name="_mwt5ekp5e9u" w:colFirst="0" w:colLast="0"/>
       <w:bookmarkEnd w:id="4"/>
       <w:r>
         <w:rPr>
-          <w:rFonts w:ascii="Arial Unicode MS" w:eastAsia="Arial Unicode MS" w:hAnsi="Arial Unicode MS" w:cs="Arial Unicode MS"/>
+          <w:rFonts w:ascii="Segoe UI Emoji" w:eastAsia="Arial Unicode MS" w:hAnsi="Segoe UI Emoji" w:cs="Segoe UI Emoji"/>
           <w:b/>
           <w:bCs/>
+          <w:color w:val="2F5496" w:themeColor="accent1" w:themeShade="BF"/>
+          <w:kern w:val="0"/>
           <w:sz w:val="34"/>
           <w:szCs w:val="34"/>
-        </w:rPr>
-        <w:t>✅ Advantages</w:t>
+          <w:lang w:val="en"/>
+          <w14:ligatures w14:val="none"/>
+        </w:rPr>
+        <w:t>✅</w:t>
+      </w:r>
+      <w:r>
+        <w:rPr>
+          <w:rFonts w:ascii="Arial Unicode MS" w:eastAsia="Arial Unicode MS" w:hAnsi="Arial Unicode MS" w:cs="Arial Unicode MS"/>
+          <w:b/>
+          <w:bCs/>
+          <w:color w:val="2F5496" w:themeColor="accent1" w:themeShade="BF"/>
+          <w:kern w:val="0"/>
+          <w:sz w:val="34"/>
+          <w:szCs w:val="34"/>
+          <w:lang w:val="en"/>
+          <w14:ligatures w14:val="none"/>
+        </w:rPr>
+        <w:t xml:space="preserve"> Advantages</w:t>
       </w:r>
     </w:p>
     <w:p>
       <w:pPr>
-        <w:spacing w:before="240" w:after="240"/>
-        <w:rPr>
+        <w:spacing w:before="240" w:after="240" w:line="276" w:lineRule="auto"/>
+        <w:rPr>
+          <w:rFonts w:ascii="Arial" w:eastAsia="Arial" w:hAnsi="Arial" w:cs="Arial"/>
           <w:b/>
           <w:bCs/>
+          <w:kern w:val="0"/>
           <w:sz w:val="14"/>
           <w:szCs w:val="14"/>
           <w:shd w:val="clear" w:color="auto" w:fill="B7B7B7"/>
-        </w:rPr>
-      </w:pPr>
-      <w:r>
-        <w:rPr>
-          <w:b/>
+          <w:lang w:val="en"/>
+          <w14:ligatures w14:val="none"/>
+        </w:rPr>
+      </w:pPr>
+      <w:r>
+        <w:rPr>
+          <w:rFonts w:ascii="Arial" w:eastAsia="Arial" w:hAnsi="Arial" w:cs="Arial"/>
+          <w:b/>
+          <w:kern w:val="0"/>
+          <w:sz w:val="22"/>
+          <w:szCs w:val="22"/>
           <w:highlight w:val="darkGray"/>
+          <w:lang w:val="en"/>
+          <w14:ligatures w14:val="none"/>
         </w:rPr>
         <w:t># Source</w:t>
       </w:r>
       <w:r>
         <w:rPr>
+          <w:rFonts w:ascii="Arial" w:eastAsia="Arial" w:hAnsi="Arial" w:cs="Arial"/>
+          <w:kern w:val="0"/>
+          <w:sz w:val="22"/>
+          <w:szCs w:val="22"/>
           <w:highlight w:val="darkGray"/>
+          <w:lang w:val="en"/>
+          <w14:ligatures w14:val="none"/>
         </w:rPr>
         <w:t xml:space="preserve">: </w:t>
       </w:r>
       <w:r>
         <w:rPr>
-          <w:b/>
+          <w:rFonts w:ascii="Arial" w:eastAsia="Arial" w:hAnsi="Arial" w:cs="Arial"/>
+          <w:b/>
+          <w:kern w:val="0"/>
+          <w:sz w:val="22"/>
+          <w:szCs w:val="22"/>
           <w:highlight w:val="darkGray"/>
-        </w:rPr>
-        <w:t>Chatgpt (GPT‑5 Mini) at [12/18/2025]</w:t>
+          <w:lang w:val="en"/>
+          <w14:ligatures w14:val="none"/>
+        </w:rPr>
+        <w:t>Chatgpt (GPT</w:t>
+      </w:r>
+      <w:r>
+        <w:rPr>
+          <w:rFonts w:ascii="Cambria Math" w:eastAsia="Arial" w:hAnsi="Cambria Math" w:cs="Cambria Math"/>
+          <w:b/>
+          <w:kern w:val="0"/>
+          <w:sz w:val="22"/>
+          <w:szCs w:val="22"/>
+          <w:highlight w:val="darkGray"/>
+          <w:lang w:val="en"/>
+          <w14:ligatures w14:val="none"/>
+        </w:rPr>
+        <w:t>‑</w:t>
+      </w:r>
+      <w:r>
+        <w:rPr>
+          <w:rFonts w:ascii="Arial" w:eastAsia="Arial" w:hAnsi="Arial" w:cs="Arial"/>
+          <w:b/>
+          <w:kern w:val="0"/>
+          <w:sz w:val="22"/>
+          <w:szCs w:val="22"/>
+          <w:highlight w:val="darkGray"/>
+          <w:lang w:val="en"/>
+          <w14:ligatures w14:val="none"/>
+        </w:rPr>
+        <w:t>5 Mini) at [12/18/2025]</w:t>
       </w:r>
     </w:p>
     <w:p>
-      <w:r>
-        <w:rPr>
+      <w:pPr>
+        <w:spacing w:after="0" w:line="276" w:lineRule="auto"/>
+        <w:rPr>
+          <w:rFonts w:ascii="Arial" w:eastAsia="Arial" w:hAnsi="Arial" w:cs="Arial"/>
+          <w:kern w:val="0"/>
+          <w:sz w:val="22"/>
+          <w:szCs w:val="22"/>
+          <w:lang w:val="en"/>
+          <w14:ligatures w14:val="none"/>
+        </w:rPr>
+      </w:pPr>
+      <w:r>
+        <w:rPr>
+          <w:rFonts w:ascii="Arial" w:eastAsia="Arial" w:hAnsi="Arial" w:cs="Arial"/>
           <w:noProof/>
+          <w:kern w:val="0"/>
+          <w:sz w:val="22"/>
+          <w:szCs w:val="22"/>
+          <w:lang w:val="en"/>
+          <w14:ligatures w14:val="none"/>
         </w:rPr>
         <w:drawing>
-          <wp:inline distT="114300" distB="114300" distL="114300" distR="114300" wp14:anchorId="68F70435" wp14:editId="67694CF4">
+          <wp:inline distT="114300" distB="114300" distL="114300" distR="114300" wp14:anchorId="2DCFCAD0" wp14:editId="17A44DC7">
             <wp:extent cx="5943600" cy="1638300"/>
             <wp:effectExtent l="0" t="0" r="0" b="0"/>
             <wp:docPr id="3" name="image3.png"/>
@@ -772,7 +1501,19 @@
         </w:drawing>
       </w:r>
     </w:p>
-    <w:p/>
+    <w:p>
+      <w:pPr>
+        <w:spacing w:after="0" w:line="276" w:lineRule="auto"/>
+        <w:rPr>
+          <w:rFonts w:ascii="Arial" w:eastAsia="Arial" w:hAnsi="Arial" w:cs="Arial"/>
+          <w:kern w:val="0"/>
+          <w:sz w:val="22"/>
+          <w:szCs w:val="22"/>
+          <w:lang w:val="en"/>
+          <w14:ligatures w14:val="none"/>
+        </w:rPr>
+      </w:pPr>
+    </w:p>
     <w:tbl>
       <w:tblPr>
         <w:tblW w:w="7600" w:type="dxa"/>
@@ -813,14 +1554,26 @@
           </w:tcPr>
           <w:p>
             <w:pPr>
+              <w:spacing w:after="0" w:line="276" w:lineRule="auto"/>
               <w:jc w:val="center"/>
+              <w:rPr>
+                <w:rFonts w:ascii="Arial" w:eastAsia="Arial" w:hAnsi="Arial" w:cs="Arial"/>
+                <w:kern w:val="0"/>
+                <w:sz w:val="22"/>
+                <w:szCs w:val="22"/>
+                <w:lang w:val="en"/>
+                <w14:ligatures w14:val="none"/>
+              </w:rPr>
             </w:pPr>
             <w:r>
               <w:rPr>
-                <w:rFonts w:ascii="Roboto Mono" w:eastAsia="Roboto Mono" w:hAnsi="Roboto Mono"/>
+                <w:rFonts w:ascii="Roboto Mono" w:eastAsia="Roboto Mono" w:hAnsi="Roboto Mono" w:cs="Arial"/>
                 <w:b/>
                 <w:bCs/>
-                <w:sz w:val="24"/>
+                <w:kern w:val="0"/>
+                <w:szCs w:val="22"/>
+                <w:lang w:val="en"/>
+                <w14:ligatures w14:val="none"/>
               </w:rPr>
               <w:t>Benefit</w:t>
             </w:r>
@@ -844,14 +1597,26 @@
           </w:tcPr>
           <w:p>
             <w:pPr>
+              <w:spacing w:after="0" w:line="276" w:lineRule="auto"/>
               <w:jc w:val="center"/>
+              <w:rPr>
+                <w:rFonts w:ascii="Arial" w:eastAsia="Arial" w:hAnsi="Arial" w:cs="Arial"/>
+                <w:kern w:val="0"/>
+                <w:sz w:val="22"/>
+                <w:szCs w:val="22"/>
+                <w:lang w:val="en"/>
+                <w14:ligatures w14:val="none"/>
+              </w:rPr>
             </w:pPr>
             <w:r>
               <w:rPr>
-                <w:rFonts w:ascii="Roboto Mono" w:eastAsia="Roboto Mono" w:hAnsi="Roboto Mono"/>
+                <w:rFonts w:ascii="Roboto Mono" w:eastAsia="Roboto Mono" w:hAnsi="Roboto Mono" w:cs="Arial"/>
                 <w:b/>
                 <w:bCs/>
-                <w:sz w:val="24"/>
+                <w:kern w:val="0"/>
+                <w:szCs w:val="22"/>
+                <w:lang w:val="en"/>
+                <w14:ligatures w14:val="none"/>
               </w:rPr>
               <w:t>Description</w:t>
             </w:r>
@@ -879,20 +1644,46 @@
             </w:tcMar>
           </w:tcPr>
           <w:p>
-            <w:r>
-              <w:rPr>
-                <w:rFonts w:ascii="Roboto Mono" w:eastAsia="Roboto Mono" w:hAnsi="Roboto Mono"/>
-                <w:sz w:val="24"/>
-              </w:rPr>
-              <w:lastRenderedPageBreak/>
-              <w:t xml:space="preserve">🔌 </w:t>
-            </w:r>
-            <w:r>
-              <w:rPr>
-                <w:rFonts w:ascii="Roboto Mono" w:eastAsia="Roboto Mono" w:hAnsi="Roboto Mono"/>
+            <w:pPr>
+              <w:spacing w:after="0" w:line="276" w:lineRule="auto"/>
+              <w:rPr>
+                <w:rFonts w:ascii="Arial" w:eastAsia="Arial" w:hAnsi="Arial" w:cs="Arial"/>
+                <w:kern w:val="0"/>
+                <w:sz w:val="22"/>
+                <w:szCs w:val="22"/>
+                <w:lang w:val="en"/>
+                <w14:ligatures w14:val="none"/>
+              </w:rPr>
+            </w:pPr>
+            <w:r>
+              <w:rPr>
+                <w:rFonts w:ascii="Segoe UI Emoji" w:eastAsia="Roboto Mono" w:hAnsi="Segoe UI Emoji" w:cs="Segoe UI Emoji"/>
+                <w:kern w:val="0"/>
+                <w:szCs w:val="22"/>
+                <w:lang w:val="en"/>
+                <w14:ligatures w14:val="none"/>
+              </w:rPr>
+              <w:t>🔌</w:t>
+            </w:r>
+            <w:r>
+              <w:rPr>
+                <w:rFonts w:ascii="Roboto Mono" w:eastAsia="Roboto Mono" w:hAnsi="Roboto Mono" w:cs="Arial"/>
+                <w:kern w:val="0"/>
+                <w:szCs w:val="22"/>
+                <w:lang w:val="en"/>
+                <w14:ligatures w14:val="none"/>
+              </w:rPr>
+              <w:t xml:space="preserve"> </w:t>
+            </w:r>
+            <w:r>
+              <w:rPr>
+                <w:rFonts w:ascii="Roboto Mono" w:eastAsia="Roboto Mono" w:hAnsi="Roboto Mono" w:cs="Arial"/>
                 <w:b/>
                 <w:bCs/>
-                <w:sz w:val="24"/>
+                <w:kern w:val="0"/>
+                <w:szCs w:val="22"/>
+                <w:lang w:val="en"/>
+                <w14:ligatures w14:val="none"/>
               </w:rPr>
               <w:t>Easy to install/manage</w:t>
             </w:r>
@@ -915,10 +1706,24 @@
             </w:tcMar>
           </w:tcPr>
           <w:p>
-            <w:r>
-              <w:rPr>
-                <w:rFonts w:ascii="Roboto Mono" w:eastAsia="Roboto Mono" w:hAnsi="Roboto Mono"/>
-                <w:sz w:val="24"/>
+            <w:pPr>
+              <w:spacing w:after="0" w:line="276" w:lineRule="auto"/>
+              <w:rPr>
+                <w:rFonts w:ascii="Arial" w:eastAsia="Arial" w:hAnsi="Arial" w:cs="Arial"/>
+                <w:kern w:val="0"/>
+                <w:sz w:val="22"/>
+                <w:szCs w:val="22"/>
+                <w:lang w:val="en"/>
+                <w14:ligatures w14:val="none"/>
+              </w:rPr>
+            </w:pPr>
+            <w:r>
+              <w:rPr>
+                <w:rFonts w:ascii="Roboto Mono" w:eastAsia="Roboto Mono" w:hAnsi="Roboto Mono" w:cs="Arial"/>
+                <w:kern w:val="0"/>
+                <w:szCs w:val="22"/>
+                <w:lang w:val="en"/>
+                <w14:ligatures w14:val="none"/>
               </w:rPr>
               <w:t>Simple cabling and maintenance</w:t>
             </w:r>
@@ -946,19 +1751,46 @@
             </w:tcMar>
           </w:tcPr>
           <w:p>
-            <w:r>
-              <w:rPr>
-                <w:rFonts w:ascii="Roboto Mono" w:eastAsia="Roboto Mono" w:hAnsi="Roboto Mono"/>
-                <w:sz w:val="24"/>
-              </w:rPr>
-              <w:t xml:space="preserve">🔎 </w:t>
-            </w:r>
-            <w:r>
-              <w:rPr>
-                <w:rFonts w:ascii="Roboto Mono" w:eastAsia="Roboto Mono" w:hAnsi="Roboto Mono"/>
+            <w:pPr>
+              <w:spacing w:after="0" w:line="276" w:lineRule="auto"/>
+              <w:rPr>
+                <w:rFonts w:ascii="Arial" w:eastAsia="Arial" w:hAnsi="Arial" w:cs="Arial"/>
+                <w:kern w:val="0"/>
+                <w:sz w:val="22"/>
+                <w:szCs w:val="22"/>
+                <w:lang w:val="en"/>
+                <w14:ligatures w14:val="none"/>
+              </w:rPr>
+            </w:pPr>
+            <w:r>
+              <w:rPr>
+                <w:rFonts w:ascii="Segoe UI Emoji" w:eastAsia="Roboto Mono" w:hAnsi="Segoe UI Emoji" w:cs="Segoe UI Emoji"/>
+                <w:kern w:val="0"/>
+                <w:szCs w:val="22"/>
+                <w:lang w:val="en"/>
+                <w14:ligatures w14:val="none"/>
+              </w:rPr>
+              <w:t>🔎</w:t>
+            </w:r>
+            <w:r>
+              <w:rPr>
+                <w:rFonts w:ascii="Roboto Mono" w:eastAsia="Roboto Mono" w:hAnsi="Roboto Mono" w:cs="Arial"/>
+                <w:kern w:val="0"/>
+                <w:szCs w:val="22"/>
+                <w:lang w:val="en"/>
+                <w14:ligatures w14:val="none"/>
+              </w:rPr>
+              <w:t xml:space="preserve"> </w:t>
+            </w:r>
+            <w:r>
+              <w:rPr>
+                <w:rFonts w:ascii="Roboto Mono" w:eastAsia="Roboto Mono" w:hAnsi="Roboto Mono" w:cs="Arial"/>
                 <w:b/>
                 <w:bCs/>
-                <w:sz w:val="24"/>
+                <w:kern w:val="0"/>
+                <w:szCs w:val="22"/>
+                <w:lang w:val="en"/>
+                <w14:ligatures w14:val="none"/>
               </w:rPr>
               <w:t>Easy to troubleshoot</w:t>
             </w:r>
@@ -981,10 +1813,24 @@
             </w:tcMar>
           </w:tcPr>
           <w:p>
-            <w:r>
-              <w:rPr>
-                <w:rFonts w:ascii="Roboto Mono" w:eastAsia="Roboto Mono" w:hAnsi="Roboto Mono"/>
-                <w:sz w:val="24"/>
+            <w:pPr>
+              <w:spacing w:after="0" w:line="276" w:lineRule="auto"/>
+              <w:rPr>
+                <w:rFonts w:ascii="Arial" w:eastAsia="Arial" w:hAnsi="Arial" w:cs="Arial"/>
+                <w:kern w:val="0"/>
+                <w:sz w:val="22"/>
+                <w:szCs w:val="22"/>
+                <w:lang w:val="en"/>
+                <w14:ligatures w14:val="none"/>
+              </w:rPr>
+            </w:pPr>
+            <w:r>
+              <w:rPr>
+                <w:rFonts w:ascii="Roboto Mono" w:eastAsia="Roboto Mono" w:hAnsi="Roboto Mono" w:cs="Arial"/>
+                <w:kern w:val="0"/>
+                <w:szCs w:val="22"/>
+                <w:lang w:val="en"/>
+                <w14:ligatures w14:val="none"/>
               </w:rPr>
               <w:t>A failed device doesn’t affect the rest</w:t>
             </w:r>
@@ -1012,19 +1858,46 @@
             </w:tcMar>
           </w:tcPr>
           <w:p>
-            <w:r>
-              <w:rPr>
-                <w:rFonts w:ascii="Roboto Mono" w:eastAsia="Roboto Mono" w:hAnsi="Roboto Mono"/>
-                <w:sz w:val="24"/>
-              </w:rPr>
-              <w:t xml:space="preserve">⚡ </w:t>
-            </w:r>
-            <w:r>
-              <w:rPr>
-                <w:rFonts w:ascii="Roboto Mono" w:eastAsia="Roboto Mono" w:hAnsi="Roboto Mono"/>
+            <w:pPr>
+              <w:spacing w:after="0" w:line="276" w:lineRule="auto"/>
+              <w:rPr>
+                <w:rFonts w:ascii="Arial" w:eastAsia="Arial" w:hAnsi="Arial" w:cs="Arial"/>
+                <w:kern w:val="0"/>
+                <w:sz w:val="22"/>
+                <w:szCs w:val="22"/>
+                <w:lang w:val="en"/>
+                <w14:ligatures w14:val="none"/>
+              </w:rPr>
+            </w:pPr>
+            <w:r>
+              <w:rPr>
+                <w:rFonts w:ascii="Segoe UI Emoji" w:eastAsia="Roboto Mono" w:hAnsi="Segoe UI Emoji" w:cs="Segoe UI Emoji"/>
+                <w:kern w:val="0"/>
+                <w:szCs w:val="22"/>
+                <w:lang w:val="en"/>
+                <w14:ligatures w14:val="none"/>
+              </w:rPr>
+              <w:t>⚡</w:t>
+            </w:r>
+            <w:r>
+              <w:rPr>
+                <w:rFonts w:ascii="Roboto Mono" w:eastAsia="Roboto Mono" w:hAnsi="Roboto Mono" w:cs="Arial"/>
+                <w:kern w:val="0"/>
+                <w:szCs w:val="22"/>
+                <w:lang w:val="en"/>
+                <w14:ligatures w14:val="none"/>
+              </w:rPr>
+              <w:t xml:space="preserve"> </w:t>
+            </w:r>
+            <w:r>
+              <w:rPr>
+                <w:rFonts w:ascii="Roboto Mono" w:eastAsia="Roboto Mono" w:hAnsi="Roboto Mono" w:cs="Arial"/>
                 <w:b/>
                 <w:bCs/>
-                <w:sz w:val="24"/>
+                <w:kern w:val="0"/>
+                <w:szCs w:val="22"/>
+                <w:lang w:val="en"/>
+                <w14:ligatures w14:val="none"/>
               </w:rPr>
               <w:t>High performance</w:t>
             </w:r>
@@ -1047,10 +1920,24 @@
             </w:tcMar>
           </w:tcPr>
           <w:p>
-            <w:r>
-              <w:rPr>
-                <w:rFonts w:ascii="Roboto Mono" w:eastAsia="Roboto Mono" w:hAnsi="Roboto Mono"/>
-                <w:sz w:val="24"/>
+            <w:pPr>
+              <w:spacing w:after="0" w:line="276" w:lineRule="auto"/>
+              <w:rPr>
+                <w:rFonts w:ascii="Arial" w:eastAsia="Arial" w:hAnsi="Arial" w:cs="Arial"/>
+                <w:kern w:val="0"/>
+                <w:sz w:val="22"/>
+                <w:szCs w:val="22"/>
+                <w:lang w:val="en"/>
+                <w14:ligatures w14:val="none"/>
+              </w:rPr>
+            </w:pPr>
+            <w:r>
+              <w:rPr>
+                <w:rFonts w:ascii="Roboto Mono" w:eastAsia="Roboto Mono" w:hAnsi="Roboto Mono" w:cs="Arial"/>
+                <w:kern w:val="0"/>
+                <w:szCs w:val="22"/>
+                <w:lang w:val="en"/>
+                <w14:ligatures w14:val="none"/>
               </w:rPr>
               <w:t>Devices don’t share bandwidth (with a switch)</w:t>
             </w:r>
@@ -1078,19 +1965,46 @@
             </w:tcMar>
           </w:tcPr>
           <w:p>
-            <w:r>
-              <w:rPr>
-                <w:rFonts w:ascii="Roboto Mono" w:eastAsia="Roboto Mono" w:hAnsi="Roboto Mono"/>
-                <w:sz w:val="24"/>
-              </w:rPr>
-              <w:t xml:space="preserve">🔁 </w:t>
-            </w:r>
-            <w:r>
-              <w:rPr>
-                <w:rFonts w:ascii="Roboto Mono" w:eastAsia="Roboto Mono" w:hAnsi="Roboto Mono"/>
+            <w:pPr>
+              <w:spacing w:after="0" w:line="276" w:lineRule="auto"/>
+              <w:rPr>
+                <w:rFonts w:ascii="Arial" w:eastAsia="Arial" w:hAnsi="Arial" w:cs="Arial"/>
+                <w:kern w:val="0"/>
+                <w:sz w:val="22"/>
+                <w:szCs w:val="22"/>
+                <w:lang w:val="en"/>
+                <w14:ligatures w14:val="none"/>
+              </w:rPr>
+            </w:pPr>
+            <w:r>
+              <w:rPr>
+                <w:rFonts w:ascii="Segoe UI Emoji" w:eastAsia="Roboto Mono" w:hAnsi="Segoe UI Emoji" w:cs="Segoe UI Emoji"/>
+                <w:kern w:val="0"/>
+                <w:szCs w:val="22"/>
+                <w:lang w:val="en"/>
+                <w14:ligatures w14:val="none"/>
+              </w:rPr>
+              <w:t>🔁</w:t>
+            </w:r>
+            <w:r>
+              <w:rPr>
+                <w:rFonts w:ascii="Roboto Mono" w:eastAsia="Roboto Mono" w:hAnsi="Roboto Mono" w:cs="Arial"/>
+                <w:kern w:val="0"/>
+                <w:szCs w:val="22"/>
+                <w:lang w:val="en"/>
+                <w14:ligatures w14:val="none"/>
+              </w:rPr>
+              <w:t xml:space="preserve"> </w:t>
+            </w:r>
+            <w:r>
+              <w:rPr>
+                <w:rFonts w:ascii="Roboto Mono" w:eastAsia="Roboto Mono" w:hAnsi="Roboto Mono" w:cs="Arial"/>
                 <w:b/>
                 <w:bCs/>
-                <w:sz w:val="24"/>
+                <w:kern w:val="0"/>
+                <w:szCs w:val="22"/>
+                <w:lang w:val="en"/>
+                <w14:ligatures w14:val="none"/>
               </w:rPr>
               <w:t>Scalable</w:t>
             </w:r>
@@ -1113,10 +2027,24 @@
             </w:tcMar>
           </w:tcPr>
           <w:p>
-            <w:r>
-              <w:rPr>
-                <w:rFonts w:ascii="Roboto Mono" w:eastAsia="Roboto Mono" w:hAnsi="Roboto Mono"/>
-                <w:sz w:val="24"/>
+            <w:pPr>
+              <w:spacing w:after="0" w:line="276" w:lineRule="auto"/>
+              <w:rPr>
+                <w:rFonts w:ascii="Arial" w:eastAsia="Arial" w:hAnsi="Arial" w:cs="Arial"/>
+                <w:kern w:val="0"/>
+                <w:sz w:val="22"/>
+                <w:szCs w:val="22"/>
+                <w:lang w:val="en"/>
+                <w14:ligatures w14:val="none"/>
+              </w:rPr>
+            </w:pPr>
+            <w:r>
+              <w:rPr>
+                <w:rFonts w:ascii="Roboto Mono" w:eastAsia="Roboto Mono" w:hAnsi="Roboto Mono" w:cs="Arial"/>
+                <w:kern w:val="0"/>
+                <w:szCs w:val="22"/>
+                <w:lang w:val="en"/>
+                <w14:ligatures w14:val="none"/>
               </w:rPr>
               <w:t>Easy to add/remove devices</w:t>
             </w:r>
@@ -1125,80 +2053,181 @@
       </w:tr>
     </w:tbl>
     <w:p>
-      <w:r>
-        <w:rPr>
-          <w:rFonts w:ascii="Roboto Mono" w:eastAsia="Roboto Mono" w:hAnsi="Roboto Mono"/>
-          <w:sz w:val="24"/>
-        </w:rPr>
-        <w:pict w14:anchorId="549509D2">
+      <w:pPr>
+        <w:spacing w:after="0" w:line="276" w:lineRule="auto"/>
+        <w:rPr>
+          <w:rFonts w:ascii="Arial" w:eastAsia="Arial" w:hAnsi="Arial" w:cs="Arial"/>
+          <w:kern w:val="0"/>
+          <w:sz w:val="22"/>
+          <w:szCs w:val="22"/>
+          <w:lang w:val="en"/>
+          <w14:ligatures w14:val="none"/>
+        </w:rPr>
+      </w:pPr>
+      <w:r>
+        <w:rPr>
+          <w:rFonts w:ascii="Roboto Mono" w:eastAsia="Roboto Mono" w:hAnsi="Roboto Mono" w:cs="Arial"/>
+          <w:kern w:val="0"/>
+          <w:szCs w:val="22"/>
+          <w:lang w:val="en"/>
+          <w14:ligatures w14:val="none"/>
+        </w:rPr>
+        <w:pict w14:anchorId="49B4233D">
           <v:rect id="_x0000_i1029" style="width:0;height:1.5pt" o:hralign="center" o:hrstd="t" o:hr="t" fillcolor="#a0a0a0" stroked="f"/>
         </w:pict>
       </w:r>
     </w:p>
     <w:p>
       <w:pPr>
-        <w:pStyle w:val="Heading2"/>
-        <w:keepNext w:val="0"/>
-        <w:keepLines w:val="0"/>
-        <w:rPr>
+        <w:spacing w:before="160" w:after="80" w:line="276" w:lineRule="auto"/>
+        <w:outlineLvl w:val="1"/>
+        <w:rPr>
+          <w:rFonts w:asciiTheme="majorHAnsi" w:eastAsiaTheme="majorEastAsia" w:hAnsiTheme="majorHAnsi" w:cstheme="majorBidi"/>
           <w:b/>
           <w:bCs/>
+          <w:color w:val="2F5496" w:themeColor="accent1" w:themeShade="BF"/>
+          <w:kern w:val="0"/>
           <w:sz w:val="34"/>
           <w:szCs w:val="34"/>
+          <w:lang w:val="en"/>
+          <w14:ligatures w14:val="none"/>
         </w:rPr>
       </w:pPr>
       <w:bookmarkStart w:id="5" w:name="_bf2f0kncpuj2" w:colFirst="0" w:colLast="0"/>
       <w:bookmarkEnd w:id="5"/>
       <w:r>
         <w:rPr>
-          <w:rFonts w:ascii="Arial Unicode MS" w:eastAsia="Arial Unicode MS" w:hAnsi="Arial Unicode MS" w:cs="Arial Unicode MS"/>
+          <w:rFonts w:ascii="Segoe UI Emoji" w:eastAsia="Arial Unicode MS" w:hAnsi="Segoe UI Emoji" w:cs="Segoe UI Emoji"/>
           <w:b/>
           <w:bCs/>
+          <w:color w:val="2F5496" w:themeColor="accent1" w:themeShade="BF"/>
+          <w:kern w:val="0"/>
           <w:sz w:val="34"/>
           <w:szCs w:val="34"/>
-        </w:rPr>
-        <w:t>❌ Disadvantages</w:t>
+          <w:lang w:val="en"/>
+          <w14:ligatures w14:val="none"/>
+        </w:rPr>
+        <w:t>❌</w:t>
+      </w:r>
+      <w:r>
+        <w:rPr>
+          <w:rFonts w:ascii="Arial Unicode MS" w:eastAsia="Arial Unicode MS" w:hAnsi="Arial Unicode MS" w:cs="Arial Unicode MS"/>
+          <w:b/>
+          <w:bCs/>
+          <w:color w:val="2F5496" w:themeColor="accent1" w:themeShade="BF"/>
+          <w:kern w:val="0"/>
+          <w:sz w:val="34"/>
+          <w:szCs w:val="34"/>
+          <w:lang w:val="en"/>
+          <w14:ligatures w14:val="none"/>
+        </w:rPr>
+        <w:t xml:space="preserve"> Disadvantages</w:t>
       </w:r>
     </w:p>
     <w:p>
       <w:pPr>
-        <w:spacing w:before="240" w:after="240"/>
-        <w:rPr>
+        <w:spacing w:before="240" w:after="240" w:line="276" w:lineRule="auto"/>
+        <w:rPr>
+          <w:rFonts w:ascii="Arial" w:eastAsia="Arial" w:hAnsi="Arial" w:cs="Arial"/>
           <w:b/>
           <w:bCs/>
+          <w:kern w:val="0"/>
           <w:sz w:val="14"/>
           <w:szCs w:val="14"/>
           <w:shd w:val="clear" w:color="auto" w:fill="B7B7B7"/>
-        </w:rPr>
-      </w:pPr>
-      <w:r>
-        <w:rPr>
-          <w:b/>
+          <w:lang w:val="en"/>
+          <w14:ligatures w14:val="none"/>
+        </w:rPr>
+      </w:pPr>
+      <w:r>
+        <w:rPr>
+          <w:rFonts w:ascii="Arial" w:eastAsia="Arial" w:hAnsi="Arial" w:cs="Arial"/>
+          <w:b/>
+          <w:kern w:val="0"/>
+          <w:sz w:val="22"/>
+          <w:szCs w:val="22"/>
           <w:highlight w:val="darkGray"/>
+          <w:lang w:val="en"/>
+          <w14:ligatures w14:val="none"/>
         </w:rPr>
         <w:t># Source</w:t>
       </w:r>
       <w:r>
         <w:rPr>
+          <w:rFonts w:ascii="Arial" w:eastAsia="Arial" w:hAnsi="Arial" w:cs="Arial"/>
+          <w:kern w:val="0"/>
+          <w:sz w:val="22"/>
+          <w:szCs w:val="22"/>
           <w:highlight w:val="darkGray"/>
+          <w:lang w:val="en"/>
+          <w14:ligatures w14:val="none"/>
         </w:rPr>
         <w:t xml:space="preserve">: </w:t>
       </w:r>
       <w:r>
         <w:rPr>
-          <w:b/>
+          <w:rFonts w:ascii="Arial" w:eastAsia="Arial" w:hAnsi="Arial" w:cs="Arial"/>
+          <w:b/>
+          <w:kern w:val="0"/>
+          <w:sz w:val="22"/>
+          <w:szCs w:val="22"/>
           <w:highlight w:val="darkGray"/>
-        </w:rPr>
-        <w:t>Chatgpt (GPT‑5 Mini) at [12/18/2025]</w:t>
+          <w:lang w:val="en"/>
+          <w14:ligatures w14:val="none"/>
+        </w:rPr>
+        <w:t>Chatgpt (GPT</w:t>
+      </w:r>
+      <w:r>
+        <w:rPr>
+          <w:rFonts w:ascii="Cambria Math" w:eastAsia="Arial" w:hAnsi="Cambria Math" w:cs="Cambria Math"/>
+          <w:b/>
+          <w:kern w:val="0"/>
+          <w:sz w:val="22"/>
+          <w:szCs w:val="22"/>
+          <w:highlight w:val="darkGray"/>
+          <w:lang w:val="en"/>
+          <w14:ligatures w14:val="none"/>
+        </w:rPr>
+        <w:t>‑</w:t>
+      </w:r>
+      <w:r>
+        <w:rPr>
+          <w:rFonts w:ascii="Arial" w:eastAsia="Arial" w:hAnsi="Arial" w:cs="Arial"/>
+          <w:b/>
+          <w:kern w:val="0"/>
+          <w:sz w:val="22"/>
+          <w:szCs w:val="22"/>
+          <w:highlight w:val="darkGray"/>
+          <w:lang w:val="en"/>
+          <w14:ligatures w14:val="none"/>
+        </w:rPr>
+        <w:t>5 Mini) at [12/18/2025]</w:t>
       </w:r>
     </w:p>
     <w:p>
-      <w:r>
-        <w:rPr>
+      <w:pPr>
+        <w:spacing w:after="0" w:line="276" w:lineRule="auto"/>
+        <w:rPr>
+          <w:rFonts w:ascii="Arial" w:eastAsia="Arial" w:hAnsi="Arial" w:cs="Arial"/>
+          <w:kern w:val="0"/>
+          <w:sz w:val="22"/>
+          <w:szCs w:val="22"/>
+          <w:lang w:val="en"/>
+          <w14:ligatures w14:val="none"/>
+        </w:rPr>
+      </w:pPr>
+      <w:r>
+        <w:rPr>
+          <w:rFonts w:ascii="Arial" w:eastAsia="Arial" w:hAnsi="Arial" w:cs="Arial"/>
           <w:noProof/>
+          <w:kern w:val="0"/>
+          <w:sz w:val="22"/>
+          <w:szCs w:val="22"/>
+          <w:lang w:val="en"/>
+          <w14:ligatures w14:val="none"/>
         </w:rPr>
         <w:drawing>
-          <wp:inline distT="114300" distB="114300" distL="114300" distR="114300" wp14:anchorId="4DBA1577" wp14:editId="76D6547D">
+          <wp:inline distT="114300" distB="114300" distL="114300" distR="114300" wp14:anchorId="15489852" wp14:editId="1D085124">
             <wp:extent cx="5943600" cy="1333500"/>
             <wp:effectExtent l="0" t="0" r="0" b="0"/>
             <wp:docPr id="5" name="image4.png"/>
@@ -1234,7 +2263,19 @@
         </w:drawing>
       </w:r>
     </w:p>
-    <w:p/>
+    <w:p>
+      <w:pPr>
+        <w:spacing w:after="0" w:line="276" w:lineRule="auto"/>
+        <w:rPr>
+          <w:rFonts w:ascii="Arial" w:eastAsia="Arial" w:hAnsi="Arial" w:cs="Arial"/>
+          <w:kern w:val="0"/>
+          <w:sz w:val="22"/>
+          <w:szCs w:val="22"/>
+          <w:lang w:val="en"/>
+          <w14:ligatures w14:val="none"/>
+        </w:rPr>
+      </w:pPr>
+    </w:p>
     <w:tbl>
       <w:tblPr>
         <w:tblW w:w="8095" w:type="dxa"/>
@@ -1275,14 +2316,26 @@
           </w:tcPr>
           <w:p>
             <w:pPr>
+              <w:spacing w:after="0" w:line="276" w:lineRule="auto"/>
               <w:jc w:val="center"/>
+              <w:rPr>
+                <w:rFonts w:ascii="Arial" w:eastAsia="Arial" w:hAnsi="Arial" w:cs="Arial"/>
+                <w:kern w:val="0"/>
+                <w:sz w:val="22"/>
+                <w:szCs w:val="22"/>
+                <w:lang w:val="en"/>
+                <w14:ligatures w14:val="none"/>
+              </w:rPr>
             </w:pPr>
             <w:r>
               <w:rPr>
-                <w:rFonts w:ascii="Roboto Mono" w:eastAsia="Roboto Mono" w:hAnsi="Roboto Mono"/>
+                <w:rFonts w:ascii="Roboto Mono" w:eastAsia="Roboto Mono" w:hAnsi="Roboto Mono" w:cs="Arial"/>
                 <w:b/>
                 <w:bCs/>
-                <w:sz w:val="24"/>
+                <w:kern w:val="0"/>
+                <w:szCs w:val="22"/>
+                <w:lang w:val="en"/>
+                <w14:ligatures w14:val="none"/>
               </w:rPr>
               <w:t>Limitation</w:t>
             </w:r>
@@ -1306,14 +2359,26 @@
           </w:tcPr>
           <w:p>
             <w:pPr>
+              <w:spacing w:after="0" w:line="276" w:lineRule="auto"/>
               <w:jc w:val="center"/>
+              <w:rPr>
+                <w:rFonts w:ascii="Arial" w:eastAsia="Arial" w:hAnsi="Arial" w:cs="Arial"/>
+                <w:kern w:val="0"/>
+                <w:sz w:val="22"/>
+                <w:szCs w:val="22"/>
+                <w:lang w:val="en"/>
+                <w14:ligatures w14:val="none"/>
+              </w:rPr>
             </w:pPr>
             <w:r>
               <w:rPr>
-                <w:rFonts w:ascii="Roboto Mono" w:eastAsia="Roboto Mono" w:hAnsi="Roboto Mono"/>
+                <w:rFonts w:ascii="Roboto Mono" w:eastAsia="Roboto Mono" w:hAnsi="Roboto Mono" w:cs="Arial"/>
                 <w:b/>
                 <w:bCs/>
-                <w:sz w:val="24"/>
+                <w:kern w:val="0"/>
+                <w:szCs w:val="22"/>
+                <w:lang w:val="en"/>
+                <w14:ligatures w14:val="none"/>
               </w:rPr>
               <w:t>Description</w:t>
             </w:r>
@@ -1341,19 +2406,46 @@
             </w:tcMar>
           </w:tcPr>
           <w:p>
-            <w:r>
-              <w:rPr>
-                <w:rFonts w:ascii="Roboto Mono" w:eastAsia="Roboto Mono" w:hAnsi="Roboto Mono"/>
-                <w:sz w:val="24"/>
-              </w:rPr>
-              <w:t xml:space="preserve">🛑 </w:t>
-            </w:r>
-            <w:r>
-              <w:rPr>
-                <w:rFonts w:ascii="Roboto Mono" w:eastAsia="Roboto Mono" w:hAnsi="Roboto Mono"/>
+            <w:pPr>
+              <w:spacing w:after="0" w:line="276" w:lineRule="auto"/>
+              <w:rPr>
+                <w:rFonts w:ascii="Arial" w:eastAsia="Arial" w:hAnsi="Arial" w:cs="Arial"/>
+                <w:kern w:val="0"/>
+                <w:sz w:val="22"/>
+                <w:szCs w:val="22"/>
+                <w:lang w:val="en"/>
+                <w14:ligatures w14:val="none"/>
+              </w:rPr>
+            </w:pPr>
+            <w:r>
+              <w:rPr>
+                <w:rFonts w:ascii="Segoe UI Emoji" w:eastAsia="Roboto Mono" w:hAnsi="Segoe UI Emoji" w:cs="Segoe UI Emoji"/>
+                <w:kern w:val="0"/>
+                <w:szCs w:val="22"/>
+                <w:lang w:val="en"/>
+                <w14:ligatures w14:val="none"/>
+              </w:rPr>
+              <w:t>🛑</w:t>
+            </w:r>
+            <w:r>
+              <w:rPr>
+                <w:rFonts w:ascii="Roboto Mono" w:eastAsia="Roboto Mono" w:hAnsi="Roboto Mono" w:cs="Arial"/>
+                <w:kern w:val="0"/>
+                <w:szCs w:val="22"/>
+                <w:lang w:val="en"/>
+                <w14:ligatures w14:val="none"/>
+              </w:rPr>
+              <w:t xml:space="preserve"> </w:t>
+            </w:r>
+            <w:r>
+              <w:rPr>
+                <w:rFonts w:ascii="Roboto Mono" w:eastAsia="Roboto Mono" w:hAnsi="Roboto Mono" w:cs="Arial"/>
                 <w:b/>
                 <w:bCs/>
-                <w:sz w:val="24"/>
+                <w:kern w:val="0"/>
+                <w:szCs w:val="22"/>
+                <w:lang w:val="en"/>
+                <w14:ligatures w14:val="none"/>
               </w:rPr>
               <w:t>Central point of failure</w:t>
             </w:r>
@@ -1376,10 +2468,24 @@
             </w:tcMar>
           </w:tcPr>
           <w:p>
-            <w:r>
-              <w:rPr>
-                <w:rFonts w:ascii="Roboto Mono" w:eastAsia="Roboto Mono" w:hAnsi="Roboto Mono"/>
-                <w:sz w:val="24"/>
+            <w:pPr>
+              <w:spacing w:after="0" w:line="276" w:lineRule="auto"/>
+              <w:rPr>
+                <w:rFonts w:ascii="Arial" w:eastAsia="Arial" w:hAnsi="Arial" w:cs="Arial"/>
+                <w:kern w:val="0"/>
+                <w:sz w:val="22"/>
+                <w:szCs w:val="22"/>
+                <w:lang w:val="en"/>
+                <w14:ligatures w14:val="none"/>
+              </w:rPr>
+            </w:pPr>
+            <w:r>
+              <w:rPr>
+                <w:rFonts w:ascii="Roboto Mono" w:eastAsia="Roboto Mono" w:hAnsi="Roboto Mono" w:cs="Arial"/>
+                <w:kern w:val="0"/>
+                <w:szCs w:val="22"/>
+                <w:lang w:val="en"/>
+                <w14:ligatures w14:val="none"/>
               </w:rPr>
               <w:t>If the switch fails, the whole network goes down</w:t>
             </w:r>
@@ -1407,19 +2513,46 @@
             </w:tcMar>
           </w:tcPr>
           <w:p>
-            <w:r>
-              <w:rPr>
-                <w:rFonts w:ascii="Roboto Mono" w:eastAsia="Roboto Mono" w:hAnsi="Roboto Mono"/>
-                <w:sz w:val="24"/>
-              </w:rPr>
-              <w:t xml:space="preserve">💰 </w:t>
-            </w:r>
-            <w:r>
-              <w:rPr>
-                <w:rFonts w:ascii="Roboto Mono" w:eastAsia="Roboto Mono" w:hAnsi="Roboto Mono"/>
+            <w:pPr>
+              <w:spacing w:after="0" w:line="276" w:lineRule="auto"/>
+              <w:rPr>
+                <w:rFonts w:ascii="Arial" w:eastAsia="Arial" w:hAnsi="Arial" w:cs="Arial"/>
+                <w:kern w:val="0"/>
+                <w:sz w:val="22"/>
+                <w:szCs w:val="22"/>
+                <w:lang w:val="en"/>
+                <w14:ligatures w14:val="none"/>
+              </w:rPr>
+            </w:pPr>
+            <w:r>
+              <w:rPr>
+                <w:rFonts w:ascii="Segoe UI Emoji" w:eastAsia="Roboto Mono" w:hAnsi="Segoe UI Emoji" w:cs="Segoe UI Emoji"/>
+                <w:kern w:val="0"/>
+                <w:szCs w:val="22"/>
+                <w:lang w:val="en"/>
+                <w14:ligatures w14:val="none"/>
+              </w:rPr>
+              <w:t>💰</w:t>
+            </w:r>
+            <w:r>
+              <w:rPr>
+                <w:rFonts w:ascii="Roboto Mono" w:eastAsia="Roboto Mono" w:hAnsi="Roboto Mono" w:cs="Arial"/>
+                <w:kern w:val="0"/>
+                <w:szCs w:val="22"/>
+                <w:lang w:val="en"/>
+                <w14:ligatures w14:val="none"/>
+              </w:rPr>
+              <w:t xml:space="preserve"> </w:t>
+            </w:r>
+            <w:r>
+              <w:rPr>
+                <w:rFonts w:ascii="Roboto Mono" w:eastAsia="Roboto Mono" w:hAnsi="Roboto Mono" w:cs="Arial"/>
                 <w:b/>
                 <w:bCs/>
-                <w:sz w:val="24"/>
+                <w:kern w:val="0"/>
+                <w:szCs w:val="22"/>
+                <w:lang w:val="en"/>
+                <w14:ligatures w14:val="none"/>
               </w:rPr>
               <w:t>More cabling required</w:t>
             </w:r>
@@ -1442,10 +2575,24 @@
             </w:tcMar>
           </w:tcPr>
           <w:p>
-            <w:r>
-              <w:rPr>
-                <w:rFonts w:ascii="Roboto Mono" w:eastAsia="Roboto Mono" w:hAnsi="Roboto Mono"/>
-                <w:sz w:val="24"/>
+            <w:pPr>
+              <w:spacing w:after="0" w:line="276" w:lineRule="auto"/>
+              <w:rPr>
+                <w:rFonts w:ascii="Arial" w:eastAsia="Arial" w:hAnsi="Arial" w:cs="Arial"/>
+                <w:kern w:val="0"/>
+                <w:sz w:val="22"/>
+                <w:szCs w:val="22"/>
+                <w:lang w:val="en"/>
+                <w14:ligatures w14:val="none"/>
+              </w:rPr>
+            </w:pPr>
+            <w:r>
+              <w:rPr>
+                <w:rFonts w:ascii="Roboto Mono" w:eastAsia="Roboto Mono" w:hAnsi="Roboto Mono" w:cs="Arial"/>
+                <w:kern w:val="0"/>
+                <w:szCs w:val="22"/>
+                <w:lang w:val="en"/>
+                <w14:ligatures w14:val="none"/>
               </w:rPr>
               <w:t>Needs more cable than bus topology</w:t>
             </w:r>
@@ -1473,19 +2620,46 @@
             </w:tcMar>
           </w:tcPr>
           <w:p>
-            <w:r>
-              <w:rPr>
-                <w:rFonts w:ascii="Roboto Mono" w:eastAsia="Roboto Mono" w:hAnsi="Roboto Mono"/>
-                <w:sz w:val="24"/>
-              </w:rPr>
-              <w:t xml:space="preserve">💡 </w:t>
-            </w:r>
-            <w:r>
-              <w:rPr>
-                <w:rFonts w:ascii="Roboto Mono" w:eastAsia="Roboto Mono" w:hAnsi="Roboto Mono"/>
+            <w:pPr>
+              <w:spacing w:after="0" w:line="276" w:lineRule="auto"/>
+              <w:rPr>
+                <w:rFonts w:ascii="Arial" w:eastAsia="Arial" w:hAnsi="Arial" w:cs="Arial"/>
+                <w:kern w:val="0"/>
+                <w:sz w:val="22"/>
+                <w:szCs w:val="22"/>
+                <w:lang w:val="en"/>
+                <w14:ligatures w14:val="none"/>
+              </w:rPr>
+            </w:pPr>
+            <w:r>
+              <w:rPr>
+                <w:rFonts w:ascii="Segoe UI Emoji" w:eastAsia="Roboto Mono" w:hAnsi="Segoe UI Emoji" w:cs="Segoe UI Emoji"/>
+                <w:kern w:val="0"/>
+                <w:szCs w:val="22"/>
+                <w:lang w:val="en"/>
+                <w14:ligatures w14:val="none"/>
+              </w:rPr>
+              <w:t>💡</w:t>
+            </w:r>
+            <w:r>
+              <w:rPr>
+                <w:rFonts w:ascii="Roboto Mono" w:eastAsia="Roboto Mono" w:hAnsi="Roboto Mono" w:cs="Arial"/>
+                <w:kern w:val="0"/>
+                <w:szCs w:val="22"/>
+                <w:lang w:val="en"/>
+                <w14:ligatures w14:val="none"/>
+              </w:rPr>
+              <w:t xml:space="preserve"> </w:t>
+            </w:r>
+            <w:r>
+              <w:rPr>
+                <w:rFonts w:ascii="Roboto Mono" w:eastAsia="Roboto Mono" w:hAnsi="Roboto Mono" w:cs="Arial"/>
                 <w:b/>
                 <w:bCs/>
-                <w:sz w:val="24"/>
+                <w:kern w:val="0"/>
+                <w:szCs w:val="22"/>
+                <w:lang w:val="en"/>
+                <w14:ligatures w14:val="none"/>
               </w:rPr>
               <w:t>Depends on central device</w:t>
             </w:r>
@@ -1508,10 +2682,24 @@
             </w:tcMar>
           </w:tcPr>
           <w:p>
-            <w:r>
-              <w:rPr>
-                <w:rFonts w:ascii="Roboto Mono" w:eastAsia="Roboto Mono" w:hAnsi="Roboto Mono"/>
-                <w:sz w:val="24"/>
+            <w:pPr>
+              <w:spacing w:after="0" w:line="276" w:lineRule="auto"/>
+              <w:rPr>
+                <w:rFonts w:ascii="Arial" w:eastAsia="Arial" w:hAnsi="Arial" w:cs="Arial"/>
+                <w:kern w:val="0"/>
+                <w:sz w:val="22"/>
+                <w:szCs w:val="22"/>
+                <w:lang w:val="en"/>
+                <w14:ligatures w14:val="none"/>
+              </w:rPr>
+            </w:pPr>
+            <w:r>
+              <w:rPr>
+                <w:rFonts w:ascii="Roboto Mono" w:eastAsia="Roboto Mono" w:hAnsi="Roboto Mono" w:cs="Arial"/>
+                <w:kern w:val="0"/>
+                <w:szCs w:val="22"/>
+                <w:lang w:val="en"/>
+                <w14:ligatures w14:val="none"/>
               </w:rPr>
               <w:t>Performance relies on switch quality</w:t>
             </w:r>
@@ -1520,63 +2708,152 @@
       </w:tr>
     </w:tbl>
     <w:p>
-      <w:r>
-        <w:rPr>
-          <w:rFonts w:ascii="Roboto Mono" w:eastAsia="Roboto Mono" w:hAnsi="Roboto Mono"/>
-          <w:sz w:val="24"/>
-        </w:rPr>
-        <w:pict w14:anchorId="74A69B2C">
+      <w:pPr>
+        <w:spacing w:after="0" w:line="276" w:lineRule="auto"/>
+        <w:rPr>
+          <w:rFonts w:ascii="Arial" w:eastAsia="Arial" w:hAnsi="Arial" w:cs="Arial"/>
+          <w:kern w:val="0"/>
+          <w:sz w:val="22"/>
+          <w:szCs w:val="22"/>
+          <w:lang w:val="en"/>
+          <w14:ligatures w14:val="none"/>
+        </w:rPr>
+      </w:pPr>
+      <w:r>
+        <w:rPr>
+          <w:rFonts w:ascii="Roboto Mono" w:eastAsia="Roboto Mono" w:hAnsi="Roboto Mono" w:cs="Arial"/>
+          <w:kern w:val="0"/>
+          <w:szCs w:val="22"/>
+          <w:lang w:val="en"/>
+          <w14:ligatures w14:val="none"/>
+        </w:rPr>
+        <w:pict w14:anchorId="1EB8B8AC">
           <v:rect id="_x0000_i1030" style="width:0;height:1.5pt" o:hralign="center" o:hrstd="t" o:hr="t" fillcolor="#a0a0a0" stroked="f"/>
         </w:pict>
       </w:r>
     </w:p>
     <w:p>
       <w:pPr>
-        <w:pStyle w:val="Heading2"/>
-        <w:keepNext w:val="0"/>
-        <w:keepLines w:val="0"/>
-        <w:rPr>
+        <w:spacing w:before="160" w:after="80" w:line="276" w:lineRule="auto"/>
+        <w:outlineLvl w:val="1"/>
+        <w:rPr>
+          <w:rFonts w:asciiTheme="majorHAnsi" w:eastAsiaTheme="majorEastAsia" w:hAnsiTheme="majorHAnsi" w:cstheme="majorBidi"/>
           <w:b/>
           <w:bCs/>
+          <w:color w:val="2F5496" w:themeColor="accent1" w:themeShade="BF"/>
+          <w:kern w:val="0"/>
           <w:sz w:val="34"/>
           <w:szCs w:val="34"/>
+          <w:lang w:val="en"/>
+          <w14:ligatures w14:val="none"/>
         </w:rPr>
       </w:pPr>
       <w:bookmarkStart w:id="6" w:name="_njqgic9kz4rq" w:colFirst="0" w:colLast="0"/>
       <w:bookmarkEnd w:id="6"/>
       <w:r>
         <w:rPr>
+          <w:rFonts w:ascii="Segoe UI Emoji" w:eastAsiaTheme="majorEastAsia" w:hAnsi="Segoe UI Emoji" w:cs="Segoe UI Emoji"/>
           <w:b/>
           <w:bCs/>
+          <w:color w:val="2F5496" w:themeColor="accent1" w:themeShade="BF"/>
+          <w:kern w:val="0"/>
           <w:sz w:val="34"/>
           <w:szCs w:val="34"/>
-        </w:rPr>
-        <w:t>🛠️ Components in Star Topology</w:t>
+          <w:lang w:val="en"/>
+          <w14:ligatures w14:val="none"/>
+        </w:rPr>
+        <w:t>🛠️</w:t>
+      </w:r>
+      <w:r>
+        <w:rPr>
+          <w:rFonts w:asciiTheme="majorHAnsi" w:eastAsiaTheme="majorEastAsia" w:hAnsiTheme="majorHAnsi" w:cstheme="majorBidi"/>
+          <w:b/>
+          <w:bCs/>
+          <w:color w:val="2F5496" w:themeColor="accent1" w:themeShade="BF"/>
+          <w:kern w:val="0"/>
+          <w:sz w:val="34"/>
+          <w:szCs w:val="34"/>
+          <w:lang w:val="en"/>
+          <w14:ligatures w14:val="none"/>
+        </w:rPr>
+        <w:t xml:space="preserve"> Components in Star Topology</w:t>
       </w:r>
     </w:p>
     <w:p>
       <w:pPr>
-        <w:spacing w:before="240" w:after="240"/>
-      </w:pPr>
-      <w:r>
-        <w:rPr>
-          <w:b/>
+        <w:spacing w:before="240" w:after="240" w:line="276" w:lineRule="auto"/>
+        <w:rPr>
+          <w:rFonts w:ascii="Arial" w:eastAsia="Arial" w:hAnsi="Arial" w:cs="Arial"/>
+          <w:kern w:val="0"/>
+          <w:sz w:val="22"/>
+          <w:szCs w:val="22"/>
+          <w:lang w:val="en"/>
+          <w14:ligatures w14:val="none"/>
+        </w:rPr>
+      </w:pPr>
+      <w:r>
+        <w:rPr>
+          <w:rFonts w:ascii="Arial" w:eastAsia="Arial" w:hAnsi="Arial" w:cs="Arial"/>
+          <w:b/>
+          <w:kern w:val="0"/>
+          <w:sz w:val="22"/>
+          <w:szCs w:val="22"/>
           <w:highlight w:val="darkGray"/>
+          <w:lang w:val="en"/>
+          <w14:ligatures w14:val="none"/>
         </w:rPr>
         <w:t># Source</w:t>
       </w:r>
       <w:r>
         <w:rPr>
+          <w:rFonts w:ascii="Arial" w:eastAsia="Arial" w:hAnsi="Arial" w:cs="Arial"/>
+          <w:kern w:val="0"/>
+          <w:sz w:val="22"/>
+          <w:szCs w:val="22"/>
           <w:highlight w:val="darkGray"/>
+          <w:lang w:val="en"/>
+          <w14:ligatures w14:val="none"/>
         </w:rPr>
         <w:t xml:space="preserve">: </w:t>
       </w:r>
       <w:r>
         <w:rPr>
-          <w:b/>
+          <w:rFonts w:ascii="Arial" w:eastAsia="Arial" w:hAnsi="Arial" w:cs="Arial"/>
+          <w:b/>
+          <w:kern w:val="0"/>
+          <w:sz w:val="22"/>
+          <w:szCs w:val="22"/>
           <w:highlight w:val="darkGray"/>
-        </w:rPr>
-        <w:t>Chatgpt (GPT‑5 Mini) at [12/18/2025]</w:t>
+          <w:lang w:val="en"/>
+          <w14:ligatures w14:val="none"/>
+        </w:rPr>
+        <w:t>Chatgpt (GPT</w:t>
+      </w:r>
+      <w:r>
+        <w:rPr>
+          <w:rFonts w:ascii="Cambria Math" w:eastAsia="Arial" w:hAnsi="Cambria Math" w:cs="Cambria Math"/>
+          <w:b/>
+          <w:kern w:val="0"/>
+          <w:sz w:val="22"/>
+          <w:szCs w:val="22"/>
+          <w:highlight w:val="darkGray"/>
+          <w:lang w:val="en"/>
+          <w14:ligatures w14:val="none"/>
+        </w:rPr>
+        <w:t>‑</w:t>
+      </w:r>
+      <w:r>
+        <w:rPr>
+          <w:rFonts w:ascii="Arial" w:eastAsia="Arial" w:hAnsi="Arial" w:cs="Arial"/>
+          <w:b/>
+          <w:kern w:val="0"/>
+          <w:sz w:val="22"/>
+          <w:szCs w:val="22"/>
+          <w:highlight w:val="darkGray"/>
+          <w:lang w:val="en"/>
+          <w14:ligatures w14:val="none"/>
+        </w:rPr>
+        <w:t>5 Mini) at [12/18/2025]</w:t>
       </w:r>
     </w:p>
     <w:p>
@@ -1585,29 +2862,45 @@
           <w:ilvl w:val="0"/>
           <w:numId w:val="1"/>
         </w:numPr>
-        <w:spacing w:before="240"/>
-      </w:pPr>
-      <w:r>
-        <w:rPr>
-          <w:rFonts w:ascii="Roboto Mono" w:eastAsia="Roboto Mono" w:hAnsi="Roboto Mono"/>
+        <w:spacing w:before="240" w:after="0" w:line="276" w:lineRule="auto"/>
+        <w:rPr>
+          <w:rFonts w:ascii="Arial" w:eastAsia="Arial" w:hAnsi="Arial" w:cs="Arial"/>
+          <w:kern w:val="0"/>
+          <w:sz w:val="22"/>
+          <w:szCs w:val="22"/>
+          <w:lang w:val="en"/>
+          <w14:ligatures w14:val="none"/>
+        </w:rPr>
+      </w:pPr>
+      <w:r>
+        <w:rPr>
+          <w:rFonts w:ascii="Roboto Mono" w:eastAsia="Roboto Mono" w:hAnsi="Roboto Mono" w:cs="Arial"/>
           <w:b/>
           <w:bCs/>
-          <w:sz w:val="24"/>
-        </w:rPr>
-        <w:lastRenderedPageBreak/>
+          <w:kern w:val="0"/>
+          <w:szCs w:val="22"/>
+          <w:lang w:val="en"/>
+          <w14:ligatures w14:val="none"/>
+        </w:rPr>
         <w:t>Central device</w:t>
       </w:r>
       <w:r>
         <w:rPr>
-          <w:rFonts w:ascii="Roboto Mono" w:eastAsia="Roboto Mono" w:hAnsi="Roboto Mono"/>
-          <w:sz w:val="24"/>
+          <w:rFonts w:ascii="Roboto Mono" w:eastAsia="Roboto Mono" w:hAnsi="Roboto Mono" w:cs="Arial"/>
+          <w:kern w:val="0"/>
+          <w:szCs w:val="22"/>
+          <w:lang w:val="en"/>
+          <w14:ligatures w14:val="none"/>
         </w:rPr>
         <w:t xml:space="preserve"> (Switch, Hub, or Router)</w:t>
       </w:r>
       <w:r>
         <w:rPr>
-          <w:rFonts w:ascii="Roboto Mono" w:eastAsia="Roboto Mono" w:hAnsi="Roboto Mono"/>
-          <w:sz w:val="24"/>
+          <w:rFonts w:ascii="Roboto Mono" w:eastAsia="Roboto Mono" w:hAnsi="Roboto Mono" w:cs="Arial"/>
+          <w:kern w:val="0"/>
+          <w:szCs w:val="22"/>
+          <w:lang w:val="en"/>
+          <w14:ligatures w14:val="none"/>
         </w:rPr>
         <w:br/>
       </w:r>
@@ -1618,27 +2911,45 @@
           <w:ilvl w:val="0"/>
           <w:numId w:val="1"/>
         </w:numPr>
-      </w:pPr>
-      <w:r>
-        <w:rPr>
-          <w:rFonts w:ascii="Roboto Mono" w:eastAsia="Roboto Mono" w:hAnsi="Roboto Mono"/>
+        <w:spacing w:after="0" w:line="276" w:lineRule="auto"/>
+        <w:rPr>
+          <w:rFonts w:ascii="Arial" w:eastAsia="Arial" w:hAnsi="Arial" w:cs="Arial"/>
+          <w:kern w:val="0"/>
+          <w:sz w:val="22"/>
+          <w:szCs w:val="22"/>
+          <w:lang w:val="en"/>
+          <w14:ligatures w14:val="none"/>
+        </w:rPr>
+      </w:pPr>
+      <w:r>
+        <w:rPr>
+          <w:rFonts w:ascii="Roboto Mono" w:eastAsia="Roboto Mono" w:hAnsi="Roboto Mono" w:cs="Arial"/>
           <w:b/>
           <w:bCs/>
-          <w:sz w:val="24"/>
+          <w:kern w:val="0"/>
+          <w:szCs w:val="22"/>
+          <w:lang w:val="en"/>
+          <w14:ligatures w14:val="none"/>
         </w:rPr>
         <w:t>Cables</w:t>
       </w:r>
       <w:r>
         <w:rPr>
-          <w:rFonts w:ascii="Roboto Mono" w:eastAsia="Roboto Mono" w:hAnsi="Roboto Mono"/>
-          <w:sz w:val="24"/>
+          <w:rFonts w:ascii="Roboto Mono" w:eastAsia="Roboto Mono" w:hAnsi="Roboto Mono" w:cs="Arial"/>
+          <w:kern w:val="0"/>
+          <w:szCs w:val="22"/>
+          <w:lang w:val="en"/>
+          <w14:ligatures w14:val="none"/>
         </w:rPr>
         <w:t xml:space="preserve"> (usually Ethernet)</w:t>
       </w:r>
       <w:r>
         <w:rPr>
-          <w:rFonts w:ascii="Roboto Mono" w:eastAsia="Roboto Mono" w:hAnsi="Roboto Mono"/>
-          <w:sz w:val="24"/>
+          <w:rFonts w:ascii="Roboto Mono" w:eastAsia="Roboto Mono" w:hAnsi="Roboto Mono" w:cs="Arial"/>
+          <w:kern w:val="0"/>
+          <w:szCs w:val="22"/>
+          <w:lang w:val="en"/>
+          <w14:ligatures w14:val="none"/>
         </w:rPr>
         <w:br/>
       </w:r>
@@ -1649,106 +2960,225 @@
           <w:ilvl w:val="0"/>
           <w:numId w:val="1"/>
         </w:numPr>
-        <w:spacing w:after="240"/>
-      </w:pPr>
-      <w:r>
-        <w:rPr>
-          <w:rFonts w:ascii="Roboto Mono" w:eastAsia="Roboto Mono" w:hAnsi="Roboto Mono"/>
+        <w:spacing w:after="240" w:line="276" w:lineRule="auto"/>
+        <w:rPr>
+          <w:rFonts w:ascii="Arial" w:eastAsia="Arial" w:hAnsi="Arial" w:cs="Arial"/>
+          <w:kern w:val="0"/>
+          <w:sz w:val="22"/>
+          <w:szCs w:val="22"/>
+          <w:lang w:val="en"/>
+          <w14:ligatures w14:val="none"/>
+        </w:rPr>
+      </w:pPr>
+      <w:r>
+        <w:rPr>
+          <w:rFonts w:ascii="Roboto Mono" w:eastAsia="Roboto Mono" w:hAnsi="Roboto Mono" w:cs="Arial"/>
           <w:b/>
           <w:bCs/>
-          <w:sz w:val="24"/>
+          <w:kern w:val="0"/>
+          <w:szCs w:val="22"/>
+          <w:lang w:val="en"/>
+          <w14:ligatures w14:val="none"/>
         </w:rPr>
         <w:t>End devices</w:t>
       </w:r>
       <w:r>
         <w:rPr>
-          <w:rFonts w:ascii="Roboto Mono" w:eastAsia="Roboto Mono" w:hAnsi="Roboto Mono"/>
-          <w:sz w:val="24"/>
+          <w:rFonts w:ascii="Roboto Mono" w:eastAsia="Roboto Mono" w:hAnsi="Roboto Mono" w:cs="Arial"/>
+          <w:kern w:val="0"/>
+          <w:szCs w:val="22"/>
+          <w:lang w:val="en"/>
+          <w14:ligatures w14:val="none"/>
         </w:rPr>
         <w:t xml:space="preserve"> (PCs, printers, IP phones, etc.)</w:t>
       </w:r>
       <w:r>
         <w:rPr>
-          <w:rFonts w:ascii="Roboto Mono" w:eastAsia="Roboto Mono" w:hAnsi="Roboto Mono"/>
-          <w:sz w:val="24"/>
+          <w:rFonts w:ascii="Roboto Mono" w:eastAsia="Roboto Mono" w:hAnsi="Roboto Mono" w:cs="Arial"/>
+          <w:kern w:val="0"/>
+          <w:szCs w:val="22"/>
+          <w:lang w:val="en"/>
+          <w14:ligatures w14:val="none"/>
         </w:rPr>
         <w:br/>
       </w:r>
     </w:p>
     <w:p>
-      <w:r>
-        <w:rPr>
-          <w:rFonts w:ascii="Roboto Mono" w:eastAsia="Roboto Mono" w:hAnsi="Roboto Mono"/>
-          <w:sz w:val="24"/>
-        </w:rPr>
-        <w:pict w14:anchorId="369BD7AD">
+      <w:pPr>
+        <w:spacing w:after="0" w:line="276" w:lineRule="auto"/>
+        <w:rPr>
+          <w:rFonts w:ascii="Arial" w:eastAsia="Arial" w:hAnsi="Arial" w:cs="Arial"/>
+          <w:kern w:val="0"/>
+          <w:sz w:val="22"/>
+          <w:szCs w:val="22"/>
+          <w:lang w:val="en"/>
+          <w14:ligatures w14:val="none"/>
+        </w:rPr>
+      </w:pPr>
+      <w:r>
+        <w:rPr>
+          <w:rFonts w:ascii="Roboto Mono" w:eastAsia="Roboto Mono" w:hAnsi="Roboto Mono" w:cs="Arial"/>
+          <w:kern w:val="0"/>
+          <w:szCs w:val="22"/>
+          <w:lang w:val="en"/>
+          <w14:ligatures w14:val="none"/>
+        </w:rPr>
+        <w:pict w14:anchorId="2F916C56">
           <v:rect id="_x0000_i1031" style="width:0;height:1.5pt" o:hralign="center" o:hrstd="t" o:hr="t" fillcolor="#a0a0a0" stroked="f"/>
         </w:pict>
       </w:r>
     </w:p>
     <w:p>
       <w:pPr>
-        <w:pStyle w:val="Heading2"/>
-        <w:keepNext w:val="0"/>
-        <w:keepLines w:val="0"/>
-        <w:rPr>
+        <w:spacing w:before="160" w:after="80" w:line="276" w:lineRule="auto"/>
+        <w:outlineLvl w:val="1"/>
+        <w:rPr>
+          <w:rFonts w:asciiTheme="majorHAnsi" w:eastAsiaTheme="majorEastAsia" w:hAnsiTheme="majorHAnsi" w:cstheme="majorBidi"/>
           <w:b/>
           <w:bCs/>
+          <w:color w:val="2F5496" w:themeColor="accent1" w:themeShade="BF"/>
+          <w:kern w:val="0"/>
           <w:sz w:val="34"/>
           <w:szCs w:val="34"/>
+          <w:lang w:val="en"/>
+          <w14:ligatures w14:val="none"/>
         </w:rPr>
       </w:pPr>
       <w:bookmarkStart w:id="7" w:name="_wyq0qhkxq8d0" w:colFirst="0" w:colLast="0"/>
       <w:bookmarkEnd w:id="7"/>
       <w:r>
         <w:rPr>
+          <w:rFonts w:ascii="Segoe UI Emoji" w:eastAsiaTheme="majorEastAsia" w:hAnsi="Segoe UI Emoji" w:cs="Segoe UI Emoji"/>
           <w:b/>
           <w:bCs/>
+          <w:color w:val="2F5496" w:themeColor="accent1" w:themeShade="BF"/>
+          <w:kern w:val="0"/>
           <w:sz w:val="34"/>
           <w:szCs w:val="34"/>
-        </w:rPr>
-        <w:t>📍 Common Use Cases</w:t>
+          <w:lang w:val="en"/>
+          <w14:ligatures w14:val="none"/>
+        </w:rPr>
+        <w:t>📍</w:t>
+      </w:r>
+      <w:r>
+        <w:rPr>
+          <w:rFonts w:asciiTheme="majorHAnsi" w:eastAsiaTheme="majorEastAsia" w:hAnsiTheme="majorHAnsi" w:cstheme="majorBidi"/>
+          <w:b/>
+          <w:bCs/>
+          <w:color w:val="2F5496" w:themeColor="accent1" w:themeShade="BF"/>
+          <w:kern w:val="0"/>
+          <w:sz w:val="34"/>
+          <w:szCs w:val="34"/>
+          <w:lang w:val="en"/>
+          <w14:ligatures w14:val="none"/>
+        </w:rPr>
+        <w:t xml:space="preserve"> Common Use Cases</w:t>
       </w:r>
     </w:p>
     <w:p>
       <w:pPr>
-        <w:spacing w:before="240" w:after="240"/>
-        <w:rPr>
+        <w:spacing w:before="240" w:after="240" w:line="276" w:lineRule="auto"/>
+        <w:rPr>
+          <w:rFonts w:ascii="Arial" w:eastAsia="Arial" w:hAnsi="Arial" w:cs="Arial"/>
           <w:b/>
           <w:bCs/>
+          <w:kern w:val="0"/>
           <w:sz w:val="14"/>
           <w:szCs w:val="14"/>
           <w:shd w:val="clear" w:color="auto" w:fill="B7B7B7"/>
-        </w:rPr>
-      </w:pPr>
-      <w:r>
-        <w:rPr>
-          <w:b/>
+          <w:lang w:val="en"/>
+          <w14:ligatures w14:val="none"/>
+        </w:rPr>
+      </w:pPr>
+      <w:r>
+        <w:rPr>
+          <w:rFonts w:ascii="Arial" w:eastAsia="Arial" w:hAnsi="Arial" w:cs="Arial"/>
+          <w:b/>
+          <w:kern w:val="0"/>
+          <w:sz w:val="22"/>
+          <w:szCs w:val="22"/>
           <w:highlight w:val="darkGray"/>
+          <w:lang w:val="en"/>
+          <w14:ligatures w14:val="none"/>
         </w:rPr>
         <w:t># Source</w:t>
       </w:r>
       <w:r>
         <w:rPr>
+          <w:rFonts w:ascii="Arial" w:eastAsia="Arial" w:hAnsi="Arial" w:cs="Arial"/>
+          <w:kern w:val="0"/>
+          <w:sz w:val="22"/>
+          <w:szCs w:val="22"/>
           <w:highlight w:val="darkGray"/>
+          <w:lang w:val="en"/>
+          <w14:ligatures w14:val="none"/>
         </w:rPr>
         <w:t xml:space="preserve">: </w:t>
       </w:r>
       <w:r>
         <w:rPr>
-          <w:b/>
+          <w:rFonts w:ascii="Arial" w:eastAsia="Arial" w:hAnsi="Arial" w:cs="Arial"/>
+          <w:b/>
+          <w:kern w:val="0"/>
+          <w:sz w:val="22"/>
+          <w:szCs w:val="22"/>
           <w:highlight w:val="darkGray"/>
-        </w:rPr>
-        <w:t>Chatgpt (GPT‑5 Mini) at [12/18/2025]</w:t>
+          <w:lang w:val="en"/>
+          <w14:ligatures w14:val="none"/>
+        </w:rPr>
+        <w:t>Chatgpt (GPT</w:t>
+      </w:r>
+      <w:r>
+        <w:rPr>
+          <w:rFonts w:ascii="Cambria Math" w:eastAsia="Arial" w:hAnsi="Cambria Math" w:cs="Cambria Math"/>
+          <w:b/>
+          <w:kern w:val="0"/>
+          <w:sz w:val="22"/>
+          <w:szCs w:val="22"/>
+          <w:highlight w:val="darkGray"/>
+          <w:lang w:val="en"/>
+          <w14:ligatures w14:val="none"/>
+        </w:rPr>
+        <w:t>‑</w:t>
+      </w:r>
+      <w:r>
+        <w:rPr>
+          <w:rFonts w:ascii="Arial" w:eastAsia="Arial" w:hAnsi="Arial" w:cs="Arial"/>
+          <w:b/>
+          <w:kern w:val="0"/>
+          <w:sz w:val="22"/>
+          <w:szCs w:val="22"/>
+          <w:highlight w:val="darkGray"/>
+          <w:lang w:val="en"/>
+          <w14:ligatures w14:val="none"/>
+        </w:rPr>
+        <w:t>5 Mini) at [12/18/2025]</w:t>
       </w:r>
     </w:p>
     <w:p>
-      <w:r>
-        <w:rPr>
+      <w:pPr>
+        <w:spacing w:after="0" w:line="276" w:lineRule="auto"/>
+        <w:rPr>
+          <w:rFonts w:ascii="Arial" w:eastAsia="Arial" w:hAnsi="Arial" w:cs="Arial"/>
+          <w:kern w:val="0"/>
+          <w:sz w:val="22"/>
+          <w:szCs w:val="22"/>
+          <w:lang w:val="en"/>
+          <w14:ligatures w14:val="none"/>
+        </w:rPr>
+      </w:pPr>
+      <w:r>
+        <w:rPr>
+          <w:rFonts w:ascii="Arial" w:eastAsia="Arial" w:hAnsi="Arial" w:cs="Arial"/>
           <w:noProof/>
+          <w:kern w:val="0"/>
+          <w:sz w:val="22"/>
+          <w:szCs w:val="22"/>
+          <w:lang w:val="en"/>
+          <w14:ligatures w14:val="none"/>
         </w:rPr>
         <w:drawing>
-          <wp:inline distT="114300" distB="114300" distL="114300" distR="114300" wp14:anchorId="17742C95" wp14:editId="5EDF1CA1">
+          <wp:inline distT="114300" distB="114300" distL="114300" distR="114300" wp14:anchorId="631D9344" wp14:editId="00A77298">
             <wp:extent cx="5943600" cy="1320800"/>
             <wp:effectExtent l="0" t="0" r="0" b="0"/>
             <wp:docPr id="2" name="image1.png"/>
@@ -1784,7 +3214,19 @@
         </w:drawing>
       </w:r>
     </w:p>
-    <w:p/>
+    <w:p>
+      <w:pPr>
+        <w:spacing w:after="0" w:line="276" w:lineRule="auto"/>
+        <w:rPr>
+          <w:rFonts w:ascii="Arial" w:eastAsia="Arial" w:hAnsi="Arial" w:cs="Arial"/>
+          <w:kern w:val="0"/>
+          <w:sz w:val="22"/>
+          <w:szCs w:val="22"/>
+          <w:lang w:val="en"/>
+          <w14:ligatures w14:val="none"/>
+        </w:rPr>
+      </w:pPr>
+    </w:p>
     <w:tbl>
       <w:tblPr>
         <w:tblW w:w="6130" w:type="dxa"/>
@@ -1825,14 +3267,26 @@
           </w:tcPr>
           <w:p>
             <w:pPr>
+              <w:spacing w:after="0" w:line="276" w:lineRule="auto"/>
               <w:jc w:val="center"/>
+              <w:rPr>
+                <w:rFonts w:ascii="Arial" w:eastAsia="Arial" w:hAnsi="Arial" w:cs="Arial"/>
+                <w:kern w:val="0"/>
+                <w:sz w:val="22"/>
+                <w:szCs w:val="22"/>
+                <w:lang w:val="en"/>
+                <w14:ligatures w14:val="none"/>
+              </w:rPr>
             </w:pPr>
             <w:r>
               <w:rPr>
-                <w:rFonts w:ascii="Roboto Mono" w:eastAsia="Roboto Mono" w:hAnsi="Roboto Mono"/>
+                <w:rFonts w:ascii="Roboto Mono" w:eastAsia="Roboto Mono" w:hAnsi="Roboto Mono" w:cs="Arial"/>
                 <w:b/>
                 <w:bCs/>
-                <w:sz w:val="24"/>
+                <w:kern w:val="0"/>
+                <w:szCs w:val="22"/>
+                <w:lang w:val="en"/>
+                <w14:ligatures w14:val="none"/>
               </w:rPr>
               <w:t>Environment</w:t>
             </w:r>
@@ -1856,14 +3310,26 @@
           </w:tcPr>
           <w:p>
             <w:pPr>
+              <w:spacing w:after="0" w:line="276" w:lineRule="auto"/>
               <w:jc w:val="center"/>
+              <w:rPr>
+                <w:rFonts w:ascii="Arial" w:eastAsia="Arial" w:hAnsi="Arial" w:cs="Arial"/>
+                <w:kern w:val="0"/>
+                <w:sz w:val="22"/>
+                <w:szCs w:val="22"/>
+                <w:lang w:val="en"/>
+                <w14:ligatures w14:val="none"/>
+              </w:rPr>
             </w:pPr>
             <w:r>
               <w:rPr>
-                <w:rFonts w:ascii="Roboto Mono" w:eastAsia="Roboto Mono" w:hAnsi="Roboto Mono"/>
+                <w:rFonts w:ascii="Roboto Mono" w:eastAsia="Roboto Mono" w:hAnsi="Roboto Mono" w:cs="Arial"/>
                 <w:b/>
                 <w:bCs/>
-                <w:sz w:val="24"/>
+                <w:kern w:val="0"/>
+                <w:szCs w:val="22"/>
+                <w:lang w:val="en"/>
+                <w14:ligatures w14:val="none"/>
               </w:rPr>
               <w:t>Why Star Is Used</w:t>
             </w:r>
@@ -1891,12 +3357,36 @@
             </w:tcMar>
           </w:tcPr>
           <w:p>
-            <w:r>
-              <w:rPr>
-                <w:rFonts w:ascii="Roboto Mono" w:eastAsia="Roboto Mono" w:hAnsi="Roboto Mono"/>
-                <w:sz w:val="24"/>
-              </w:rPr>
-              <w:t>🏠 Home networks</w:t>
+            <w:pPr>
+              <w:spacing w:after="0" w:line="276" w:lineRule="auto"/>
+              <w:rPr>
+                <w:rFonts w:ascii="Arial" w:eastAsia="Arial" w:hAnsi="Arial" w:cs="Arial"/>
+                <w:kern w:val="0"/>
+                <w:sz w:val="22"/>
+                <w:szCs w:val="22"/>
+                <w:lang w:val="en"/>
+                <w14:ligatures w14:val="none"/>
+              </w:rPr>
+            </w:pPr>
+            <w:r>
+              <w:rPr>
+                <w:rFonts w:ascii="Segoe UI Emoji" w:eastAsia="Roboto Mono" w:hAnsi="Segoe UI Emoji" w:cs="Segoe UI Emoji"/>
+                <w:kern w:val="0"/>
+                <w:szCs w:val="22"/>
+                <w:lang w:val="en"/>
+                <w14:ligatures w14:val="none"/>
+              </w:rPr>
+              <w:t>🏠</w:t>
+            </w:r>
+            <w:r>
+              <w:rPr>
+                <w:rFonts w:ascii="Roboto Mono" w:eastAsia="Roboto Mono" w:hAnsi="Roboto Mono" w:cs="Arial"/>
+                <w:kern w:val="0"/>
+                <w:szCs w:val="22"/>
+                <w:lang w:val="en"/>
+                <w14:ligatures w14:val="none"/>
+              </w:rPr>
+              <w:t xml:space="preserve"> Home networks</w:t>
             </w:r>
           </w:p>
         </w:tc>
@@ -1917,10 +3407,24 @@
             </w:tcMar>
           </w:tcPr>
           <w:p>
-            <w:r>
-              <w:rPr>
-                <w:rFonts w:ascii="Roboto Mono" w:eastAsia="Roboto Mono" w:hAnsi="Roboto Mono"/>
-                <w:sz w:val="24"/>
+            <w:pPr>
+              <w:spacing w:after="0" w:line="276" w:lineRule="auto"/>
+              <w:rPr>
+                <w:rFonts w:ascii="Arial" w:eastAsia="Arial" w:hAnsi="Arial" w:cs="Arial"/>
+                <w:kern w:val="0"/>
+                <w:sz w:val="22"/>
+                <w:szCs w:val="22"/>
+                <w:lang w:val="en"/>
+                <w14:ligatures w14:val="none"/>
+              </w:rPr>
+            </w:pPr>
+            <w:r>
+              <w:rPr>
+                <w:rFonts w:ascii="Roboto Mono" w:eastAsia="Roboto Mono" w:hAnsi="Roboto Mono" w:cs="Arial"/>
+                <w:kern w:val="0"/>
+                <w:szCs w:val="22"/>
+                <w:lang w:val="en"/>
+                <w14:ligatures w14:val="none"/>
               </w:rPr>
               <w:t>Easy to manage and set up</w:t>
             </w:r>
@@ -1948,12 +3452,36 @@
             </w:tcMar>
           </w:tcPr>
           <w:p>
-            <w:r>
-              <w:rPr>
-                <w:rFonts w:ascii="Roboto Mono" w:eastAsia="Roboto Mono" w:hAnsi="Roboto Mono"/>
-                <w:sz w:val="24"/>
-              </w:rPr>
-              <w:t>🏢 Office LANs</w:t>
+            <w:pPr>
+              <w:spacing w:after="0" w:line="276" w:lineRule="auto"/>
+              <w:rPr>
+                <w:rFonts w:ascii="Arial" w:eastAsia="Arial" w:hAnsi="Arial" w:cs="Arial"/>
+                <w:kern w:val="0"/>
+                <w:sz w:val="22"/>
+                <w:szCs w:val="22"/>
+                <w:lang w:val="en"/>
+                <w14:ligatures w14:val="none"/>
+              </w:rPr>
+            </w:pPr>
+            <w:r>
+              <w:rPr>
+                <w:rFonts w:ascii="Segoe UI Emoji" w:eastAsia="Roboto Mono" w:hAnsi="Segoe UI Emoji" w:cs="Segoe UI Emoji"/>
+                <w:kern w:val="0"/>
+                <w:szCs w:val="22"/>
+                <w:lang w:val="en"/>
+                <w14:ligatures w14:val="none"/>
+              </w:rPr>
+              <w:t>🏢</w:t>
+            </w:r>
+            <w:r>
+              <w:rPr>
+                <w:rFonts w:ascii="Roboto Mono" w:eastAsia="Roboto Mono" w:hAnsi="Roboto Mono" w:cs="Arial"/>
+                <w:kern w:val="0"/>
+                <w:szCs w:val="22"/>
+                <w:lang w:val="en"/>
+                <w14:ligatures w14:val="none"/>
+              </w:rPr>
+              <w:t xml:space="preserve"> Office LANs</w:t>
             </w:r>
           </w:p>
         </w:tc>
@@ -1974,10 +3502,24 @@
             </w:tcMar>
           </w:tcPr>
           <w:p>
-            <w:r>
-              <w:rPr>
-                <w:rFonts w:ascii="Roboto Mono" w:eastAsia="Roboto Mono" w:hAnsi="Roboto Mono"/>
-                <w:sz w:val="24"/>
+            <w:pPr>
+              <w:spacing w:after="0" w:line="276" w:lineRule="auto"/>
+              <w:rPr>
+                <w:rFonts w:ascii="Arial" w:eastAsia="Arial" w:hAnsi="Arial" w:cs="Arial"/>
+                <w:kern w:val="0"/>
+                <w:sz w:val="22"/>
+                <w:szCs w:val="22"/>
+                <w:lang w:val="en"/>
+                <w14:ligatures w14:val="none"/>
+              </w:rPr>
+            </w:pPr>
+            <w:r>
+              <w:rPr>
+                <w:rFonts w:ascii="Roboto Mono" w:eastAsia="Roboto Mono" w:hAnsi="Roboto Mono" w:cs="Arial"/>
+                <w:kern w:val="0"/>
+                <w:szCs w:val="22"/>
+                <w:lang w:val="en"/>
+                <w14:ligatures w14:val="none"/>
               </w:rPr>
               <w:t>Centralized control and scalability</w:t>
             </w:r>
@@ -2005,12 +3547,36 @@
             </w:tcMar>
           </w:tcPr>
           <w:p>
-            <w:r>
-              <w:rPr>
-                <w:rFonts w:ascii="Roboto Mono" w:eastAsia="Roboto Mono" w:hAnsi="Roboto Mono"/>
-                <w:sz w:val="24"/>
-              </w:rPr>
-              <w:t>🏫 Schools/classrooms</w:t>
+            <w:pPr>
+              <w:spacing w:after="0" w:line="276" w:lineRule="auto"/>
+              <w:rPr>
+                <w:rFonts w:ascii="Arial" w:eastAsia="Arial" w:hAnsi="Arial" w:cs="Arial"/>
+                <w:kern w:val="0"/>
+                <w:sz w:val="22"/>
+                <w:szCs w:val="22"/>
+                <w:lang w:val="en"/>
+                <w14:ligatures w14:val="none"/>
+              </w:rPr>
+            </w:pPr>
+            <w:r>
+              <w:rPr>
+                <w:rFonts w:ascii="Segoe UI Emoji" w:eastAsia="Roboto Mono" w:hAnsi="Segoe UI Emoji" w:cs="Segoe UI Emoji"/>
+                <w:kern w:val="0"/>
+                <w:szCs w:val="22"/>
+                <w:lang w:val="en"/>
+                <w14:ligatures w14:val="none"/>
+              </w:rPr>
+              <w:t>🏫</w:t>
+            </w:r>
+            <w:r>
+              <w:rPr>
+                <w:rFonts w:ascii="Roboto Mono" w:eastAsia="Roboto Mono" w:hAnsi="Roboto Mono" w:cs="Arial"/>
+                <w:kern w:val="0"/>
+                <w:szCs w:val="22"/>
+                <w:lang w:val="en"/>
+                <w14:ligatures w14:val="none"/>
+              </w:rPr>
+              <w:t xml:space="preserve"> Schools/classrooms</w:t>
             </w:r>
           </w:p>
         </w:tc>
@@ -2031,10 +3597,24 @@
             </w:tcMar>
           </w:tcPr>
           <w:p>
-            <w:r>
-              <w:rPr>
-                <w:rFonts w:ascii="Roboto Mono" w:eastAsia="Roboto Mono" w:hAnsi="Roboto Mono"/>
-                <w:sz w:val="24"/>
+            <w:pPr>
+              <w:spacing w:after="0" w:line="276" w:lineRule="auto"/>
+              <w:rPr>
+                <w:rFonts w:ascii="Arial" w:eastAsia="Arial" w:hAnsi="Arial" w:cs="Arial"/>
+                <w:kern w:val="0"/>
+                <w:sz w:val="22"/>
+                <w:szCs w:val="22"/>
+                <w:lang w:val="en"/>
+                <w14:ligatures w14:val="none"/>
+              </w:rPr>
+            </w:pPr>
+            <w:r>
+              <w:rPr>
+                <w:rFonts w:ascii="Roboto Mono" w:eastAsia="Roboto Mono" w:hAnsi="Roboto Mono" w:cs="Arial"/>
+                <w:kern w:val="0"/>
+                <w:szCs w:val="22"/>
+                <w:lang w:val="en"/>
+                <w14:ligatures w14:val="none"/>
               </w:rPr>
               <w:t>Simple expansion and maintenance</w:t>
             </w:r>
@@ -2043,80 +3623,181 @@
       </w:tr>
     </w:tbl>
     <w:p>
-      <w:r>
-        <w:rPr>
-          <w:rFonts w:ascii="Roboto Mono" w:eastAsia="Roboto Mono" w:hAnsi="Roboto Mono"/>
-          <w:sz w:val="24"/>
-        </w:rPr>
-        <w:pict w14:anchorId="13ADE8E2">
+      <w:pPr>
+        <w:spacing w:after="0" w:line="276" w:lineRule="auto"/>
+        <w:rPr>
+          <w:rFonts w:ascii="Arial" w:eastAsia="Arial" w:hAnsi="Arial" w:cs="Arial"/>
+          <w:kern w:val="0"/>
+          <w:sz w:val="22"/>
+          <w:szCs w:val="22"/>
+          <w:lang w:val="en"/>
+          <w14:ligatures w14:val="none"/>
+        </w:rPr>
+      </w:pPr>
+      <w:r>
+        <w:rPr>
+          <w:rFonts w:ascii="Roboto Mono" w:eastAsia="Roboto Mono" w:hAnsi="Roboto Mono" w:cs="Arial"/>
+          <w:kern w:val="0"/>
+          <w:szCs w:val="22"/>
+          <w:lang w:val="en"/>
+          <w14:ligatures w14:val="none"/>
+        </w:rPr>
+        <w:pict w14:anchorId="78F5EE83">
           <v:rect id="_x0000_i1032" style="width:0;height:1.5pt" o:hralign="center" o:hrstd="t" o:hr="t" fillcolor="#a0a0a0" stroked="f"/>
         </w:pict>
       </w:r>
     </w:p>
     <w:p>
       <w:pPr>
-        <w:pStyle w:val="Heading2"/>
-        <w:keepNext w:val="0"/>
-        <w:keepLines w:val="0"/>
-        <w:rPr>
+        <w:spacing w:before="160" w:after="80" w:line="276" w:lineRule="auto"/>
+        <w:outlineLvl w:val="1"/>
+        <w:rPr>
+          <w:rFonts w:asciiTheme="majorHAnsi" w:eastAsiaTheme="majorEastAsia" w:hAnsiTheme="majorHAnsi" w:cstheme="majorBidi"/>
           <w:b/>
           <w:bCs/>
+          <w:color w:val="2F5496" w:themeColor="accent1" w:themeShade="BF"/>
+          <w:kern w:val="0"/>
           <w:sz w:val="34"/>
           <w:szCs w:val="34"/>
+          <w:lang w:val="en"/>
+          <w14:ligatures w14:val="none"/>
         </w:rPr>
       </w:pPr>
       <w:bookmarkStart w:id="8" w:name="_hqmcznq9yb4b" w:colFirst="0" w:colLast="0"/>
       <w:bookmarkEnd w:id="8"/>
       <w:r>
         <w:rPr>
+          <w:rFonts w:ascii="Segoe UI Emoji" w:eastAsiaTheme="majorEastAsia" w:hAnsi="Segoe UI Emoji" w:cs="Segoe UI Emoji"/>
           <w:b/>
           <w:bCs/>
+          <w:color w:val="2F5496" w:themeColor="accent1" w:themeShade="BF"/>
+          <w:kern w:val="0"/>
           <w:sz w:val="34"/>
           <w:szCs w:val="34"/>
-        </w:rPr>
-        <w:t>🧾 Comparison: Star vs Bus</w:t>
+          <w:lang w:val="en"/>
+          <w14:ligatures w14:val="none"/>
+        </w:rPr>
+        <w:t>🧾</w:t>
+      </w:r>
+      <w:r>
+        <w:rPr>
+          <w:rFonts w:asciiTheme="majorHAnsi" w:eastAsiaTheme="majorEastAsia" w:hAnsiTheme="majorHAnsi" w:cstheme="majorBidi"/>
+          <w:b/>
+          <w:bCs/>
+          <w:color w:val="2F5496" w:themeColor="accent1" w:themeShade="BF"/>
+          <w:kern w:val="0"/>
+          <w:sz w:val="34"/>
+          <w:szCs w:val="34"/>
+          <w:lang w:val="en"/>
+          <w14:ligatures w14:val="none"/>
+        </w:rPr>
+        <w:t xml:space="preserve"> Comparison: Star vs Bus</w:t>
       </w:r>
     </w:p>
     <w:p>
       <w:pPr>
-        <w:spacing w:before="240" w:after="240"/>
-        <w:rPr>
+        <w:spacing w:before="240" w:after="240" w:line="276" w:lineRule="auto"/>
+        <w:rPr>
+          <w:rFonts w:ascii="Arial" w:eastAsia="Arial" w:hAnsi="Arial" w:cs="Arial"/>
           <w:b/>
           <w:bCs/>
+          <w:kern w:val="0"/>
           <w:sz w:val="14"/>
           <w:szCs w:val="14"/>
           <w:shd w:val="clear" w:color="auto" w:fill="B7B7B7"/>
-        </w:rPr>
-      </w:pPr>
-      <w:r>
-        <w:rPr>
-          <w:b/>
+          <w:lang w:val="en"/>
+          <w14:ligatures w14:val="none"/>
+        </w:rPr>
+      </w:pPr>
+      <w:r>
+        <w:rPr>
+          <w:rFonts w:ascii="Arial" w:eastAsia="Arial" w:hAnsi="Arial" w:cs="Arial"/>
+          <w:b/>
+          <w:kern w:val="0"/>
+          <w:sz w:val="22"/>
+          <w:szCs w:val="22"/>
           <w:highlight w:val="darkGray"/>
+          <w:lang w:val="en"/>
+          <w14:ligatures w14:val="none"/>
         </w:rPr>
         <w:t># Source</w:t>
       </w:r>
       <w:r>
         <w:rPr>
+          <w:rFonts w:ascii="Arial" w:eastAsia="Arial" w:hAnsi="Arial" w:cs="Arial"/>
+          <w:kern w:val="0"/>
+          <w:sz w:val="22"/>
+          <w:szCs w:val="22"/>
           <w:highlight w:val="darkGray"/>
+          <w:lang w:val="en"/>
+          <w14:ligatures w14:val="none"/>
         </w:rPr>
         <w:t xml:space="preserve">: </w:t>
       </w:r>
       <w:r>
         <w:rPr>
-          <w:b/>
+          <w:rFonts w:ascii="Arial" w:eastAsia="Arial" w:hAnsi="Arial" w:cs="Arial"/>
+          <w:b/>
+          <w:kern w:val="0"/>
+          <w:sz w:val="22"/>
+          <w:szCs w:val="22"/>
           <w:highlight w:val="darkGray"/>
-        </w:rPr>
-        <w:t>Chatgpt (GPT‑5 Mini) at [12/18/2025]</w:t>
+          <w:lang w:val="en"/>
+          <w14:ligatures w14:val="none"/>
+        </w:rPr>
+        <w:t>Chatgpt (GPT</w:t>
+      </w:r>
+      <w:r>
+        <w:rPr>
+          <w:rFonts w:ascii="Cambria Math" w:eastAsia="Arial" w:hAnsi="Cambria Math" w:cs="Cambria Math"/>
+          <w:b/>
+          <w:kern w:val="0"/>
+          <w:sz w:val="22"/>
+          <w:szCs w:val="22"/>
+          <w:highlight w:val="darkGray"/>
+          <w:lang w:val="en"/>
+          <w14:ligatures w14:val="none"/>
+        </w:rPr>
+        <w:t>‑</w:t>
+      </w:r>
+      <w:r>
+        <w:rPr>
+          <w:rFonts w:ascii="Arial" w:eastAsia="Arial" w:hAnsi="Arial" w:cs="Arial"/>
+          <w:b/>
+          <w:kern w:val="0"/>
+          <w:sz w:val="22"/>
+          <w:szCs w:val="22"/>
+          <w:highlight w:val="darkGray"/>
+          <w:lang w:val="en"/>
+          <w14:ligatures w14:val="none"/>
+        </w:rPr>
+        <w:t>5 Mini) at [12/18/2025]</w:t>
       </w:r>
     </w:p>
     <w:p>
-      <w:r>
-        <w:rPr>
+      <w:pPr>
+        <w:spacing w:after="0" w:line="276" w:lineRule="auto"/>
+        <w:rPr>
+          <w:rFonts w:ascii="Arial" w:eastAsia="Arial" w:hAnsi="Arial" w:cs="Arial"/>
+          <w:kern w:val="0"/>
+          <w:sz w:val="22"/>
+          <w:szCs w:val="22"/>
+          <w:lang w:val="en"/>
+          <w14:ligatures w14:val="none"/>
+        </w:rPr>
+      </w:pPr>
+      <w:r>
+        <w:rPr>
+          <w:rFonts w:ascii="Arial" w:eastAsia="Arial" w:hAnsi="Arial" w:cs="Arial"/>
           <w:noProof/>
-        </w:rPr>
-        <w:lastRenderedPageBreak/>
+          <w:kern w:val="0"/>
+          <w:sz w:val="22"/>
+          <w:szCs w:val="22"/>
+          <w:lang w:val="en"/>
+          <w14:ligatures w14:val="none"/>
+        </w:rPr>
         <w:drawing>
-          <wp:inline distT="114300" distB="114300" distL="114300" distR="114300" wp14:anchorId="305A37C9" wp14:editId="101AF80F">
+          <wp:inline distT="114300" distB="114300" distL="114300" distR="114300" wp14:anchorId="32E3F15C" wp14:editId="6DAF1C7B">
             <wp:extent cx="5943600" cy="1651000"/>
             <wp:effectExtent l="0" t="0" r="0" b="0"/>
             <wp:docPr id="4" name="image2.png"/>
@@ -2152,7 +3833,19 @@
         </w:drawing>
       </w:r>
     </w:p>
-    <w:p/>
+    <w:p>
+      <w:pPr>
+        <w:spacing w:after="0" w:line="276" w:lineRule="auto"/>
+        <w:rPr>
+          <w:rFonts w:ascii="Arial" w:eastAsia="Arial" w:hAnsi="Arial" w:cs="Arial"/>
+          <w:kern w:val="0"/>
+          <w:sz w:val="22"/>
+          <w:szCs w:val="22"/>
+          <w:lang w:val="en"/>
+          <w14:ligatures w14:val="none"/>
+        </w:rPr>
+      </w:pPr>
+    </w:p>
     <w:tbl>
       <w:tblPr>
         <w:tblW w:w="6465" w:type="dxa"/>
@@ -2194,14 +3887,26 @@
           </w:tcPr>
           <w:p>
             <w:pPr>
+              <w:spacing w:after="0" w:line="276" w:lineRule="auto"/>
               <w:jc w:val="center"/>
+              <w:rPr>
+                <w:rFonts w:ascii="Arial" w:eastAsia="Arial" w:hAnsi="Arial" w:cs="Arial"/>
+                <w:kern w:val="0"/>
+                <w:sz w:val="22"/>
+                <w:szCs w:val="22"/>
+                <w:lang w:val="en"/>
+                <w14:ligatures w14:val="none"/>
+              </w:rPr>
             </w:pPr>
             <w:r>
               <w:rPr>
-                <w:rFonts w:ascii="Roboto Mono" w:eastAsia="Roboto Mono" w:hAnsi="Roboto Mono"/>
+                <w:rFonts w:ascii="Roboto Mono" w:eastAsia="Roboto Mono" w:hAnsi="Roboto Mono" w:cs="Arial"/>
                 <w:b/>
                 <w:bCs/>
-                <w:sz w:val="24"/>
+                <w:kern w:val="0"/>
+                <w:szCs w:val="22"/>
+                <w:lang w:val="en"/>
+                <w14:ligatures w14:val="none"/>
               </w:rPr>
               <w:t>Feature</w:t>
             </w:r>
@@ -2225,14 +3930,26 @@
           </w:tcPr>
           <w:p>
             <w:pPr>
+              <w:spacing w:after="0" w:line="276" w:lineRule="auto"/>
               <w:jc w:val="center"/>
+              <w:rPr>
+                <w:rFonts w:ascii="Arial" w:eastAsia="Arial" w:hAnsi="Arial" w:cs="Arial"/>
+                <w:kern w:val="0"/>
+                <w:sz w:val="22"/>
+                <w:szCs w:val="22"/>
+                <w:lang w:val="en"/>
+                <w14:ligatures w14:val="none"/>
+              </w:rPr>
             </w:pPr>
             <w:r>
               <w:rPr>
-                <w:rFonts w:ascii="Roboto Mono" w:eastAsia="Roboto Mono" w:hAnsi="Roboto Mono"/>
+                <w:rFonts w:ascii="Roboto Mono" w:eastAsia="Roboto Mono" w:hAnsi="Roboto Mono" w:cs="Arial"/>
                 <w:b/>
                 <w:bCs/>
-                <w:sz w:val="24"/>
+                <w:kern w:val="0"/>
+                <w:szCs w:val="22"/>
+                <w:lang w:val="en"/>
+                <w14:ligatures w14:val="none"/>
               </w:rPr>
               <w:t>Star Topology</w:t>
             </w:r>
@@ -2256,14 +3973,26 @@
           </w:tcPr>
           <w:p>
             <w:pPr>
+              <w:spacing w:after="0" w:line="276" w:lineRule="auto"/>
               <w:jc w:val="center"/>
+              <w:rPr>
+                <w:rFonts w:ascii="Arial" w:eastAsia="Arial" w:hAnsi="Arial" w:cs="Arial"/>
+                <w:kern w:val="0"/>
+                <w:sz w:val="22"/>
+                <w:szCs w:val="22"/>
+                <w:lang w:val="en"/>
+                <w14:ligatures w14:val="none"/>
+              </w:rPr>
             </w:pPr>
             <w:r>
               <w:rPr>
-                <w:rFonts w:ascii="Roboto Mono" w:eastAsia="Roboto Mono" w:hAnsi="Roboto Mono"/>
+                <w:rFonts w:ascii="Roboto Mono" w:eastAsia="Roboto Mono" w:hAnsi="Roboto Mono" w:cs="Arial"/>
                 <w:b/>
                 <w:bCs/>
-                <w:sz w:val="24"/>
+                <w:kern w:val="0"/>
+                <w:szCs w:val="22"/>
+                <w:lang w:val="en"/>
+                <w14:ligatures w14:val="none"/>
               </w:rPr>
               <w:t>Bus Topology</w:t>
             </w:r>
@@ -2291,10 +4020,24 @@
             </w:tcMar>
           </w:tcPr>
           <w:p>
-            <w:r>
-              <w:rPr>
-                <w:rFonts w:ascii="Roboto Mono" w:eastAsia="Roboto Mono" w:hAnsi="Roboto Mono"/>
-                <w:sz w:val="24"/>
+            <w:pPr>
+              <w:spacing w:after="0" w:line="276" w:lineRule="auto"/>
+              <w:rPr>
+                <w:rFonts w:ascii="Arial" w:eastAsia="Arial" w:hAnsi="Arial" w:cs="Arial"/>
+                <w:kern w:val="0"/>
+                <w:sz w:val="22"/>
+                <w:szCs w:val="22"/>
+                <w:lang w:val="en"/>
+                <w14:ligatures w14:val="none"/>
+              </w:rPr>
+            </w:pPr>
+            <w:r>
+              <w:rPr>
+                <w:rFonts w:ascii="Roboto Mono" w:eastAsia="Roboto Mono" w:hAnsi="Roboto Mono" w:cs="Arial"/>
+                <w:kern w:val="0"/>
+                <w:szCs w:val="22"/>
+                <w:lang w:val="en"/>
+                <w14:ligatures w14:val="none"/>
               </w:rPr>
               <w:t>Failure Impact</w:t>
             </w:r>
@@ -2317,10 +4060,24 @@
             </w:tcMar>
           </w:tcPr>
           <w:p>
-            <w:r>
-              <w:rPr>
-                <w:rFonts w:ascii="Roboto Mono" w:eastAsia="Roboto Mono" w:hAnsi="Roboto Mono"/>
-                <w:sz w:val="24"/>
+            <w:pPr>
+              <w:spacing w:after="0" w:line="276" w:lineRule="auto"/>
+              <w:rPr>
+                <w:rFonts w:ascii="Arial" w:eastAsia="Arial" w:hAnsi="Arial" w:cs="Arial"/>
+                <w:kern w:val="0"/>
+                <w:sz w:val="22"/>
+                <w:szCs w:val="22"/>
+                <w:lang w:val="en"/>
+                <w14:ligatures w14:val="none"/>
+              </w:rPr>
+            </w:pPr>
+            <w:r>
+              <w:rPr>
+                <w:rFonts w:ascii="Roboto Mono" w:eastAsia="Roboto Mono" w:hAnsi="Roboto Mono" w:cs="Arial"/>
+                <w:kern w:val="0"/>
+                <w:szCs w:val="22"/>
+                <w:lang w:val="en"/>
+                <w14:ligatures w14:val="none"/>
               </w:rPr>
               <w:t>Only affected device</w:t>
             </w:r>
@@ -2343,10 +4100,24 @@
             </w:tcMar>
           </w:tcPr>
           <w:p>
-            <w:r>
-              <w:rPr>
-                <w:rFonts w:ascii="Roboto Mono" w:eastAsia="Roboto Mono" w:hAnsi="Roboto Mono"/>
-                <w:sz w:val="24"/>
+            <w:pPr>
+              <w:spacing w:after="0" w:line="276" w:lineRule="auto"/>
+              <w:rPr>
+                <w:rFonts w:ascii="Arial" w:eastAsia="Arial" w:hAnsi="Arial" w:cs="Arial"/>
+                <w:kern w:val="0"/>
+                <w:sz w:val="22"/>
+                <w:szCs w:val="22"/>
+                <w:lang w:val="en"/>
+                <w14:ligatures w14:val="none"/>
+              </w:rPr>
+            </w:pPr>
+            <w:r>
+              <w:rPr>
+                <w:rFonts w:ascii="Roboto Mono" w:eastAsia="Roboto Mono" w:hAnsi="Roboto Mono" w:cs="Arial"/>
+                <w:kern w:val="0"/>
+                <w:szCs w:val="22"/>
+                <w:lang w:val="en"/>
+                <w14:ligatures w14:val="none"/>
               </w:rPr>
               <w:t>Entire network fails</w:t>
             </w:r>
@@ -2374,10 +4145,24 @@
             </w:tcMar>
           </w:tcPr>
           <w:p>
-            <w:r>
-              <w:rPr>
-                <w:rFonts w:ascii="Roboto Mono" w:eastAsia="Roboto Mono" w:hAnsi="Roboto Mono"/>
-                <w:sz w:val="24"/>
+            <w:pPr>
+              <w:spacing w:after="0" w:line="276" w:lineRule="auto"/>
+              <w:rPr>
+                <w:rFonts w:ascii="Arial" w:eastAsia="Arial" w:hAnsi="Arial" w:cs="Arial"/>
+                <w:kern w:val="0"/>
+                <w:sz w:val="22"/>
+                <w:szCs w:val="22"/>
+                <w:lang w:val="en"/>
+                <w14:ligatures w14:val="none"/>
+              </w:rPr>
+            </w:pPr>
+            <w:r>
+              <w:rPr>
+                <w:rFonts w:ascii="Roboto Mono" w:eastAsia="Roboto Mono" w:hAnsi="Roboto Mono" w:cs="Arial"/>
+                <w:kern w:val="0"/>
+                <w:szCs w:val="22"/>
+                <w:lang w:val="en"/>
+                <w14:ligatures w14:val="none"/>
               </w:rPr>
               <w:t>Cabling</w:t>
             </w:r>
@@ -2400,10 +4185,24 @@
             </w:tcMar>
           </w:tcPr>
           <w:p>
-            <w:r>
-              <w:rPr>
-                <w:rFonts w:ascii="Roboto Mono" w:eastAsia="Roboto Mono" w:hAnsi="Roboto Mono"/>
-                <w:sz w:val="24"/>
+            <w:pPr>
+              <w:spacing w:after="0" w:line="276" w:lineRule="auto"/>
+              <w:rPr>
+                <w:rFonts w:ascii="Arial" w:eastAsia="Arial" w:hAnsi="Arial" w:cs="Arial"/>
+                <w:kern w:val="0"/>
+                <w:sz w:val="22"/>
+                <w:szCs w:val="22"/>
+                <w:lang w:val="en"/>
+                <w14:ligatures w14:val="none"/>
+              </w:rPr>
+            </w:pPr>
+            <w:r>
+              <w:rPr>
+                <w:rFonts w:ascii="Roboto Mono" w:eastAsia="Roboto Mono" w:hAnsi="Roboto Mono" w:cs="Arial"/>
+                <w:kern w:val="0"/>
+                <w:szCs w:val="22"/>
+                <w:lang w:val="en"/>
+                <w14:ligatures w14:val="none"/>
               </w:rPr>
               <w:t>More cables</w:t>
             </w:r>
@@ -2426,10 +4225,24 @@
             </w:tcMar>
           </w:tcPr>
           <w:p>
-            <w:r>
-              <w:rPr>
-                <w:rFonts w:ascii="Roboto Mono" w:eastAsia="Roboto Mono" w:hAnsi="Roboto Mono"/>
-                <w:sz w:val="24"/>
+            <w:pPr>
+              <w:spacing w:after="0" w:line="276" w:lineRule="auto"/>
+              <w:rPr>
+                <w:rFonts w:ascii="Arial" w:eastAsia="Arial" w:hAnsi="Arial" w:cs="Arial"/>
+                <w:kern w:val="0"/>
+                <w:sz w:val="22"/>
+                <w:szCs w:val="22"/>
+                <w:lang w:val="en"/>
+                <w14:ligatures w14:val="none"/>
+              </w:rPr>
+            </w:pPr>
+            <w:r>
+              <w:rPr>
+                <w:rFonts w:ascii="Roboto Mono" w:eastAsia="Roboto Mono" w:hAnsi="Roboto Mono" w:cs="Arial"/>
+                <w:kern w:val="0"/>
+                <w:szCs w:val="22"/>
+                <w:lang w:val="en"/>
+                <w14:ligatures w14:val="none"/>
               </w:rPr>
               <w:t>One shared cable</w:t>
             </w:r>
@@ -2457,10 +4270,24 @@
             </w:tcMar>
           </w:tcPr>
           <w:p>
-            <w:r>
-              <w:rPr>
-                <w:rFonts w:ascii="Roboto Mono" w:eastAsia="Roboto Mono" w:hAnsi="Roboto Mono"/>
-                <w:sz w:val="24"/>
+            <w:pPr>
+              <w:spacing w:after="0" w:line="276" w:lineRule="auto"/>
+              <w:rPr>
+                <w:rFonts w:ascii="Arial" w:eastAsia="Arial" w:hAnsi="Arial" w:cs="Arial"/>
+                <w:kern w:val="0"/>
+                <w:sz w:val="22"/>
+                <w:szCs w:val="22"/>
+                <w:lang w:val="en"/>
+                <w14:ligatures w14:val="none"/>
+              </w:rPr>
+            </w:pPr>
+            <w:r>
+              <w:rPr>
+                <w:rFonts w:ascii="Roboto Mono" w:eastAsia="Roboto Mono" w:hAnsi="Roboto Mono" w:cs="Arial"/>
+                <w:kern w:val="0"/>
+                <w:szCs w:val="22"/>
+                <w:lang w:val="en"/>
+                <w14:ligatures w14:val="none"/>
               </w:rPr>
               <w:t>Scalability</w:t>
             </w:r>
@@ -2483,10 +4310,24 @@
             </w:tcMar>
           </w:tcPr>
           <w:p>
-            <w:r>
-              <w:rPr>
-                <w:rFonts w:ascii="Roboto Mono" w:eastAsia="Roboto Mono" w:hAnsi="Roboto Mono"/>
-                <w:sz w:val="24"/>
+            <w:pPr>
+              <w:spacing w:after="0" w:line="276" w:lineRule="auto"/>
+              <w:rPr>
+                <w:rFonts w:ascii="Arial" w:eastAsia="Arial" w:hAnsi="Arial" w:cs="Arial"/>
+                <w:kern w:val="0"/>
+                <w:sz w:val="22"/>
+                <w:szCs w:val="22"/>
+                <w:lang w:val="en"/>
+                <w14:ligatures w14:val="none"/>
+              </w:rPr>
+            </w:pPr>
+            <w:r>
+              <w:rPr>
+                <w:rFonts w:ascii="Roboto Mono" w:eastAsia="Roboto Mono" w:hAnsi="Roboto Mono" w:cs="Arial"/>
+                <w:kern w:val="0"/>
+                <w:szCs w:val="22"/>
+                <w:lang w:val="en"/>
+                <w14:ligatures w14:val="none"/>
               </w:rPr>
               <w:t>Easy</w:t>
             </w:r>
@@ -2509,10 +4350,24 @@
             </w:tcMar>
           </w:tcPr>
           <w:p>
-            <w:r>
-              <w:rPr>
-                <w:rFonts w:ascii="Roboto Mono" w:eastAsia="Roboto Mono" w:hAnsi="Roboto Mono"/>
-                <w:sz w:val="24"/>
+            <w:pPr>
+              <w:spacing w:after="0" w:line="276" w:lineRule="auto"/>
+              <w:rPr>
+                <w:rFonts w:ascii="Arial" w:eastAsia="Arial" w:hAnsi="Arial" w:cs="Arial"/>
+                <w:kern w:val="0"/>
+                <w:sz w:val="22"/>
+                <w:szCs w:val="22"/>
+                <w:lang w:val="en"/>
+                <w14:ligatures w14:val="none"/>
+              </w:rPr>
+            </w:pPr>
+            <w:r>
+              <w:rPr>
+                <w:rFonts w:ascii="Roboto Mono" w:eastAsia="Roboto Mono" w:hAnsi="Roboto Mono" w:cs="Arial"/>
+                <w:kern w:val="0"/>
+                <w:szCs w:val="22"/>
+                <w:lang w:val="en"/>
+                <w14:ligatures w14:val="none"/>
               </w:rPr>
               <w:t>Hard</w:t>
             </w:r>
@@ -2540,10 +4395,24 @@
             </w:tcMar>
           </w:tcPr>
           <w:p>
-            <w:r>
-              <w:rPr>
-                <w:rFonts w:ascii="Roboto Mono" w:eastAsia="Roboto Mono" w:hAnsi="Roboto Mono"/>
-                <w:sz w:val="24"/>
+            <w:pPr>
+              <w:spacing w:after="0" w:line="276" w:lineRule="auto"/>
+              <w:rPr>
+                <w:rFonts w:ascii="Arial" w:eastAsia="Arial" w:hAnsi="Arial" w:cs="Arial"/>
+                <w:kern w:val="0"/>
+                <w:sz w:val="22"/>
+                <w:szCs w:val="22"/>
+                <w:lang w:val="en"/>
+                <w14:ligatures w14:val="none"/>
+              </w:rPr>
+            </w:pPr>
+            <w:r>
+              <w:rPr>
+                <w:rFonts w:ascii="Roboto Mono" w:eastAsia="Roboto Mono" w:hAnsi="Roboto Mono" w:cs="Arial"/>
+                <w:kern w:val="0"/>
+                <w:szCs w:val="22"/>
+                <w:lang w:val="en"/>
+                <w14:ligatures w14:val="none"/>
               </w:rPr>
               <w:t>Performance</w:t>
             </w:r>
@@ -2566,10 +4435,24 @@
             </w:tcMar>
           </w:tcPr>
           <w:p>
-            <w:r>
-              <w:rPr>
-                <w:rFonts w:ascii="Roboto Mono" w:eastAsia="Roboto Mono" w:hAnsi="Roboto Mono"/>
-                <w:sz w:val="24"/>
+            <w:pPr>
+              <w:spacing w:after="0" w:line="276" w:lineRule="auto"/>
+              <w:rPr>
+                <w:rFonts w:ascii="Arial" w:eastAsia="Arial" w:hAnsi="Arial" w:cs="Arial"/>
+                <w:kern w:val="0"/>
+                <w:sz w:val="22"/>
+                <w:szCs w:val="22"/>
+                <w:lang w:val="en"/>
+                <w14:ligatures w14:val="none"/>
+              </w:rPr>
+            </w:pPr>
+            <w:r>
+              <w:rPr>
+                <w:rFonts w:ascii="Roboto Mono" w:eastAsia="Roboto Mono" w:hAnsi="Roboto Mono" w:cs="Arial"/>
+                <w:kern w:val="0"/>
+                <w:szCs w:val="22"/>
+                <w:lang w:val="en"/>
+                <w14:ligatures w14:val="none"/>
               </w:rPr>
               <w:t>High (with switches)</w:t>
             </w:r>
@@ -2592,10 +4475,24 @@
             </w:tcMar>
           </w:tcPr>
           <w:p>
-            <w:r>
-              <w:rPr>
-                <w:rFonts w:ascii="Roboto Mono" w:eastAsia="Roboto Mono" w:hAnsi="Roboto Mono"/>
-                <w:sz w:val="24"/>
+            <w:pPr>
+              <w:spacing w:after="0" w:line="276" w:lineRule="auto"/>
+              <w:rPr>
+                <w:rFonts w:ascii="Arial" w:eastAsia="Arial" w:hAnsi="Arial" w:cs="Arial"/>
+                <w:kern w:val="0"/>
+                <w:sz w:val="22"/>
+                <w:szCs w:val="22"/>
+                <w:lang w:val="en"/>
+                <w14:ligatures w14:val="none"/>
+              </w:rPr>
+            </w:pPr>
+            <w:r>
+              <w:rPr>
+                <w:rFonts w:ascii="Roboto Mono" w:eastAsia="Roboto Mono" w:hAnsi="Roboto Mono" w:cs="Arial"/>
+                <w:kern w:val="0"/>
+                <w:szCs w:val="22"/>
+                <w:lang w:val="en"/>
+                <w14:ligatures w14:val="none"/>
               </w:rPr>
               <w:t>Low (shared bandwidth)</w:t>
             </w:r>
@@ -2604,80 +4501,181 @@
       </w:tr>
     </w:tbl>
     <w:p>
-      <w:r>
-        <w:rPr>
-          <w:rFonts w:ascii="Roboto Mono" w:eastAsia="Roboto Mono" w:hAnsi="Roboto Mono"/>
-          <w:sz w:val="24"/>
-        </w:rPr>
-        <w:pict w14:anchorId="11CBE232">
+      <w:pPr>
+        <w:spacing w:after="0" w:line="276" w:lineRule="auto"/>
+        <w:rPr>
+          <w:rFonts w:ascii="Arial" w:eastAsia="Arial" w:hAnsi="Arial" w:cs="Arial"/>
+          <w:kern w:val="0"/>
+          <w:sz w:val="22"/>
+          <w:szCs w:val="22"/>
+          <w:lang w:val="en"/>
+          <w14:ligatures w14:val="none"/>
+        </w:rPr>
+      </w:pPr>
+      <w:r>
+        <w:rPr>
+          <w:rFonts w:ascii="Roboto Mono" w:eastAsia="Roboto Mono" w:hAnsi="Roboto Mono" w:cs="Arial"/>
+          <w:kern w:val="0"/>
+          <w:szCs w:val="22"/>
+          <w:lang w:val="en"/>
+          <w14:ligatures w14:val="none"/>
+        </w:rPr>
+        <w:pict w14:anchorId="0DCC1E8A">
           <v:rect id="_x0000_i1033" style="width:0;height:1.5pt" o:hralign="center" o:hrstd="t" o:hr="t" fillcolor="#a0a0a0" stroked="f"/>
         </w:pict>
       </w:r>
     </w:p>
     <w:p>
       <w:pPr>
-        <w:pStyle w:val="Heading2"/>
-        <w:keepNext w:val="0"/>
-        <w:keepLines w:val="0"/>
-        <w:rPr>
+        <w:spacing w:before="160" w:after="80" w:line="276" w:lineRule="auto"/>
+        <w:outlineLvl w:val="1"/>
+        <w:rPr>
+          <w:rFonts w:asciiTheme="majorHAnsi" w:eastAsiaTheme="majorEastAsia" w:hAnsiTheme="majorHAnsi" w:cstheme="majorBidi"/>
           <w:b/>
           <w:bCs/>
+          <w:color w:val="2F5496" w:themeColor="accent1" w:themeShade="BF"/>
+          <w:kern w:val="0"/>
           <w:sz w:val="34"/>
           <w:szCs w:val="34"/>
+          <w:lang w:val="en"/>
+          <w14:ligatures w14:val="none"/>
         </w:rPr>
       </w:pPr>
       <w:bookmarkStart w:id="9" w:name="_2vvtld8je5u8" w:colFirst="0" w:colLast="0"/>
       <w:bookmarkEnd w:id="9"/>
       <w:r>
         <w:rPr>
-          <w:rFonts w:ascii="Arial Unicode MS" w:eastAsia="Arial Unicode MS" w:hAnsi="Arial Unicode MS" w:cs="Arial Unicode MS"/>
+          <w:rFonts w:ascii="Segoe UI Emoji" w:eastAsia="Arial Unicode MS" w:hAnsi="Segoe UI Emoji" w:cs="Segoe UI Emoji"/>
           <w:b/>
           <w:bCs/>
+          <w:color w:val="2F5496" w:themeColor="accent1" w:themeShade="BF"/>
+          <w:kern w:val="0"/>
           <w:sz w:val="34"/>
           <w:szCs w:val="34"/>
-        </w:rPr>
-        <w:t>✅ Summary</w:t>
+          <w:lang w:val="en"/>
+          <w14:ligatures w14:val="none"/>
+        </w:rPr>
+        <w:t>✅</w:t>
+      </w:r>
+      <w:r>
+        <w:rPr>
+          <w:rFonts w:ascii="Arial Unicode MS" w:eastAsia="Arial Unicode MS" w:hAnsi="Arial Unicode MS" w:cs="Arial Unicode MS"/>
+          <w:b/>
+          <w:bCs/>
+          <w:color w:val="2F5496" w:themeColor="accent1" w:themeShade="BF"/>
+          <w:kern w:val="0"/>
+          <w:sz w:val="34"/>
+          <w:szCs w:val="34"/>
+          <w:lang w:val="en"/>
+          <w14:ligatures w14:val="none"/>
+        </w:rPr>
+        <w:t xml:space="preserve"> Summary</w:t>
       </w:r>
     </w:p>
     <w:p>
       <w:pPr>
-        <w:spacing w:before="240" w:after="240"/>
-        <w:rPr>
+        <w:spacing w:before="240" w:after="240" w:line="276" w:lineRule="auto"/>
+        <w:rPr>
+          <w:rFonts w:ascii="Arial" w:eastAsia="Arial" w:hAnsi="Arial" w:cs="Arial"/>
           <w:b/>
           <w:bCs/>
+          <w:kern w:val="0"/>
           <w:sz w:val="14"/>
           <w:szCs w:val="14"/>
           <w:shd w:val="clear" w:color="auto" w:fill="B7B7B7"/>
-        </w:rPr>
-      </w:pPr>
-      <w:r>
-        <w:rPr>
-          <w:b/>
+          <w:lang w:val="en"/>
+          <w14:ligatures w14:val="none"/>
+        </w:rPr>
+      </w:pPr>
+      <w:r>
+        <w:rPr>
+          <w:rFonts w:ascii="Arial" w:eastAsia="Arial" w:hAnsi="Arial" w:cs="Arial"/>
+          <w:b/>
+          <w:kern w:val="0"/>
+          <w:sz w:val="22"/>
+          <w:szCs w:val="22"/>
           <w:highlight w:val="darkGray"/>
+          <w:lang w:val="en"/>
+          <w14:ligatures w14:val="none"/>
         </w:rPr>
         <w:t># Source</w:t>
       </w:r>
       <w:r>
         <w:rPr>
+          <w:rFonts w:ascii="Arial" w:eastAsia="Arial" w:hAnsi="Arial" w:cs="Arial"/>
+          <w:kern w:val="0"/>
+          <w:sz w:val="22"/>
+          <w:szCs w:val="22"/>
           <w:highlight w:val="darkGray"/>
+          <w:lang w:val="en"/>
+          <w14:ligatures w14:val="none"/>
         </w:rPr>
         <w:t xml:space="preserve">: </w:t>
       </w:r>
       <w:r>
         <w:rPr>
-          <w:b/>
+          <w:rFonts w:ascii="Arial" w:eastAsia="Arial" w:hAnsi="Arial" w:cs="Arial"/>
+          <w:b/>
+          <w:kern w:val="0"/>
+          <w:sz w:val="22"/>
+          <w:szCs w:val="22"/>
           <w:highlight w:val="darkGray"/>
-        </w:rPr>
-        <w:t>Chatgpt (GPT‑5 Mini) at [12/18/2025]</w:t>
+          <w:lang w:val="en"/>
+          <w14:ligatures w14:val="none"/>
+        </w:rPr>
+        <w:t>Chatgpt (GPT</w:t>
+      </w:r>
+      <w:r>
+        <w:rPr>
+          <w:rFonts w:ascii="Cambria Math" w:eastAsia="Arial" w:hAnsi="Cambria Math" w:cs="Cambria Math"/>
+          <w:b/>
+          <w:kern w:val="0"/>
+          <w:sz w:val="22"/>
+          <w:szCs w:val="22"/>
+          <w:highlight w:val="darkGray"/>
+          <w:lang w:val="en"/>
+          <w14:ligatures w14:val="none"/>
+        </w:rPr>
+        <w:t>‑</w:t>
+      </w:r>
+      <w:r>
+        <w:rPr>
+          <w:rFonts w:ascii="Arial" w:eastAsia="Arial" w:hAnsi="Arial" w:cs="Arial"/>
+          <w:b/>
+          <w:kern w:val="0"/>
+          <w:sz w:val="22"/>
+          <w:szCs w:val="22"/>
+          <w:highlight w:val="darkGray"/>
+          <w:lang w:val="en"/>
+          <w14:ligatures w14:val="none"/>
+        </w:rPr>
+        <w:t>5 Mini) at [12/18/2025]</w:t>
       </w:r>
     </w:p>
     <w:p>
-      <w:r>
-        <w:rPr>
+      <w:pPr>
+        <w:spacing w:after="0" w:line="276" w:lineRule="auto"/>
+        <w:rPr>
+          <w:rFonts w:ascii="Arial" w:eastAsia="Arial" w:hAnsi="Arial" w:cs="Arial"/>
+          <w:kern w:val="0"/>
+          <w:sz w:val="22"/>
+          <w:szCs w:val="22"/>
+          <w:lang w:val="en"/>
+          <w14:ligatures w14:val="none"/>
+        </w:rPr>
+      </w:pPr>
+      <w:r>
+        <w:rPr>
+          <w:rFonts w:ascii="Arial" w:eastAsia="Arial" w:hAnsi="Arial" w:cs="Arial"/>
           <w:noProof/>
+          <w:kern w:val="0"/>
+          <w:sz w:val="22"/>
+          <w:szCs w:val="22"/>
+          <w:lang w:val="en"/>
+          <w14:ligatures w14:val="none"/>
         </w:rPr>
         <w:drawing>
-          <wp:inline distT="114300" distB="114300" distL="114300" distR="114300" wp14:anchorId="75AB0959" wp14:editId="3D929A7C">
+          <wp:inline distT="114300" distB="114300" distL="114300" distR="114300" wp14:anchorId="71E479A7" wp14:editId="651BF187">
             <wp:extent cx="5943600" cy="1625600"/>
             <wp:effectExtent l="0" t="0" r="0" b="0"/>
             <wp:docPr id="1" name="image6.png"/>
@@ -2713,7 +4711,19 @@
         </w:drawing>
       </w:r>
     </w:p>
-    <w:p/>
+    <w:p>
+      <w:pPr>
+        <w:spacing w:after="0" w:line="276" w:lineRule="auto"/>
+        <w:rPr>
+          <w:rFonts w:ascii="Arial" w:eastAsia="Arial" w:hAnsi="Arial" w:cs="Arial"/>
+          <w:kern w:val="0"/>
+          <w:sz w:val="22"/>
+          <w:szCs w:val="22"/>
+          <w:lang w:val="en"/>
+          <w14:ligatures w14:val="none"/>
+        </w:rPr>
+      </w:pPr>
+    </w:p>
     <w:tbl>
       <w:tblPr>
         <w:tblW w:w="5380" w:type="dxa"/>
@@ -2754,14 +4764,26 @@
           </w:tcPr>
           <w:p>
             <w:pPr>
+              <w:spacing w:after="0" w:line="276" w:lineRule="auto"/>
               <w:jc w:val="center"/>
+              <w:rPr>
+                <w:rFonts w:ascii="Arial" w:eastAsia="Arial" w:hAnsi="Arial" w:cs="Arial"/>
+                <w:kern w:val="0"/>
+                <w:sz w:val="22"/>
+                <w:szCs w:val="22"/>
+                <w:lang w:val="en"/>
+                <w14:ligatures w14:val="none"/>
+              </w:rPr>
             </w:pPr>
             <w:r>
               <w:rPr>
-                <w:rFonts w:ascii="Roboto Mono" w:eastAsia="Roboto Mono" w:hAnsi="Roboto Mono"/>
+                <w:rFonts w:ascii="Roboto Mono" w:eastAsia="Roboto Mono" w:hAnsi="Roboto Mono" w:cs="Arial"/>
                 <w:b/>
                 <w:bCs/>
-                <w:sz w:val="24"/>
+                <w:kern w:val="0"/>
+                <w:szCs w:val="22"/>
+                <w:lang w:val="en"/>
+                <w14:ligatures w14:val="none"/>
               </w:rPr>
               <w:t>Attribute</w:t>
             </w:r>
@@ -2785,14 +4807,26 @@
           </w:tcPr>
           <w:p>
             <w:pPr>
+              <w:spacing w:after="0" w:line="276" w:lineRule="auto"/>
               <w:jc w:val="center"/>
+              <w:rPr>
+                <w:rFonts w:ascii="Arial" w:eastAsia="Arial" w:hAnsi="Arial" w:cs="Arial"/>
+                <w:kern w:val="0"/>
+                <w:sz w:val="22"/>
+                <w:szCs w:val="22"/>
+                <w:lang w:val="en"/>
+                <w14:ligatures w14:val="none"/>
+              </w:rPr>
             </w:pPr>
             <w:r>
               <w:rPr>
-                <w:rFonts w:ascii="Roboto Mono" w:eastAsia="Roboto Mono" w:hAnsi="Roboto Mono"/>
+                <w:rFonts w:ascii="Roboto Mono" w:eastAsia="Roboto Mono" w:hAnsi="Roboto Mono" w:cs="Arial"/>
                 <w:b/>
                 <w:bCs/>
-                <w:sz w:val="24"/>
+                <w:kern w:val="0"/>
+                <w:szCs w:val="22"/>
+                <w:lang w:val="en"/>
+                <w14:ligatures w14:val="none"/>
               </w:rPr>
               <w:t>Star Topology</w:t>
             </w:r>
@@ -2820,14 +4854,27 @@
             </w:tcMar>
           </w:tcPr>
           <w:p>
-            <w:r>
-              <w:rPr>
-                <w:rFonts w:ascii="Roboto Mono" w:eastAsia="Roboto Mono" w:hAnsi="Roboto Mono"/>
+            <w:pPr>
+              <w:spacing w:after="0" w:line="276" w:lineRule="auto"/>
+              <w:rPr>
+                <w:rFonts w:ascii="Arial" w:eastAsia="Arial" w:hAnsi="Arial" w:cs="Arial"/>
+                <w:kern w:val="0"/>
+                <w:sz w:val="22"/>
+                <w:szCs w:val="22"/>
+                <w:lang w:val="en"/>
+                <w14:ligatures w14:val="none"/>
+              </w:rPr>
+            </w:pPr>
+            <w:r>
+              <w:rPr>
+                <w:rFonts w:ascii="Roboto Mono" w:eastAsia="Roboto Mono" w:hAnsi="Roboto Mono" w:cs="Arial"/>
                 <w:b/>
                 <w:bCs/>
-                <w:sz w:val="24"/>
-              </w:rPr>
-              <w:lastRenderedPageBreak/>
+                <w:kern w:val="0"/>
+                <w:szCs w:val="22"/>
+                <w:lang w:val="en"/>
+                <w14:ligatures w14:val="none"/>
+              </w:rPr>
               <w:t>Design</w:t>
             </w:r>
           </w:p>
@@ -2849,10 +4896,24 @@
             </w:tcMar>
           </w:tcPr>
           <w:p>
-            <w:r>
-              <w:rPr>
-                <w:rFonts w:ascii="Roboto Mono" w:eastAsia="Roboto Mono" w:hAnsi="Roboto Mono"/>
-                <w:sz w:val="24"/>
+            <w:pPr>
+              <w:spacing w:after="0" w:line="276" w:lineRule="auto"/>
+              <w:rPr>
+                <w:rFonts w:ascii="Arial" w:eastAsia="Arial" w:hAnsi="Arial" w:cs="Arial"/>
+                <w:kern w:val="0"/>
+                <w:sz w:val="22"/>
+                <w:szCs w:val="22"/>
+                <w:lang w:val="en"/>
+                <w14:ligatures w14:val="none"/>
+              </w:rPr>
+            </w:pPr>
+            <w:r>
+              <w:rPr>
+                <w:rFonts w:ascii="Roboto Mono" w:eastAsia="Roboto Mono" w:hAnsi="Roboto Mono" w:cs="Arial"/>
+                <w:kern w:val="0"/>
+                <w:szCs w:val="22"/>
+                <w:lang w:val="en"/>
+                <w14:ligatures w14:val="none"/>
               </w:rPr>
               <w:t>All devices connected to a central node</w:t>
             </w:r>
@@ -2880,12 +4941,26 @@
             </w:tcMar>
           </w:tcPr>
           <w:p>
-            <w:r>
-              <w:rPr>
-                <w:rFonts w:ascii="Roboto Mono" w:eastAsia="Roboto Mono" w:hAnsi="Roboto Mono"/>
+            <w:pPr>
+              <w:spacing w:after="0" w:line="276" w:lineRule="auto"/>
+              <w:rPr>
+                <w:rFonts w:ascii="Arial" w:eastAsia="Arial" w:hAnsi="Arial" w:cs="Arial"/>
+                <w:kern w:val="0"/>
+                <w:sz w:val="22"/>
+                <w:szCs w:val="22"/>
+                <w:lang w:val="en"/>
+                <w14:ligatures w14:val="none"/>
+              </w:rPr>
+            </w:pPr>
+            <w:r>
+              <w:rPr>
+                <w:rFonts w:ascii="Roboto Mono" w:eastAsia="Roboto Mono" w:hAnsi="Roboto Mono" w:cs="Arial"/>
                 <w:b/>
                 <w:bCs/>
-                <w:sz w:val="24"/>
+                <w:kern w:val="0"/>
+                <w:szCs w:val="22"/>
+                <w:lang w:val="en"/>
+                <w14:ligatures w14:val="none"/>
               </w:rPr>
               <w:t>Reliability</w:t>
             </w:r>
@@ -2908,10 +4983,24 @@
             </w:tcMar>
           </w:tcPr>
           <w:p>
-            <w:r>
-              <w:rPr>
-                <w:rFonts w:ascii="Roboto Mono" w:eastAsia="Roboto Mono" w:hAnsi="Roboto Mono"/>
-                <w:sz w:val="24"/>
+            <w:pPr>
+              <w:spacing w:after="0" w:line="276" w:lineRule="auto"/>
+              <w:rPr>
+                <w:rFonts w:ascii="Arial" w:eastAsia="Arial" w:hAnsi="Arial" w:cs="Arial"/>
+                <w:kern w:val="0"/>
+                <w:sz w:val="22"/>
+                <w:szCs w:val="22"/>
+                <w:lang w:val="en"/>
+                <w14:ligatures w14:val="none"/>
+              </w:rPr>
+            </w:pPr>
+            <w:r>
+              <w:rPr>
+                <w:rFonts w:ascii="Roboto Mono" w:eastAsia="Roboto Mono" w:hAnsi="Roboto Mono" w:cs="Arial"/>
+                <w:kern w:val="0"/>
+                <w:szCs w:val="22"/>
+                <w:lang w:val="en"/>
+                <w14:ligatures w14:val="none"/>
               </w:rPr>
               <w:t>High (except central point of failure)</w:t>
             </w:r>
@@ -2939,12 +5028,26 @@
             </w:tcMar>
           </w:tcPr>
           <w:p>
-            <w:r>
-              <w:rPr>
-                <w:rFonts w:ascii="Roboto Mono" w:eastAsia="Roboto Mono" w:hAnsi="Roboto Mono"/>
+            <w:pPr>
+              <w:spacing w:after="0" w:line="276" w:lineRule="auto"/>
+              <w:rPr>
+                <w:rFonts w:ascii="Arial" w:eastAsia="Arial" w:hAnsi="Arial" w:cs="Arial"/>
+                <w:kern w:val="0"/>
+                <w:sz w:val="22"/>
+                <w:szCs w:val="22"/>
+                <w:lang w:val="en"/>
+                <w14:ligatures w14:val="none"/>
+              </w:rPr>
+            </w:pPr>
+            <w:r>
+              <w:rPr>
+                <w:rFonts w:ascii="Roboto Mono" w:eastAsia="Roboto Mono" w:hAnsi="Roboto Mono" w:cs="Arial"/>
                 <w:b/>
                 <w:bCs/>
-                <w:sz w:val="24"/>
+                <w:kern w:val="0"/>
+                <w:szCs w:val="22"/>
+                <w:lang w:val="en"/>
+                <w14:ligatures w14:val="none"/>
               </w:rPr>
               <w:t>Used In</w:t>
             </w:r>
@@ -2967,10 +5070,24 @@
             </w:tcMar>
           </w:tcPr>
           <w:p>
-            <w:r>
-              <w:rPr>
-                <w:rFonts w:ascii="Roboto Mono" w:eastAsia="Roboto Mono" w:hAnsi="Roboto Mono"/>
-                <w:sz w:val="24"/>
+            <w:pPr>
+              <w:spacing w:after="0" w:line="276" w:lineRule="auto"/>
+              <w:rPr>
+                <w:rFonts w:ascii="Arial" w:eastAsia="Arial" w:hAnsi="Arial" w:cs="Arial"/>
+                <w:kern w:val="0"/>
+                <w:sz w:val="22"/>
+                <w:szCs w:val="22"/>
+                <w:lang w:val="en"/>
+                <w14:ligatures w14:val="none"/>
+              </w:rPr>
+            </w:pPr>
+            <w:r>
+              <w:rPr>
+                <w:rFonts w:ascii="Roboto Mono" w:eastAsia="Roboto Mono" w:hAnsi="Roboto Mono" w:cs="Arial"/>
+                <w:kern w:val="0"/>
+                <w:szCs w:val="22"/>
+                <w:lang w:val="en"/>
+                <w14:ligatures w14:val="none"/>
               </w:rPr>
               <w:t>Homes, offices, campuses</w:t>
             </w:r>
@@ -2998,12 +5115,26 @@
             </w:tcMar>
           </w:tcPr>
           <w:p>
-            <w:r>
-              <w:rPr>
-                <w:rFonts w:ascii="Roboto Mono" w:eastAsia="Roboto Mono" w:hAnsi="Roboto Mono"/>
+            <w:pPr>
+              <w:spacing w:after="0" w:line="276" w:lineRule="auto"/>
+              <w:rPr>
+                <w:rFonts w:ascii="Arial" w:eastAsia="Arial" w:hAnsi="Arial" w:cs="Arial"/>
+                <w:kern w:val="0"/>
+                <w:sz w:val="22"/>
+                <w:szCs w:val="22"/>
+                <w:lang w:val="en"/>
+                <w14:ligatures w14:val="none"/>
+              </w:rPr>
+            </w:pPr>
+            <w:r>
+              <w:rPr>
+                <w:rFonts w:ascii="Roboto Mono" w:eastAsia="Roboto Mono" w:hAnsi="Roboto Mono" w:cs="Arial"/>
                 <w:b/>
                 <w:bCs/>
-                <w:sz w:val="24"/>
+                <w:kern w:val="0"/>
+                <w:szCs w:val="22"/>
+                <w:lang w:val="en"/>
+                <w14:ligatures w14:val="none"/>
               </w:rPr>
               <w:t>Key Device</w:t>
             </w:r>
@@ -3026,10 +5157,24 @@
             </w:tcMar>
           </w:tcPr>
           <w:p>
-            <w:r>
-              <w:rPr>
-                <w:rFonts w:ascii="Roboto Mono" w:eastAsia="Roboto Mono" w:hAnsi="Roboto Mono"/>
-                <w:sz w:val="24"/>
+            <w:pPr>
+              <w:spacing w:after="0" w:line="276" w:lineRule="auto"/>
+              <w:rPr>
+                <w:rFonts w:ascii="Arial" w:eastAsia="Arial" w:hAnsi="Arial" w:cs="Arial"/>
+                <w:kern w:val="0"/>
+                <w:sz w:val="22"/>
+                <w:szCs w:val="22"/>
+                <w:lang w:val="en"/>
+                <w14:ligatures w14:val="none"/>
+              </w:rPr>
+            </w:pPr>
+            <w:r>
+              <w:rPr>
+                <w:rFonts w:ascii="Roboto Mono" w:eastAsia="Roboto Mono" w:hAnsi="Roboto Mono" w:cs="Arial"/>
+                <w:kern w:val="0"/>
+                <w:szCs w:val="22"/>
+                <w:lang w:val="en"/>
+                <w14:ligatures w14:val="none"/>
               </w:rPr>
               <w:t>Switch or hub</w:t>
             </w:r>
@@ -3038,17 +5183,56 @@
       </w:tr>
     </w:tbl>
     <w:p>
-      <w:r>
-        <w:rPr>
-          <w:rFonts w:ascii="Roboto Mono" w:eastAsia="Roboto Mono" w:hAnsi="Roboto Mono"/>
-          <w:sz w:val="24"/>
-        </w:rPr>
-        <w:pict w14:anchorId="55B16590">
+      <w:pPr>
+        <w:spacing w:after="0" w:line="276" w:lineRule="auto"/>
+        <w:rPr>
+          <w:rFonts w:ascii="Arial" w:eastAsia="Arial" w:hAnsi="Arial" w:cs="Arial"/>
+          <w:kern w:val="0"/>
+          <w:sz w:val="22"/>
+          <w:szCs w:val="22"/>
+          <w:lang w:val="en"/>
+          <w14:ligatures w14:val="none"/>
+        </w:rPr>
+      </w:pPr>
+      <w:r>
+        <w:rPr>
+          <w:rFonts w:ascii="Roboto Mono" w:eastAsia="Roboto Mono" w:hAnsi="Roboto Mono" w:cs="Arial"/>
+          <w:kern w:val="0"/>
+          <w:szCs w:val="22"/>
+          <w:lang w:val="en"/>
+          <w14:ligatures w14:val="none"/>
+        </w:rPr>
+        <w:pict w14:anchorId="6ABC4CDA">
           <v:rect id="_x0000_i1034" style="width:0;height:1.5pt" o:hralign="center" o:hrstd="t" o:hr="t" fillcolor="#a0a0a0" stroked="f"/>
         </w:pict>
       </w:r>
     </w:p>
-    <w:p/>
+    <w:p>
+      <w:pPr>
+        <w:spacing w:after="0" w:line="276" w:lineRule="auto"/>
+        <w:rPr>
+          <w:rFonts w:ascii="Arial" w:eastAsia="Arial" w:hAnsi="Arial" w:cs="Arial"/>
+          <w:kern w:val="0"/>
+          <w:sz w:val="22"/>
+          <w:szCs w:val="22"/>
+          <w:lang w:val="en"/>
+          <w14:ligatures w14:val="none"/>
+        </w:rPr>
+      </w:pPr>
+    </w:p>
+    <w:p>
+      <w:pPr>
+        <w:spacing w:after="0" w:line="276" w:lineRule="auto"/>
+        <w:rPr>
+          <w:rFonts w:ascii="Arial" w:eastAsia="Arial" w:hAnsi="Arial" w:cs="Arial"/>
+          <w:kern w:val="0"/>
+          <w:sz w:val="22"/>
+          <w:szCs w:val="22"/>
+          <w:lang w:val="en"/>
+          <w14:ligatures w14:val="none"/>
+        </w:rPr>
+      </w:pPr>
+    </w:p>
     <w:p/>
     <w:sectPr>
       <w:pgSz w:w="12240" w:h="15840"/>
@@ -3697,18 +5881,6 @@
   <w:style w:type="paragraph" w:default="1" w:styleId="Normal">
     <w:name w:val="Normal"/>
     <w:qFormat/>
-    <w:rsid w:val="00F87169"/>
-    <w:pPr>
-      <w:spacing w:after="0" w:line="276" w:lineRule="auto"/>
-    </w:pPr>
-    <w:rPr>
-      <w:rFonts w:ascii="Arial" w:eastAsia="Arial" w:hAnsi="Arial" w:cs="Arial"/>
-      <w:kern w:val="0"/>
-      <w:sz w:val="22"/>
-      <w:szCs w:val="22"/>
-      <w:lang w:val="en"/>
-      <w14:ligatures w14:val="none"/>
-    </w:rPr>
   </w:style>
   <w:style w:type="paragraph" w:styleId="Heading1">
     <w:name w:val="heading 1"/>
@@ -3717,7 +5889,7 @@
     <w:link w:val="Heading1Char"/>
     <w:uiPriority w:val="9"/>
     <w:qFormat/>
-    <w:rsid w:val="005F3156"/>
+    <w:rsid w:val="00665573"/>
     <w:pPr>
       <w:keepNext/>
       <w:keepLines/>
@@ -3737,9 +5909,10 @@
     <w:next w:val="Normal"/>
     <w:link w:val="Heading2Char"/>
     <w:uiPriority w:val="9"/>
+    <w:semiHidden/>
     <w:unhideWhenUsed/>
     <w:qFormat/>
-    <w:rsid w:val="005F3156"/>
+    <w:rsid w:val="00665573"/>
     <w:pPr>
       <w:keepNext/>
       <w:keepLines/>
@@ -3762,7 +5935,7 @@
     <w:semiHidden/>
     <w:unhideWhenUsed/>
     <w:qFormat/>
-    <w:rsid w:val="005F3156"/>
+    <w:rsid w:val="00665573"/>
     <w:pPr>
       <w:keepNext/>
       <w:keepLines/>
@@ -3785,7 +5958,7 @@
     <w:semiHidden/>
     <w:unhideWhenUsed/>
     <w:qFormat/>
-    <w:rsid w:val="005F3156"/>
+    <w:rsid w:val="00665573"/>
     <w:pPr>
       <w:keepNext/>
       <w:keepLines/>
@@ -3808,7 +5981,7 @@
     <w:semiHidden/>
     <w:unhideWhenUsed/>
     <w:qFormat/>
-    <w:rsid w:val="005F3156"/>
+    <w:rsid w:val="00665573"/>
     <w:pPr>
       <w:keepNext/>
       <w:keepLines/>
@@ -3829,11 +6002,11 @@
     <w:semiHidden/>
     <w:unhideWhenUsed/>
     <w:qFormat/>
-    <w:rsid w:val="005F3156"/>
+    <w:rsid w:val="00665573"/>
     <w:pPr>
       <w:keepNext/>
       <w:keepLines/>
-      <w:spacing w:before="40"/>
+      <w:spacing w:before="40" w:after="0"/>
       <w:outlineLvl w:val="5"/>
     </w:pPr>
     <w:rPr>
@@ -3852,11 +6025,11 @@
     <w:semiHidden/>
     <w:unhideWhenUsed/>
     <w:qFormat/>
-    <w:rsid w:val="005F3156"/>
+    <w:rsid w:val="00665573"/>
     <w:pPr>
       <w:keepNext/>
       <w:keepLines/>
-      <w:spacing w:before="40"/>
+      <w:spacing w:before="40" w:after="0"/>
       <w:outlineLvl w:val="6"/>
     </w:pPr>
     <w:rPr>
@@ -3873,10 +6046,11 @@
     <w:semiHidden/>
     <w:unhideWhenUsed/>
     <w:qFormat/>
-    <w:rsid w:val="005F3156"/>
+    <w:rsid w:val="00665573"/>
     <w:pPr>
       <w:keepNext/>
       <w:keepLines/>
+      <w:spacing w:after="0"/>
       <w:outlineLvl w:val="7"/>
     </w:pPr>
     <w:rPr>
@@ -3895,10 +6069,11 @@
     <w:semiHidden/>
     <w:unhideWhenUsed/>
     <w:qFormat/>
-    <w:rsid w:val="005F3156"/>
+    <w:rsid w:val="00665573"/>
     <w:pPr>
       <w:keepNext/>
       <w:keepLines/>
+      <w:spacing w:after="0"/>
       <w:outlineLvl w:val="8"/>
     </w:pPr>
     <w:rPr>
@@ -3938,7 +6113,7 @@
     <w:basedOn w:val="DefaultParagraphFont"/>
     <w:link w:val="Heading1"/>
     <w:uiPriority w:val="9"/>
-    <w:rsid w:val="005F3156"/>
+    <w:rsid w:val="00665573"/>
     <w:rPr>
       <w:rFonts w:asciiTheme="majorHAnsi" w:eastAsiaTheme="majorEastAsia" w:hAnsiTheme="majorHAnsi" w:cstheme="majorBidi"/>
       <w:color w:val="2F5496" w:themeColor="accent1" w:themeShade="BF"/>
@@ -3951,7 +6126,8 @@
     <w:basedOn w:val="DefaultParagraphFont"/>
     <w:link w:val="Heading2"/>
     <w:uiPriority w:val="9"/>
-    <w:rsid w:val="005F3156"/>
+    <w:semiHidden/>
+    <w:rsid w:val="00665573"/>
     <w:rPr>
       <w:rFonts w:asciiTheme="majorHAnsi" w:eastAsiaTheme="majorEastAsia" w:hAnsiTheme="majorHAnsi" w:cstheme="majorBidi"/>
       <w:color w:val="2F5496" w:themeColor="accent1" w:themeShade="BF"/>
@@ -3965,7 +6141,7 @@
     <w:link w:val="Heading3"/>
     <w:uiPriority w:val="9"/>
     <w:semiHidden/>
-    <w:rsid w:val="005F3156"/>
+    <w:rsid w:val="00665573"/>
     <w:rPr>
       <w:rFonts w:eastAsiaTheme="majorEastAsia" w:cstheme="majorBidi"/>
       <w:color w:val="2F5496" w:themeColor="accent1" w:themeShade="BF"/>
@@ -3979,7 +6155,7 @@
     <w:link w:val="Heading4"/>
     <w:uiPriority w:val="9"/>
     <w:semiHidden/>
-    <w:rsid w:val="005F3156"/>
+    <w:rsid w:val="00665573"/>
     <w:rPr>
       <w:rFonts w:eastAsiaTheme="majorEastAsia" w:cstheme="majorBidi"/>
       <w:i/>
@@ -3993,7 +6169,7 @@
     <w:link w:val="Heading5"/>
     <w:uiPriority w:val="9"/>
     <w:semiHidden/>
-    <w:rsid w:val="005F3156"/>
+    <w:rsid w:val="00665573"/>
     <w:rPr>
       <w:rFonts w:eastAsiaTheme="majorEastAsia" w:cstheme="majorBidi"/>
       <w:color w:val="2F5496" w:themeColor="accent1" w:themeShade="BF"/>
@@ -4005,7 +6181,7 @@
     <w:link w:val="Heading6"/>
     <w:uiPriority w:val="9"/>
     <w:semiHidden/>
-    <w:rsid w:val="005F3156"/>
+    <w:rsid w:val="00665573"/>
     <w:rPr>
       <w:rFonts w:eastAsiaTheme="majorEastAsia" w:cstheme="majorBidi"/>
       <w:i/>
@@ -4019,7 +6195,7 @@
     <w:link w:val="Heading7"/>
     <w:uiPriority w:val="9"/>
     <w:semiHidden/>
-    <w:rsid w:val="005F3156"/>
+    <w:rsid w:val="00665573"/>
     <w:rPr>
       <w:rFonts w:eastAsiaTheme="majorEastAsia" w:cstheme="majorBidi"/>
       <w:color w:val="595959" w:themeColor="text1" w:themeTint="A6"/>
@@ -4031,7 +6207,7 @@
     <w:link w:val="Heading8"/>
     <w:uiPriority w:val="9"/>
     <w:semiHidden/>
-    <w:rsid w:val="005F3156"/>
+    <w:rsid w:val="00665573"/>
     <w:rPr>
       <w:rFonts w:eastAsiaTheme="majorEastAsia" w:cstheme="majorBidi"/>
       <w:i/>
@@ -4045,7 +6221,7 @@
     <w:link w:val="Heading9"/>
     <w:uiPriority w:val="9"/>
     <w:semiHidden/>
-    <w:rsid w:val="005F3156"/>
+    <w:rsid w:val="00665573"/>
     <w:rPr>
       <w:rFonts w:eastAsiaTheme="majorEastAsia" w:cstheme="majorBidi"/>
       <w:color w:val="272727" w:themeColor="text1" w:themeTint="D8"/>
@@ -4058,7 +6234,7 @@
     <w:link w:val="TitleChar"/>
     <w:uiPriority w:val="10"/>
     <w:qFormat/>
-    <w:rsid w:val="005F3156"/>
+    <w:rsid w:val="00665573"/>
     <w:pPr>
       <w:spacing w:after="80" w:line="240" w:lineRule="auto"/>
       <w:contextualSpacing/>
@@ -4076,7 +6252,7 @@
     <w:basedOn w:val="DefaultParagraphFont"/>
     <w:link w:val="Title"/>
     <w:uiPriority w:val="10"/>
-    <w:rsid w:val="005F3156"/>
+    <w:rsid w:val="00665573"/>
     <w:rPr>
       <w:rFonts w:asciiTheme="majorHAnsi" w:eastAsiaTheme="majorEastAsia" w:hAnsiTheme="majorHAnsi" w:cstheme="majorBidi"/>
       <w:spacing w:val="-10"/>
@@ -4092,7 +6268,7 @@
     <w:link w:val="SubtitleChar"/>
     <w:uiPriority w:val="11"/>
     <w:qFormat/>
-    <w:rsid w:val="005F3156"/>
+    <w:rsid w:val="00665573"/>
     <w:pPr>
       <w:numPr>
         <w:ilvl w:val="1"/>
@@ -4111,7 +6287,7 @@
     <w:basedOn w:val="DefaultParagraphFont"/>
     <w:link w:val="Subtitle"/>
     <w:uiPriority w:val="11"/>
-    <w:rsid w:val="005F3156"/>
+    <w:rsid w:val="00665573"/>
     <w:rPr>
       <w:rFonts w:eastAsiaTheme="majorEastAsia" w:cstheme="majorBidi"/>
       <w:color w:val="595959" w:themeColor="text1" w:themeTint="A6"/>
@@ -4127,7 +6303,7 @@
     <w:link w:val="QuoteChar"/>
     <w:uiPriority w:val="29"/>
     <w:qFormat/>
-    <w:rsid w:val="005F3156"/>
+    <w:rsid w:val="00665573"/>
     <w:pPr>
       <w:spacing w:before="160"/>
       <w:jc w:val="center"/>
@@ -4143,7 +6319,7 @@
     <w:basedOn w:val="DefaultParagraphFont"/>
     <w:link w:val="Quote"/>
     <w:uiPriority w:val="29"/>
-    <w:rsid w:val="005F3156"/>
+    <w:rsid w:val="00665573"/>
     <w:rPr>
       <w:i/>
       <w:iCs/>
@@ -4155,7 +6331,7 @@
     <w:basedOn w:val="Normal"/>
     <w:uiPriority w:val="34"/>
     <w:qFormat/>
-    <w:rsid w:val="005F3156"/>
+    <w:rsid w:val="00665573"/>
     <w:pPr>
       <w:ind w:left="720"/>
       <w:contextualSpacing/>
@@ -4166,7 +6342,7 @@
     <w:basedOn w:val="DefaultParagraphFont"/>
     <w:uiPriority w:val="21"/>
     <w:qFormat/>
-    <w:rsid w:val="005F3156"/>
+    <w:rsid w:val="00665573"/>
     <w:rPr>
       <w:i/>
       <w:iCs/>
@@ -4180,7 +6356,7 @@
     <w:link w:val="IntenseQuoteChar"/>
     <w:uiPriority w:val="30"/>
     <w:qFormat/>
-    <w:rsid w:val="005F3156"/>
+    <w:rsid w:val="00665573"/>
     <w:pPr>
       <w:pBdr>
         <w:top w:val="single" w:sz="4" w:space="10" w:color="2F5496" w:themeColor="accent1" w:themeShade="BF"/>
@@ -4201,7 +6377,7 @@
     <w:basedOn w:val="DefaultParagraphFont"/>
     <w:link w:val="IntenseQuote"/>
     <w:uiPriority w:val="30"/>
-    <w:rsid w:val="005F3156"/>
+    <w:rsid w:val="00665573"/>
     <w:rPr>
       <w:i/>
       <w:iCs/>
@@ -4213,7 +6389,7 @@
     <w:basedOn w:val="DefaultParagraphFont"/>
     <w:uiPriority w:val="32"/>
     <w:qFormat/>
-    <w:rsid w:val="005F3156"/>
+    <w:rsid w:val="00665573"/>
     <w:rPr>
       <w:b/>
       <w:bCs/>

--- a/Knowledge/3-Work knowledge/1-Software Engineering/1-Software Engineering Fundamentals/5-My Source/3-Network Topologies/4-Star Topology.docx
+++ b/Knowledge/3-Work knowledge/1-Software Engineering/1-Software Engineering Fundamentals/5-My Source/3-Network Topologies/4-Star Topology.docx
@@ -4,60 +4,30 @@
   <w:body>
     <w:p>
       <w:pPr>
-        <w:keepNext/>
-        <w:keepLines/>
-        <w:spacing w:before="360" w:after="80" w:line="276" w:lineRule="auto"/>
-        <w:outlineLvl w:val="0"/>
-        <w:rPr>
-          <w:rFonts w:asciiTheme="majorHAnsi" w:eastAsiaTheme="majorEastAsia" w:hAnsiTheme="majorHAnsi" w:cstheme="majorBidi"/>
-          <w:color w:val="2F5496" w:themeColor="accent1" w:themeShade="BF"/>
-          <w:kern w:val="0"/>
-          <w:sz w:val="40"/>
-          <w:szCs w:val="40"/>
-          <w:lang w:val="en"/>
-          <w14:ligatures w14:val="none"/>
+        <w:pStyle w:val="Heading1"/>
+        <w:rPr>
+          <w:lang w:val="en"/>
         </w:rPr>
       </w:pPr>
       <w:bookmarkStart w:id="0" w:name="_5b2n37qj33ua" w:colFirst="0" w:colLast="0"/>
       <w:bookmarkEnd w:id="0"/>
       <w:r>
         <w:rPr>
-          <w:rFonts w:asciiTheme="majorHAnsi" w:eastAsiaTheme="majorEastAsia" w:hAnsiTheme="majorHAnsi" w:cstheme="majorBidi"/>
-          <w:color w:val="2F5496" w:themeColor="accent1" w:themeShade="BF"/>
-          <w:kern w:val="0"/>
-          <w:sz w:val="40"/>
-          <w:szCs w:val="40"/>
-          <w:lang w:val="en"/>
-          <w14:ligatures w14:val="none"/>
+          <w:lang w:val="en"/>
         </w:rPr>
         <w:t>Star Topology</w:t>
       </w:r>
     </w:p>
     <w:p>
       <w:pPr>
-        <w:keepNext/>
-        <w:keepLines/>
-        <w:spacing w:before="160" w:after="80" w:line="276" w:lineRule="auto"/>
-        <w:outlineLvl w:val="1"/>
-        <w:rPr>
-          <w:rFonts w:asciiTheme="majorHAnsi" w:eastAsiaTheme="majorEastAsia" w:hAnsiTheme="majorHAnsi" w:cstheme="majorBidi"/>
-          <w:color w:val="2F5496" w:themeColor="accent1" w:themeShade="BF"/>
-          <w:kern w:val="0"/>
-          <w:sz w:val="32"/>
-          <w:szCs w:val="32"/>
-          <w:lang w:val="en"/>
-          <w14:ligatures w14:val="none"/>
-        </w:rPr>
-      </w:pPr>
-      <w:r>
-        <w:rPr>
-          <w:rFonts w:asciiTheme="majorHAnsi" w:eastAsiaTheme="majorEastAsia" w:hAnsiTheme="majorHAnsi" w:cstheme="majorBidi"/>
-          <w:color w:val="2F5496" w:themeColor="accent1" w:themeShade="BF"/>
-          <w:kern w:val="0"/>
-          <w:sz w:val="32"/>
-          <w:szCs w:val="32"/>
-          <w:lang w:val="en"/>
-          <w14:ligatures w14:val="none"/>
+        <w:pStyle w:val="Heading2"/>
+        <w:rPr>
+          <w:lang w:val="en"/>
+        </w:rPr>
+      </w:pPr>
+      <w:r>
+        <w:rPr>
+          <w:lang w:val="en"/>
         </w:rPr>
         <w:t>What Is Star Topology?</w:t>
       </w:r>
@@ -99,6 +69,7 @@
         </w:rPr>
         <w:t xml:space="preserve">: </w:t>
       </w:r>
+      <w:proofErr w:type="spellStart"/>
       <w:r>
         <w:rPr>
           <w:rFonts w:ascii="Arial" w:eastAsia="Arial" w:hAnsi="Arial" w:cs="Arial"/>
@@ -110,7 +81,21 @@
           <w:lang w:val="en"/>
           <w14:ligatures w14:val="none"/>
         </w:rPr>
-        <w:t>Chatgpt (GPT</w:t>
+        <w:t>Chatgpt</w:t>
+      </w:r>
+      <w:proofErr w:type="spellEnd"/>
+      <w:r>
+        <w:rPr>
+          <w:rFonts w:ascii="Arial" w:eastAsia="Arial" w:hAnsi="Arial" w:cs="Arial"/>
+          <w:b/>
+          <w:kern w:val="0"/>
+          <w:sz w:val="22"/>
+          <w:szCs w:val="22"/>
+          <w:highlight w:val="darkGray"/>
+          <w:lang w:val="en"/>
+          <w14:ligatures w14:val="none"/>
+        </w:rPr>
+        <w:t xml:space="preserve"> (GPT</w:t>
       </w:r>
       <w:r>
         <w:rPr>
@@ -321,47 +306,23 @@
     </w:p>
     <w:p>
       <w:pPr>
-        <w:spacing w:before="160" w:after="80" w:line="276" w:lineRule="auto"/>
-        <w:outlineLvl w:val="1"/>
-        <w:rPr>
-          <w:rFonts w:asciiTheme="majorHAnsi" w:eastAsiaTheme="majorEastAsia" w:hAnsiTheme="majorHAnsi" w:cstheme="majorBidi"/>
-          <w:b/>
-          <w:bCs/>
-          <w:color w:val="2F5496" w:themeColor="accent1" w:themeShade="BF"/>
-          <w:kern w:val="0"/>
-          <w:sz w:val="34"/>
-          <w:szCs w:val="34"/>
-          <w:lang w:val="en"/>
-          <w14:ligatures w14:val="none"/>
+        <w:pStyle w:val="Heading2"/>
+        <w:rPr>
+          <w:lang w:val="en"/>
         </w:rPr>
       </w:pPr>
       <w:bookmarkStart w:id="1" w:name="_2c7froc7gr1a" w:colFirst="0" w:colLast="0"/>
       <w:bookmarkEnd w:id="1"/>
       <w:r>
         <w:rPr>
-          <w:rFonts w:ascii="Segoe UI Emoji" w:eastAsiaTheme="majorEastAsia" w:hAnsi="Segoe UI Emoji" w:cs="Segoe UI Emoji"/>
-          <w:b/>
-          <w:bCs/>
-          <w:color w:val="2F5496" w:themeColor="accent1" w:themeShade="BF"/>
-          <w:kern w:val="0"/>
-          <w:sz w:val="34"/>
-          <w:szCs w:val="34"/>
-          <w:lang w:val="en"/>
-          <w14:ligatures w14:val="none"/>
+          <w:rFonts w:ascii="Segoe UI Emoji" w:hAnsi="Segoe UI Emoji" w:cs="Segoe UI Emoji"/>
+          <w:lang w:val="en"/>
         </w:rPr>
         <w:t>🧠</w:t>
       </w:r>
       <w:r>
         <w:rPr>
-          <w:rFonts w:asciiTheme="majorHAnsi" w:eastAsiaTheme="majorEastAsia" w:hAnsiTheme="majorHAnsi" w:cstheme="majorBidi"/>
-          <w:b/>
-          <w:bCs/>
-          <w:color w:val="2F5496" w:themeColor="accent1" w:themeShade="BF"/>
-          <w:kern w:val="0"/>
-          <w:sz w:val="34"/>
-          <w:szCs w:val="34"/>
-          <w:lang w:val="en"/>
-          <w14:ligatures w14:val="none"/>
+          <w:lang w:val="en"/>
         </w:rPr>
         <w:t xml:space="preserve"> Simple Definition:</w:t>
       </w:r>
@@ -403,6 +364,7 @@
         </w:rPr>
         <w:t xml:space="preserve">: </w:t>
       </w:r>
+      <w:proofErr w:type="spellStart"/>
       <w:r>
         <w:rPr>
           <w:rFonts w:ascii="Arial" w:eastAsia="Arial" w:hAnsi="Arial" w:cs="Arial"/>
@@ -414,7 +376,21 @@
           <w:lang w:val="en"/>
           <w14:ligatures w14:val="none"/>
         </w:rPr>
-        <w:t>Chatgpt (GPT</w:t>
+        <w:t>Chatgpt</w:t>
+      </w:r>
+      <w:proofErr w:type="spellEnd"/>
+      <w:r>
+        <w:rPr>
+          <w:rFonts w:ascii="Arial" w:eastAsia="Arial" w:hAnsi="Arial" w:cs="Arial"/>
+          <w:b/>
+          <w:kern w:val="0"/>
+          <w:sz w:val="22"/>
+          <w:szCs w:val="22"/>
+          <w:highlight w:val="darkGray"/>
+          <w:lang w:val="en"/>
+          <w14:ligatures w14:val="none"/>
+        </w:rPr>
+        <w:t xml:space="preserve"> (GPT</w:t>
       </w:r>
       <w:r>
         <w:rPr>
@@ -560,47 +536,23 @@
     </w:p>
     <w:p>
       <w:pPr>
-        <w:spacing w:before="160" w:after="80" w:line="276" w:lineRule="auto"/>
-        <w:outlineLvl w:val="1"/>
-        <w:rPr>
-          <w:rFonts w:asciiTheme="majorHAnsi" w:eastAsiaTheme="majorEastAsia" w:hAnsiTheme="majorHAnsi" w:cstheme="majorBidi"/>
-          <w:b/>
-          <w:bCs/>
-          <w:color w:val="2F5496" w:themeColor="accent1" w:themeShade="BF"/>
-          <w:kern w:val="0"/>
-          <w:sz w:val="34"/>
-          <w:szCs w:val="34"/>
-          <w:lang w:val="en"/>
-          <w14:ligatures w14:val="none"/>
+        <w:pStyle w:val="Heading2"/>
+        <w:rPr>
+          <w:lang w:val="en"/>
         </w:rPr>
       </w:pPr>
       <w:bookmarkStart w:id="2" w:name="_pufyree2qdk7" w:colFirst="0" w:colLast="0"/>
       <w:bookmarkEnd w:id="2"/>
       <w:r>
         <w:rPr>
-          <w:rFonts w:ascii="Segoe UI Emoji" w:eastAsiaTheme="majorEastAsia" w:hAnsi="Segoe UI Emoji" w:cs="Segoe UI Emoji"/>
-          <w:b/>
-          <w:bCs/>
-          <w:color w:val="2F5496" w:themeColor="accent1" w:themeShade="BF"/>
-          <w:kern w:val="0"/>
-          <w:sz w:val="34"/>
-          <w:szCs w:val="34"/>
-          <w:lang w:val="en"/>
-          <w14:ligatures w14:val="none"/>
+          <w:rFonts w:ascii="Segoe UI Emoji" w:hAnsi="Segoe UI Emoji" w:cs="Segoe UI Emoji"/>
+          <w:lang w:val="en"/>
         </w:rPr>
         <w:t>📷</w:t>
       </w:r>
       <w:r>
         <w:rPr>
-          <w:rFonts w:asciiTheme="majorHAnsi" w:eastAsiaTheme="majorEastAsia" w:hAnsiTheme="majorHAnsi" w:cstheme="majorBidi"/>
-          <w:b/>
-          <w:bCs/>
-          <w:color w:val="2F5496" w:themeColor="accent1" w:themeShade="BF"/>
-          <w:kern w:val="0"/>
-          <w:sz w:val="34"/>
-          <w:szCs w:val="34"/>
-          <w:lang w:val="en"/>
-          <w14:ligatures w14:val="none"/>
+          <w:lang w:val="en"/>
         </w:rPr>
         <w:t xml:space="preserve"> Visual Representation:</w:t>
       </w:r>
@@ -645,6 +597,7 @@
         </w:rPr>
         <w:t xml:space="preserve">: </w:t>
       </w:r>
+      <w:proofErr w:type="spellStart"/>
       <w:r>
         <w:rPr>
           <w:rFonts w:ascii="Arial" w:eastAsia="Arial" w:hAnsi="Arial" w:cs="Arial"/>
@@ -656,7 +609,21 @@
           <w:lang w:val="en"/>
           <w14:ligatures w14:val="none"/>
         </w:rPr>
-        <w:t>Chatgpt (GPT</w:t>
+        <w:t>Chatgpt</w:t>
+      </w:r>
+      <w:proofErr w:type="spellEnd"/>
+      <w:r>
+        <w:rPr>
+          <w:rFonts w:ascii="Arial" w:eastAsia="Arial" w:hAnsi="Arial" w:cs="Arial"/>
+          <w:b/>
+          <w:kern w:val="0"/>
+          <w:sz w:val="22"/>
+          <w:szCs w:val="22"/>
+          <w:highlight w:val="darkGray"/>
+          <w:lang w:val="en"/>
+          <w14:ligatures w14:val="none"/>
+        </w:rPr>
+        <w:t xml:space="preserve"> (GPT</w:t>
       </w:r>
       <w:r>
         <w:rPr>
@@ -866,7 +833,52 @@
           <w:lang w:val="en"/>
           <w14:ligatures w14:val="none"/>
         </w:rPr>
-        <w:t xml:space="preserve">       [PC2]  [PC3]  [Printer]</w:t>
+        <w:lastRenderedPageBreak/>
+        <w:t xml:space="preserve">       [PC2</w:t>
+      </w:r>
+      <w:proofErr w:type="gramStart"/>
+      <w:r>
+        <w:rPr>
+          <w:rFonts w:ascii="Roboto Mono" w:eastAsia="Roboto Mono" w:hAnsi="Roboto Mono" w:cs="Arial"/>
+          <w:kern w:val="0"/>
+          <w:szCs w:val="22"/>
+          <w:lang w:val="en"/>
+          <w14:ligatures w14:val="none"/>
+        </w:rPr>
+        <w:t>]  [</w:t>
+      </w:r>
+      <w:proofErr w:type="gramEnd"/>
+      <w:r>
+        <w:rPr>
+          <w:rFonts w:ascii="Roboto Mono" w:eastAsia="Roboto Mono" w:hAnsi="Roboto Mono" w:cs="Arial"/>
+          <w:kern w:val="0"/>
+          <w:szCs w:val="22"/>
+          <w:lang w:val="en"/>
+          <w14:ligatures w14:val="none"/>
+        </w:rPr>
+        <w:t>PC3</w:t>
+      </w:r>
+      <w:proofErr w:type="gramStart"/>
+      <w:r>
+        <w:rPr>
+          <w:rFonts w:ascii="Roboto Mono" w:eastAsia="Roboto Mono" w:hAnsi="Roboto Mono" w:cs="Arial"/>
+          <w:kern w:val="0"/>
+          <w:szCs w:val="22"/>
+          <w:lang w:val="en"/>
+          <w14:ligatures w14:val="none"/>
+        </w:rPr>
+        <w:t>]  [</w:t>
+      </w:r>
+      <w:proofErr w:type="gramEnd"/>
+      <w:r>
+        <w:rPr>
+          <w:rFonts w:ascii="Roboto Mono" w:eastAsia="Roboto Mono" w:hAnsi="Roboto Mono" w:cs="Arial"/>
+          <w:kern w:val="0"/>
+          <w:szCs w:val="22"/>
+          <w:lang w:val="en"/>
+          <w14:ligatures w14:val="none"/>
+        </w:rPr>
+        <w:t>Printer]</w:t>
       </w:r>
     </w:p>
     <w:p>
@@ -954,47 +966,23 @@
     </w:p>
     <w:p>
       <w:pPr>
-        <w:spacing w:before="160" w:after="80" w:line="276" w:lineRule="auto"/>
-        <w:outlineLvl w:val="1"/>
-        <w:rPr>
-          <w:rFonts w:asciiTheme="majorHAnsi" w:eastAsiaTheme="majorEastAsia" w:hAnsiTheme="majorHAnsi" w:cstheme="majorBidi"/>
-          <w:b/>
-          <w:bCs/>
-          <w:color w:val="2F5496" w:themeColor="accent1" w:themeShade="BF"/>
-          <w:kern w:val="0"/>
-          <w:sz w:val="34"/>
-          <w:szCs w:val="34"/>
-          <w:lang w:val="en"/>
-          <w14:ligatures w14:val="none"/>
+        <w:pStyle w:val="Heading2"/>
+        <w:rPr>
+          <w:lang w:val="en"/>
         </w:rPr>
       </w:pPr>
       <w:bookmarkStart w:id="3" w:name="_5nieuor6m5no" w:colFirst="0" w:colLast="0"/>
       <w:bookmarkEnd w:id="3"/>
       <w:r>
         <w:rPr>
-          <w:rFonts w:ascii="Segoe UI Emoji" w:eastAsiaTheme="majorEastAsia" w:hAnsi="Segoe UI Emoji" w:cs="Segoe UI Emoji"/>
-          <w:b/>
-          <w:bCs/>
-          <w:color w:val="2F5496" w:themeColor="accent1" w:themeShade="BF"/>
-          <w:kern w:val="0"/>
-          <w:sz w:val="34"/>
-          <w:szCs w:val="34"/>
-          <w:lang w:val="en"/>
-          <w14:ligatures w14:val="none"/>
+          <w:rFonts w:ascii="Segoe UI Emoji" w:hAnsi="Segoe UI Emoji" w:cs="Segoe UI Emoji"/>
+          <w:lang w:val="en"/>
         </w:rPr>
         <w:t>🔁</w:t>
       </w:r>
       <w:r>
         <w:rPr>
-          <w:rFonts w:asciiTheme="majorHAnsi" w:eastAsiaTheme="majorEastAsia" w:hAnsiTheme="majorHAnsi" w:cstheme="majorBidi"/>
-          <w:b/>
-          <w:bCs/>
-          <w:color w:val="2F5496" w:themeColor="accent1" w:themeShade="BF"/>
-          <w:kern w:val="0"/>
-          <w:sz w:val="34"/>
-          <w:szCs w:val="34"/>
-          <w:lang w:val="en"/>
-          <w14:ligatures w14:val="none"/>
+          <w:lang w:val="en"/>
         </w:rPr>
         <w:t xml:space="preserve"> How It Works</w:t>
       </w:r>
@@ -1036,6 +1024,7 @@
         </w:rPr>
         <w:t xml:space="preserve">: </w:t>
       </w:r>
+      <w:proofErr w:type="spellStart"/>
       <w:r>
         <w:rPr>
           <w:rFonts w:ascii="Arial" w:eastAsia="Arial" w:hAnsi="Arial" w:cs="Arial"/>
@@ -1047,7 +1036,21 @@
           <w:lang w:val="en"/>
           <w14:ligatures w14:val="none"/>
         </w:rPr>
-        <w:t>Chatgpt (GPT</w:t>
+        <w:t>Chatgpt</w:t>
+      </w:r>
+      <w:proofErr w:type="spellEnd"/>
+      <w:r>
+        <w:rPr>
+          <w:rFonts w:ascii="Arial" w:eastAsia="Arial" w:hAnsi="Arial" w:cs="Arial"/>
+          <w:b/>
+          <w:kern w:val="0"/>
+          <w:sz w:val="22"/>
+          <w:szCs w:val="22"/>
+          <w:highlight w:val="darkGray"/>
+          <w:lang w:val="en"/>
+          <w14:ligatures w14:val="none"/>
+        </w:rPr>
+        <w:t xml:space="preserve"> (GPT</w:t>
       </w:r>
       <w:r>
         <w:rPr>
@@ -1317,18 +1320,9 @@
     </w:p>
     <w:p>
       <w:pPr>
-        <w:spacing w:before="160" w:after="80" w:line="276" w:lineRule="auto"/>
-        <w:outlineLvl w:val="1"/>
-        <w:rPr>
-          <w:rFonts w:asciiTheme="majorHAnsi" w:eastAsiaTheme="majorEastAsia" w:hAnsiTheme="majorHAnsi" w:cstheme="majorBidi"/>
-          <w:b/>
-          <w:bCs/>
-          <w:color w:val="2F5496" w:themeColor="accent1" w:themeShade="BF"/>
-          <w:kern w:val="0"/>
-          <w:sz w:val="34"/>
-          <w:szCs w:val="34"/>
-          <w:lang w:val="en"/>
-          <w14:ligatures w14:val="none"/>
+        <w:pStyle w:val="Heading2"/>
+        <w:rPr>
+          <w:lang w:val="en"/>
         </w:rPr>
       </w:pPr>
       <w:bookmarkStart w:id="4" w:name="_mwt5ekp5e9u" w:colFirst="0" w:colLast="0"/>
@@ -1336,28 +1330,14 @@
       <w:r>
         <w:rPr>
           <w:rFonts w:ascii="Segoe UI Emoji" w:eastAsia="Arial Unicode MS" w:hAnsi="Segoe UI Emoji" w:cs="Segoe UI Emoji"/>
-          <w:b/>
-          <w:bCs/>
-          <w:color w:val="2F5496" w:themeColor="accent1" w:themeShade="BF"/>
-          <w:kern w:val="0"/>
-          <w:sz w:val="34"/>
-          <w:szCs w:val="34"/>
-          <w:lang w:val="en"/>
-          <w14:ligatures w14:val="none"/>
+          <w:lang w:val="en"/>
         </w:rPr>
         <w:t>✅</w:t>
       </w:r>
       <w:r>
         <w:rPr>
-          <w:rFonts w:ascii="Arial Unicode MS" w:eastAsia="Arial Unicode MS" w:hAnsi="Arial Unicode MS" w:cs="Arial Unicode MS"/>
-          <w:b/>
-          <w:bCs/>
-          <w:color w:val="2F5496" w:themeColor="accent1" w:themeShade="BF"/>
-          <w:kern w:val="0"/>
-          <w:sz w:val="34"/>
-          <w:szCs w:val="34"/>
-          <w:lang w:val="en"/>
-          <w14:ligatures w14:val="none"/>
+          <w:rFonts w:eastAsia="Arial Unicode MS"/>
+          <w:lang w:val="en"/>
         </w:rPr>
         <w:t xml:space="preserve"> Advantages</w:t>
       </w:r>
@@ -1402,6 +1382,7 @@
         </w:rPr>
         <w:t xml:space="preserve">: </w:t>
       </w:r>
+      <w:proofErr w:type="spellStart"/>
       <w:r>
         <w:rPr>
           <w:rFonts w:ascii="Arial" w:eastAsia="Arial" w:hAnsi="Arial" w:cs="Arial"/>
@@ -1413,7 +1394,21 @@
           <w:lang w:val="en"/>
           <w14:ligatures w14:val="none"/>
         </w:rPr>
-        <w:t>Chatgpt (GPT</w:t>
+        <w:t>Chatgpt</w:t>
+      </w:r>
+      <w:proofErr w:type="spellEnd"/>
+      <w:r>
+        <w:rPr>
+          <w:rFonts w:ascii="Arial" w:eastAsia="Arial" w:hAnsi="Arial" w:cs="Arial"/>
+          <w:b/>
+          <w:kern w:val="0"/>
+          <w:sz w:val="22"/>
+          <w:szCs w:val="22"/>
+          <w:highlight w:val="darkGray"/>
+          <w:lang w:val="en"/>
+          <w14:ligatures w14:val="none"/>
+        </w:rPr>
+        <w:t xml:space="preserve"> (GPT</w:t>
       </w:r>
       <w:r>
         <w:rPr>
@@ -1663,6 +1658,7 @@
                 <w:lang w:val="en"/>
                 <w14:ligatures w14:val="none"/>
               </w:rPr>
+              <w:lastRenderedPageBreak/>
               <w:t>🔌</w:t>
             </w:r>
             <w:r>
@@ -2079,18 +2075,9 @@
     </w:p>
     <w:p>
       <w:pPr>
-        <w:spacing w:before="160" w:after="80" w:line="276" w:lineRule="auto"/>
-        <w:outlineLvl w:val="1"/>
-        <w:rPr>
-          <w:rFonts w:asciiTheme="majorHAnsi" w:eastAsiaTheme="majorEastAsia" w:hAnsiTheme="majorHAnsi" w:cstheme="majorBidi"/>
-          <w:b/>
-          <w:bCs/>
-          <w:color w:val="2F5496" w:themeColor="accent1" w:themeShade="BF"/>
-          <w:kern w:val="0"/>
-          <w:sz w:val="34"/>
-          <w:szCs w:val="34"/>
-          <w:lang w:val="en"/>
-          <w14:ligatures w14:val="none"/>
+        <w:pStyle w:val="Heading2"/>
+        <w:rPr>
+          <w:lang w:val="en"/>
         </w:rPr>
       </w:pPr>
       <w:bookmarkStart w:id="5" w:name="_bf2f0kncpuj2" w:colFirst="0" w:colLast="0"/>
@@ -2098,28 +2085,14 @@
       <w:r>
         <w:rPr>
           <w:rFonts w:ascii="Segoe UI Emoji" w:eastAsia="Arial Unicode MS" w:hAnsi="Segoe UI Emoji" w:cs="Segoe UI Emoji"/>
-          <w:b/>
-          <w:bCs/>
-          <w:color w:val="2F5496" w:themeColor="accent1" w:themeShade="BF"/>
-          <w:kern w:val="0"/>
-          <w:sz w:val="34"/>
-          <w:szCs w:val="34"/>
-          <w:lang w:val="en"/>
-          <w14:ligatures w14:val="none"/>
+          <w:lang w:val="en"/>
         </w:rPr>
         <w:t>❌</w:t>
       </w:r>
       <w:r>
         <w:rPr>
-          <w:rFonts w:ascii="Arial Unicode MS" w:eastAsia="Arial Unicode MS" w:hAnsi="Arial Unicode MS" w:cs="Arial Unicode MS"/>
-          <w:b/>
-          <w:bCs/>
-          <w:color w:val="2F5496" w:themeColor="accent1" w:themeShade="BF"/>
-          <w:kern w:val="0"/>
-          <w:sz w:val="34"/>
-          <w:szCs w:val="34"/>
-          <w:lang w:val="en"/>
-          <w14:ligatures w14:val="none"/>
+          <w:rFonts w:eastAsia="Arial Unicode MS"/>
+          <w:lang w:val="en"/>
         </w:rPr>
         <w:t xml:space="preserve"> Disadvantages</w:t>
       </w:r>
@@ -2164,6 +2137,7 @@
         </w:rPr>
         <w:t xml:space="preserve">: </w:t>
       </w:r>
+      <w:proofErr w:type="spellStart"/>
       <w:r>
         <w:rPr>
           <w:rFonts w:ascii="Arial" w:eastAsia="Arial" w:hAnsi="Arial" w:cs="Arial"/>
@@ -2175,7 +2149,21 @@
           <w:lang w:val="en"/>
           <w14:ligatures w14:val="none"/>
         </w:rPr>
-        <w:t>Chatgpt (GPT</w:t>
+        <w:t>Chatgpt</w:t>
+      </w:r>
+      <w:proofErr w:type="spellEnd"/>
+      <w:r>
+        <w:rPr>
+          <w:rFonts w:ascii="Arial" w:eastAsia="Arial" w:hAnsi="Arial" w:cs="Arial"/>
+          <w:b/>
+          <w:kern w:val="0"/>
+          <w:sz w:val="22"/>
+          <w:szCs w:val="22"/>
+          <w:highlight w:val="darkGray"/>
+          <w:lang w:val="en"/>
+          <w14:ligatures w14:val="none"/>
+        </w:rPr>
+        <w:t xml:space="preserve"> (GPT</w:t>
       </w:r>
       <w:r>
         <w:rPr>
@@ -2816,6 +2804,7 @@
         </w:rPr>
         <w:t xml:space="preserve">: </w:t>
       </w:r>
+      <w:proofErr w:type="spellStart"/>
       <w:r>
         <w:rPr>
           <w:rFonts w:ascii="Arial" w:eastAsia="Arial" w:hAnsi="Arial" w:cs="Arial"/>
@@ -2827,7 +2816,21 @@
           <w:lang w:val="en"/>
           <w14:ligatures w14:val="none"/>
         </w:rPr>
-        <w:t>Chatgpt (GPT</w:t>
+        <w:t>Chatgpt</w:t>
+      </w:r>
+      <w:proofErr w:type="spellEnd"/>
+      <w:r>
+        <w:rPr>
+          <w:rFonts w:ascii="Arial" w:eastAsia="Arial" w:hAnsi="Arial" w:cs="Arial"/>
+          <w:b/>
+          <w:kern w:val="0"/>
+          <w:sz w:val="22"/>
+          <w:szCs w:val="22"/>
+          <w:highlight w:val="darkGray"/>
+          <w:lang w:val="en"/>
+          <w14:ligatures w14:val="none"/>
+        </w:rPr>
+        <w:t xml:space="preserve"> (GPT</w:t>
       </w:r>
       <w:r>
         <w:rPr>
@@ -2882,6 +2885,7 @@
           <w:lang w:val="en"/>
           <w14:ligatures w14:val="none"/>
         </w:rPr>
+        <w:lastRenderedPageBreak/>
         <w:t>Central device</w:t>
       </w:r>
       <w:r>
@@ -3030,47 +3034,23 @@
     </w:p>
     <w:p>
       <w:pPr>
-        <w:spacing w:before="160" w:after="80" w:line="276" w:lineRule="auto"/>
-        <w:outlineLvl w:val="1"/>
-        <w:rPr>
-          <w:rFonts w:asciiTheme="majorHAnsi" w:eastAsiaTheme="majorEastAsia" w:hAnsiTheme="majorHAnsi" w:cstheme="majorBidi"/>
-          <w:b/>
-          <w:bCs/>
-          <w:color w:val="2F5496" w:themeColor="accent1" w:themeShade="BF"/>
-          <w:kern w:val="0"/>
-          <w:sz w:val="34"/>
-          <w:szCs w:val="34"/>
-          <w:lang w:val="en"/>
-          <w14:ligatures w14:val="none"/>
+        <w:pStyle w:val="Heading2"/>
+        <w:rPr>
+          <w:lang w:val="en"/>
         </w:rPr>
       </w:pPr>
       <w:bookmarkStart w:id="7" w:name="_wyq0qhkxq8d0" w:colFirst="0" w:colLast="0"/>
       <w:bookmarkEnd w:id="7"/>
       <w:r>
         <w:rPr>
-          <w:rFonts w:ascii="Segoe UI Emoji" w:eastAsiaTheme="majorEastAsia" w:hAnsi="Segoe UI Emoji" w:cs="Segoe UI Emoji"/>
-          <w:b/>
-          <w:bCs/>
-          <w:color w:val="2F5496" w:themeColor="accent1" w:themeShade="BF"/>
-          <w:kern w:val="0"/>
-          <w:sz w:val="34"/>
-          <w:szCs w:val="34"/>
-          <w:lang w:val="en"/>
-          <w14:ligatures w14:val="none"/>
+          <w:rFonts w:ascii="Segoe UI Emoji" w:hAnsi="Segoe UI Emoji" w:cs="Segoe UI Emoji"/>
+          <w:lang w:val="en"/>
         </w:rPr>
         <w:t>📍</w:t>
       </w:r>
       <w:r>
         <w:rPr>
-          <w:rFonts w:asciiTheme="majorHAnsi" w:eastAsiaTheme="majorEastAsia" w:hAnsiTheme="majorHAnsi" w:cstheme="majorBidi"/>
-          <w:b/>
-          <w:bCs/>
-          <w:color w:val="2F5496" w:themeColor="accent1" w:themeShade="BF"/>
-          <w:kern w:val="0"/>
-          <w:sz w:val="34"/>
-          <w:szCs w:val="34"/>
-          <w:lang w:val="en"/>
-          <w14:ligatures w14:val="none"/>
+          <w:lang w:val="en"/>
         </w:rPr>
         <w:t xml:space="preserve"> Common Use Cases</w:t>
       </w:r>
@@ -3115,6 +3095,7 @@
         </w:rPr>
         <w:t xml:space="preserve">: </w:t>
       </w:r>
+      <w:proofErr w:type="spellStart"/>
       <w:r>
         <w:rPr>
           <w:rFonts w:ascii="Arial" w:eastAsia="Arial" w:hAnsi="Arial" w:cs="Arial"/>
@@ -3126,7 +3107,21 @@
           <w:lang w:val="en"/>
           <w14:ligatures w14:val="none"/>
         </w:rPr>
-        <w:t>Chatgpt (GPT</w:t>
+        <w:t>Chatgpt</w:t>
+      </w:r>
+      <w:proofErr w:type="spellEnd"/>
+      <w:r>
+        <w:rPr>
+          <w:rFonts w:ascii="Arial" w:eastAsia="Arial" w:hAnsi="Arial" w:cs="Arial"/>
+          <w:b/>
+          <w:kern w:val="0"/>
+          <w:sz w:val="22"/>
+          <w:szCs w:val="22"/>
+          <w:highlight w:val="darkGray"/>
+          <w:lang w:val="en"/>
+          <w14:ligatures w14:val="none"/>
+        </w:rPr>
+        <w:t xml:space="preserve"> (GPT</w:t>
       </w:r>
       <w:r>
         <w:rPr>
@@ -3649,47 +3644,23 @@
     </w:p>
     <w:p>
       <w:pPr>
-        <w:spacing w:before="160" w:after="80" w:line="276" w:lineRule="auto"/>
-        <w:outlineLvl w:val="1"/>
-        <w:rPr>
-          <w:rFonts w:asciiTheme="majorHAnsi" w:eastAsiaTheme="majorEastAsia" w:hAnsiTheme="majorHAnsi" w:cstheme="majorBidi"/>
-          <w:b/>
-          <w:bCs/>
-          <w:color w:val="2F5496" w:themeColor="accent1" w:themeShade="BF"/>
-          <w:kern w:val="0"/>
-          <w:sz w:val="34"/>
-          <w:szCs w:val="34"/>
-          <w:lang w:val="en"/>
-          <w14:ligatures w14:val="none"/>
+        <w:pStyle w:val="Heading2"/>
+        <w:rPr>
+          <w:lang w:val="en"/>
         </w:rPr>
       </w:pPr>
       <w:bookmarkStart w:id="8" w:name="_hqmcznq9yb4b" w:colFirst="0" w:colLast="0"/>
       <w:bookmarkEnd w:id="8"/>
       <w:r>
         <w:rPr>
-          <w:rFonts w:ascii="Segoe UI Emoji" w:eastAsiaTheme="majorEastAsia" w:hAnsi="Segoe UI Emoji" w:cs="Segoe UI Emoji"/>
-          <w:b/>
-          <w:bCs/>
-          <w:color w:val="2F5496" w:themeColor="accent1" w:themeShade="BF"/>
-          <w:kern w:val="0"/>
-          <w:sz w:val="34"/>
-          <w:szCs w:val="34"/>
-          <w:lang w:val="en"/>
-          <w14:ligatures w14:val="none"/>
+          <w:rFonts w:ascii="Segoe UI Emoji" w:hAnsi="Segoe UI Emoji" w:cs="Segoe UI Emoji"/>
+          <w:lang w:val="en"/>
         </w:rPr>
         <w:t>🧾</w:t>
       </w:r>
       <w:r>
         <w:rPr>
-          <w:rFonts w:asciiTheme="majorHAnsi" w:eastAsiaTheme="majorEastAsia" w:hAnsiTheme="majorHAnsi" w:cstheme="majorBidi"/>
-          <w:b/>
-          <w:bCs/>
-          <w:color w:val="2F5496" w:themeColor="accent1" w:themeShade="BF"/>
-          <w:kern w:val="0"/>
-          <w:sz w:val="34"/>
-          <w:szCs w:val="34"/>
-          <w:lang w:val="en"/>
-          <w14:ligatures w14:val="none"/>
+          <w:lang w:val="en"/>
         </w:rPr>
         <w:t xml:space="preserve"> Comparison: Star vs Bus</w:t>
       </w:r>
@@ -3734,6 +3705,7 @@
         </w:rPr>
         <w:t xml:space="preserve">: </w:t>
       </w:r>
+      <w:proofErr w:type="spellStart"/>
       <w:r>
         <w:rPr>
           <w:rFonts w:ascii="Arial" w:eastAsia="Arial" w:hAnsi="Arial" w:cs="Arial"/>
@@ -3745,7 +3717,21 @@
           <w:lang w:val="en"/>
           <w14:ligatures w14:val="none"/>
         </w:rPr>
-        <w:t>Chatgpt (GPT</w:t>
+        <w:t>Chatgpt</w:t>
+      </w:r>
+      <w:proofErr w:type="spellEnd"/>
+      <w:r>
+        <w:rPr>
+          <w:rFonts w:ascii="Arial" w:eastAsia="Arial" w:hAnsi="Arial" w:cs="Arial"/>
+          <w:b/>
+          <w:kern w:val="0"/>
+          <w:sz w:val="22"/>
+          <w:szCs w:val="22"/>
+          <w:highlight w:val="darkGray"/>
+          <w:lang w:val="en"/>
+          <w14:ligatures w14:val="none"/>
+        </w:rPr>
+        <w:t xml:space="preserve"> (GPT</w:t>
       </w:r>
       <w:r>
         <w:rPr>
@@ -3796,6 +3782,7 @@
           <w:lang w:val="en"/>
           <w14:ligatures w14:val="none"/>
         </w:rPr>
+        <w:lastRenderedPageBreak/>
         <w:drawing>
           <wp:inline distT="114300" distB="114300" distL="114300" distR="114300" wp14:anchorId="32E3F15C" wp14:editId="6DAF1C7B">
             <wp:extent cx="5943600" cy="1651000"/>
@@ -4527,18 +4514,9 @@
     </w:p>
     <w:p>
       <w:pPr>
-        <w:spacing w:before="160" w:after="80" w:line="276" w:lineRule="auto"/>
-        <w:outlineLvl w:val="1"/>
-        <w:rPr>
-          <w:rFonts w:asciiTheme="majorHAnsi" w:eastAsiaTheme="majorEastAsia" w:hAnsiTheme="majorHAnsi" w:cstheme="majorBidi"/>
-          <w:b/>
-          <w:bCs/>
-          <w:color w:val="2F5496" w:themeColor="accent1" w:themeShade="BF"/>
-          <w:kern w:val="0"/>
-          <w:sz w:val="34"/>
-          <w:szCs w:val="34"/>
-          <w:lang w:val="en"/>
-          <w14:ligatures w14:val="none"/>
+        <w:pStyle w:val="Heading2"/>
+        <w:rPr>
+          <w:lang w:val="en"/>
         </w:rPr>
       </w:pPr>
       <w:bookmarkStart w:id="9" w:name="_2vvtld8je5u8" w:colFirst="0" w:colLast="0"/>
@@ -4546,28 +4524,14 @@
       <w:r>
         <w:rPr>
           <w:rFonts w:ascii="Segoe UI Emoji" w:eastAsia="Arial Unicode MS" w:hAnsi="Segoe UI Emoji" w:cs="Segoe UI Emoji"/>
-          <w:b/>
-          <w:bCs/>
-          <w:color w:val="2F5496" w:themeColor="accent1" w:themeShade="BF"/>
-          <w:kern w:val="0"/>
-          <w:sz w:val="34"/>
-          <w:szCs w:val="34"/>
-          <w:lang w:val="en"/>
-          <w14:ligatures w14:val="none"/>
+          <w:lang w:val="en"/>
         </w:rPr>
         <w:t>✅</w:t>
       </w:r>
       <w:r>
         <w:rPr>
-          <w:rFonts w:ascii="Arial Unicode MS" w:eastAsia="Arial Unicode MS" w:hAnsi="Arial Unicode MS" w:cs="Arial Unicode MS"/>
-          <w:b/>
-          <w:bCs/>
-          <w:color w:val="2F5496" w:themeColor="accent1" w:themeShade="BF"/>
-          <w:kern w:val="0"/>
-          <w:sz w:val="34"/>
-          <w:szCs w:val="34"/>
-          <w:lang w:val="en"/>
-          <w14:ligatures w14:val="none"/>
+          <w:rFonts w:eastAsia="Arial Unicode MS"/>
+          <w:lang w:val="en"/>
         </w:rPr>
         <w:t xml:space="preserve"> Summary</w:t>
       </w:r>
@@ -4612,6 +4576,7 @@
         </w:rPr>
         <w:t xml:space="preserve">: </w:t>
       </w:r>
+      <w:proofErr w:type="spellStart"/>
       <w:r>
         <w:rPr>
           <w:rFonts w:ascii="Arial" w:eastAsia="Arial" w:hAnsi="Arial" w:cs="Arial"/>
@@ -4623,7 +4588,21 @@
           <w:lang w:val="en"/>
           <w14:ligatures w14:val="none"/>
         </w:rPr>
-        <w:t>Chatgpt (GPT</w:t>
+        <w:t>Chatgpt</w:t>
+      </w:r>
+      <w:proofErr w:type="spellEnd"/>
+      <w:r>
+        <w:rPr>
+          <w:rFonts w:ascii="Arial" w:eastAsia="Arial" w:hAnsi="Arial" w:cs="Arial"/>
+          <w:b/>
+          <w:kern w:val="0"/>
+          <w:sz w:val="22"/>
+          <w:szCs w:val="22"/>
+          <w:highlight w:val="darkGray"/>
+          <w:lang w:val="en"/>
+          <w14:ligatures w14:val="none"/>
+        </w:rPr>
+        <w:t xml:space="preserve"> (GPT</w:t>
       </w:r>
       <w:r>
         <w:rPr>
@@ -4875,6 +4854,7 @@
                 <w:lang w:val="en"/>
                 <w14:ligatures w14:val="none"/>
               </w:rPr>
+              <w:lastRenderedPageBreak/>
               <w:t>Design</w:t>
             </w:r>
           </w:p>
@@ -5909,7 +5889,6 @@
     <w:next w:val="Normal"/>
     <w:link w:val="Heading2Char"/>
     <w:uiPriority w:val="9"/>
-    <w:semiHidden/>
     <w:unhideWhenUsed/>
     <w:qFormat/>
     <w:rsid w:val="00665573"/>
@@ -6126,7 +6105,6 @@
     <w:basedOn w:val="DefaultParagraphFont"/>
     <w:link w:val="Heading2"/>
     <w:uiPriority w:val="9"/>
-    <w:semiHidden/>
     <w:rsid w:val="00665573"/>
     <w:rPr>
       <w:rFonts w:asciiTheme="majorHAnsi" w:eastAsiaTheme="majorEastAsia" w:hAnsiTheme="majorHAnsi" w:cstheme="majorBidi"/>
